--- a/AI/ChatbotOCR/SOLUTION_BRIEF.docx
+++ b/AI/ChatbotOCR/SOLUTION_BRIEF.docx
@@ -8,12 +8,12 @@
       </w:pPr>
       <w:r>
         <w:rPr>
-          <w:rFonts w:ascii="Segoe UI" w:hAnsi="Segoe UI"/>
+          <w:rFonts w:ascii="Calibri" w:hAnsi="Calibri"/>
           <w:b/>
-          <w:color w:val="1E3A8A"/>
+          <w:color w:val="000000"/>
           <w:sz w:val="36"/>
         </w:rPr>
-        <w:t>SOLUTION BRIEF: SUPPORT SCREENSHOT ASSISTANT</w:t>
+        <w:t>Support Screenshot Chatbot: End-to-End Pipeline</w:t>
       </w:r>
     </w:p>
     <w:p>
@@ -22,12 +22,12 @@
       </w:pPr>
       <w:r>
         <w:rPr>
-          <w:rFonts w:ascii="Segoe UI" w:hAnsi="Segoe UI"/>
+          <w:rFonts w:ascii="Calibri" w:hAnsi="Calibri"/>
           <w:i/>
-          <w:color w:val="4B5563"/>
+          <w:color w:val="000000"/>
           <w:sz w:val="22"/>
         </w:rPr>
-        <w:t>Automated Multimodal Technical Troubleshooting with Non-LLM Extraction &amp; Milvus Lite Vector Search</w:t>
+        <w:t>Project Overview and Step-by-Step Processing Flow</w:t>
       </w:r>
     </w:p>
     <w:tbl>
@@ -55,12 +55,12 @@
         <w:tc>
           <w:tcPr>
             <w:tcW w:type="dxa" w:w="1728"/>
-            <w:shd w:fill="F8FAFC"/>
+            <w:shd w:fill="F3F4F6"/>
             <w:tcMar>
-              <w:top w:w="60" w:type="dxa"/>
-              <w:bottom w:w="60" w:type="dxa"/>
-              <w:left w:w="100" w:type="dxa"/>
-              <w:right w:w="100" w:type="dxa"/>
+              <w:top w:w="50" w:type="dxa"/>
+              <w:bottom w:w="50" w:type="dxa"/>
+              <w:left w:w="80" w:type="dxa"/>
+              <w:right w:w="80" w:type="dxa"/>
             </w:tcMar>
           </w:tcPr>
           <w:p>
@@ -69,10 +69,10 @@
             </w:pPr>
             <w:r>
               <w:rPr>
-                <w:rFonts w:ascii="Segoe UI" w:hAnsi="Segoe UI"/>
+                <w:rFonts w:ascii="Calibri" w:hAnsi="Calibri"/>
                 <w:b/>
-                <w:color w:val="4B5563"/>
-                <w:sz w:val="17"/>
+                <w:color w:val="000000"/>
+                <w:sz w:val="18"/>
               </w:rPr>
               <w:t>Project:</w:t>
             </w:r>
@@ -81,12 +81,12 @@
         <w:tc>
           <w:tcPr>
             <w:tcW w:type="dxa" w:w="3024"/>
-            <w:shd w:fill="F8FAFC"/>
+            <w:shd w:fill="FFFFFF"/>
             <w:tcMar>
-              <w:top w:w="60" w:type="dxa"/>
-              <w:bottom w:w="60" w:type="dxa"/>
-              <w:left w:w="100" w:type="dxa"/>
-              <w:right w:w="100" w:type="dxa"/>
+              <w:top w:w="50" w:type="dxa"/>
+              <w:bottom w:w="50" w:type="dxa"/>
+              <w:left w:w="80" w:type="dxa"/>
+              <w:right w:w="80" w:type="dxa"/>
             </w:tcMar>
           </w:tcPr>
           <w:p>
@@ -95,23 +95,23 @@
             </w:pPr>
             <w:r>
               <w:rPr>
-                <w:rFonts w:ascii="Segoe UI" w:hAnsi="Segoe UI"/>
-                <w:color w:val="1E3A8A"/>
-                <w:sz w:val="17"/>
+                <w:rFonts w:ascii="Calibri" w:hAnsi="Calibri"/>
+                <w:color w:val="000000"/>
+                <w:sz w:val="18"/>
               </w:rPr>
-              <w:t>ChatbotOCR Enterprise Support</w:t>
+              <w:t>Screenshot Support Assistant</w:t>
             </w:r>
           </w:p>
         </w:tc>
         <w:tc>
           <w:tcPr>
             <w:tcW w:type="dxa" w:w="1728"/>
-            <w:shd w:fill="F8FAFC"/>
+            <w:shd w:fill="F3F4F6"/>
             <w:tcMar>
-              <w:top w:w="60" w:type="dxa"/>
-              <w:bottom w:w="60" w:type="dxa"/>
-              <w:left w:w="100" w:type="dxa"/>
-              <w:right w:w="100" w:type="dxa"/>
+              <w:top w:w="50" w:type="dxa"/>
+              <w:bottom w:w="50" w:type="dxa"/>
+              <w:left w:w="80" w:type="dxa"/>
+              <w:right w:w="80" w:type="dxa"/>
             </w:tcMar>
           </w:tcPr>
           <w:p>
@@ -120,10 +120,10 @@
             </w:pPr>
             <w:r>
               <w:rPr>
-                <w:rFonts w:ascii="Segoe UI" w:hAnsi="Segoe UI"/>
+                <w:rFonts w:ascii="Calibri" w:hAnsi="Calibri"/>
                 <w:b/>
-                <w:color w:val="4B5563"/>
-                <w:sz w:val="17"/>
+                <w:color w:val="000000"/>
+                <w:sz w:val="18"/>
               </w:rPr>
               <w:t>Date / Version:</w:t>
             </w:r>
@@ -132,12 +132,12 @@
         <w:tc>
           <w:tcPr>
             <w:tcW w:type="dxa" w:w="2880"/>
-            <w:shd w:fill="F8FAFC"/>
+            <w:shd w:fill="FFFFFF"/>
             <w:tcMar>
-              <w:top w:w="60" w:type="dxa"/>
-              <w:bottom w:w="60" w:type="dxa"/>
-              <w:left w:w="100" w:type="dxa"/>
-              <w:right w:w="100" w:type="dxa"/>
+              <w:top w:w="50" w:type="dxa"/>
+              <w:bottom w:w="50" w:type="dxa"/>
+              <w:left w:w="80" w:type="dxa"/>
+              <w:right w:w="80" w:type="dxa"/>
             </w:tcMar>
           </w:tcPr>
           <w:p>
@@ -146,9 +146,9 @@
             </w:pPr>
             <w:r>
               <w:rPr>
-                <w:rFonts w:ascii="Segoe UI" w:hAnsi="Segoe UI"/>
-                <w:color w:val="1E3A8A"/>
-                <w:sz w:val="17"/>
+                <w:rFonts w:ascii="Calibri" w:hAnsi="Calibri"/>
+                <w:color w:val="000000"/>
+                <w:sz w:val="18"/>
               </w:rPr>
               <w:t>October 2026 / Release v1.0.0</w:t>
             </w:r>
@@ -159,12 +159,12 @@
         <w:tc>
           <w:tcPr>
             <w:tcW w:type="dxa" w:w="1728"/>
-            <w:shd w:fill="F8FAFC"/>
+            <w:shd w:fill="F3F4F6"/>
             <w:tcMar>
-              <w:top w:w="60" w:type="dxa"/>
-              <w:bottom w:w="60" w:type="dxa"/>
-              <w:left w:w="100" w:type="dxa"/>
-              <w:right w:w="100" w:type="dxa"/>
+              <w:top w:w="50" w:type="dxa"/>
+              <w:bottom w:w="50" w:type="dxa"/>
+              <w:left w:w="80" w:type="dxa"/>
+              <w:right w:w="80" w:type="dxa"/>
             </w:tcMar>
           </w:tcPr>
           <w:p>
@@ -173,24 +173,24 @@
             </w:pPr>
             <w:r>
               <w:rPr>
-                <w:rFonts w:ascii="Segoe UI" w:hAnsi="Segoe UI"/>
+                <w:rFonts w:ascii="Calibri" w:hAnsi="Calibri"/>
                 <w:b/>
-                <w:color w:val="4B5563"/>
-                <w:sz w:val="17"/>
+                <w:color w:val="000000"/>
+                <w:sz w:val="18"/>
               </w:rPr>
-              <w:t>Core Stack:</w:t>
+              <w:t>Technology Stack:</w:t>
             </w:r>
           </w:p>
         </w:tc>
         <w:tc>
           <w:tcPr>
             <w:tcW w:type="dxa" w:w="3024"/>
-            <w:shd w:fill="F8FAFC"/>
+            <w:shd w:fill="FFFFFF"/>
             <w:tcMar>
-              <w:top w:w="60" w:type="dxa"/>
-              <w:bottom w:w="60" w:type="dxa"/>
-              <w:left w:w="100" w:type="dxa"/>
-              <w:right w:w="100" w:type="dxa"/>
+              <w:top w:w="50" w:type="dxa"/>
+              <w:bottom w:w="50" w:type="dxa"/>
+              <w:left w:w="80" w:type="dxa"/>
+              <w:right w:w="80" w:type="dxa"/>
             </w:tcMar>
           </w:tcPr>
           <w:p>
@@ -199,23 +199,23 @@
             </w:pPr>
             <w:r>
               <w:rPr>
-                <w:rFonts w:ascii="Segoe UI" w:hAnsi="Segoe UI"/>
-                <w:color w:val="1E3A8A"/>
-                <w:sz w:val="17"/>
+                <w:rFonts w:ascii="Calibri" w:hAnsi="Calibri"/>
+                <w:color w:val="000000"/>
+                <w:sz w:val="18"/>
               </w:rPr>
-              <w:t>PaddleOCR + Milvus Lite + PolyRAG 0.2.0</w:t>
+              <w:t>PaddleOCR + Milvus Lite + PolyRAG</w:t>
             </w:r>
           </w:p>
         </w:tc>
         <w:tc>
           <w:tcPr>
             <w:tcW w:type="dxa" w:w="1728"/>
-            <w:shd w:fill="F8FAFC"/>
+            <w:shd w:fill="F3F4F6"/>
             <w:tcMar>
-              <w:top w:w="60" w:type="dxa"/>
-              <w:bottom w:w="60" w:type="dxa"/>
-              <w:left w:w="100" w:type="dxa"/>
-              <w:right w:w="100" w:type="dxa"/>
+              <w:top w:w="50" w:type="dxa"/>
+              <w:bottom w:w="50" w:type="dxa"/>
+              <w:left w:w="80" w:type="dxa"/>
+              <w:right w:w="80" w:type="dxa"/>
             </w:tcMar>
           </w:tcPr>
           <w:p>
@@ -224,24 +224,24 @@
             </w:pPr>
             <w:r>
               <w:rPr>
-                <w:rFonts w:ascii="Segoe UI" w:hAnsi="Segoe UI"/>
+                <w:rFonts w:ascii="Calibri" w:hAnsi="Calibri"/>
                 <w:b/>
-                <w:color w:val="4B5563"/>
-                <w:sz w:val="17"/>
+                <w:color w:val="000000"/>
+                <w:sz w:val="18"/>
               </w:rPr>
-              <w:t>Author / Org:</w:t>
+              <w:t>Author / Organization:</w:t>
             </w:r>
           </w:p>
         </w:tc>
         <w:tc>
           <w:tcPr>
             <w:tcW w:type="dxa" w:w="2880"/>
-            <w:shd w:fill="F8FAFC"/>
+            <w:shd w:fill="FFFFFF"/>
             <w:tcMar>
-              <w:top w:w="60" w:type="dxa"/>
-              <w:bottom w:w="60" w:type="dxa"/>
-              <w:left w:w="100" w:type="dxa"/>
-              <w:right w:w="100" w:type="dxa"/>
+              <w:top w:w="50" w:type="dxa"/>
+              <w:bottom w:w="50" w:type="dxa"/>
+              <w:left w:w="80" w:type="dxa"/>
+              <w:right w:w="80" w:type="dxa"/>
             </w:tcMar>
           </w:tcPr>
           <w:p>
@@ -250,9 +250,9 @@
             </w:pPr>
             <w:r>
               <w:rPr>
-                <w:rFonts w:ascii="Segoe UI" w:hAnsi="Segoe UI"/>
-                <w:color w:val="1E3A8A"/>
-                <w:sz w:val="17"/>
+                <w:rFonts w:ascii="Calibri" w:hAnsi="Calibri"/>
+                <w:color w:val="000000"/>
+                <w:sz w:val="18"/>
               </w:rPr>
               <w:t>MaivenPoint AI Team / Quan (Leon) Phan</w:t>
             </w:r>
@@ -272,12 +272,12 @@
       </w:pPr>
       <w:r>
         <w:rPr>
-          <w:rFonts w:ascii="Segoe UI" w:hAnsi="Segoe UI"/>
+          <w:rFonts w:ascii="Calibri" w:hAnsi="Calibri"/>
           <w:b/>
-          <w:color w:val="1E3A8A"/>
-          <w:sz w:val="28"/>
+          <w:color w:val="000000"/>
+          <w:sz w:val="26"/>
         </w:rPr>
-        <w:t>1. Executive Summary &amp; Problem Understanding</w:t>
+        <w:t>1. Project Overview &amp; What It Does</w:t>
       </w:r>
     </w:p>
     <w:p>
@@ -286,11 +286,11 @@
       </w:pPr>
       <w:r>
         <w:rPr>
-          <w:rFonts w:ascii="Segoe UI" w:hAnsi="Segoe UI"/>
-          <w:color w:val="1F2937"/>
-          <w:sz w:val="20"/>
+          <w:rFonts w:ascii="Calibri" w:hAnsi="Calibri"/>
+          <w:color w:val="000000"/>
+          <w:sz w:val="21"/>
         </w:rPr>
-        <w:t>Customer support teams process hundreds of incident tickets daily. In modern enterprise environments, customers predominantly communicate issues by capturing screenshots of error modals, stack traces, and failure dialogs. The standard manual resolution workflow involves substantial cognitive overhead: support engineers must manually transcribe cryptic error codes, search disconnected technical knowledge repositories, formulate remediation instructions, and draft customer responses. This manual process introduces significant Time-to-Resolution (TTR) delays and variable response consistency.</w:t>
+        <w:t>When customers encounter technical issues in an enterprise platform, they almost always take a screenshot of the error dialog, failure modal, or stack trace and send it to customer support. Typically, a human engineer has to manually read the image, transcribe the error code, search internal knowledge bases, formulate troubleshooting steps, and type out a response. This process is time-consuming and prone to human error.</w:t>
       </w:r>
     </w:p>
     <w:p>
@@ -299,11 +299,11 @@
       </w:pPr>
       <w:r>
         <w:rPr>
-          <w:rFonts w:ascii="Segoe UI" w:hAnsi="Segoe UI"/>
-          <w:color w:val="1F2937"/>
-          <w:sz w:val="20"/>
+          <w:rFonts w:ascii="Calibri" w:hAnsi="Calibri"/>
+          <w:color w:val="000000"/>
+          <w:sz w:val="21"/>
         </w:rPr>
-        <w:t>The Support Screenshot Assistant automates this entire lifecycle through a strictly partitioned architecture. Crucially, the system enforces a non-negotiable architectural boundary: visual information extraction is handled entirely through deterministic computer vision and local OCR—completely independent of Large Language Models. This design guarantees zero hallucinations on critical error codes, ensures customer PII is redacted before leaving the local boundary, slashes inference latency by 10x, and grounds final response generation in verified knowledge-base articles stored in Milvus Lite.</w:t>
+        <w:t>This project builds an automated support chatbot that performs this entire troubleshooting workflow from end to end. The system accepts a customer's screenshot, extracts the technical problem without using an LLM, finds matching troubleshooting procedures in a vector knowledge base (Milvus Lite), and generates a verified, step-by-step resolution for the user in a clean chat window.</w:t>
       </w:r>
     </w:p>
     <w:tbl>
@@ -320,18 +320,18 @@
         <w:tc>
           <w:tcPr>
             <w:tcW w:type="dxa" w:w="10080"/>
-            <w:shd w:fill="F0F7FF"/>
+            <w:shd w:fill="F9FAFB"/>
             <w:tcMar>
-              <w:top w:w="140" w:type="dxa"/>
-              <w:bottom w:w="140" w:type="dxa"/>
-              <w:left w:w="200" w:type="dxa"/>
-              <w:right w:w="200" w:type="dxa"/>
+              <w:top w:w="120" w:type="dxa"/>
+              <w:bottom w:w="120" w:type="dxa"/>
+              <w:left w:w="160" w:type="dxa"/>
+              <w:right w:w="160" w:type="dxa"/>
             </w:tcMar>
             <w:tcBorders>
-              <w:top w:val="none"/>
-              <w:left w:val="single" w:sz="24" w:space="0" w:color="2563EB"/>
-              <w:bottom w:val="none"/>
-              <w:right w:val="none"/>
+              <w:top w:val="single" w:sz="4" w:space="0" w:color="999999"/>
+              <w:left w:val="single" w:sz="18" w:space="0" w:color="000000"/>
+              <w:bottom w:val="single" w:sz="4" w:space="0" w:color="999999"/>
+              <w:right w:val="single" w:sz="4" w:space="0" w:color="999999"/>
             </w:tcBorders>
           </w:tcPr>
           <w:p>
@@ -340,22 +340,1160 @@
             </w:pPr>
             <w:r>
               <w:rPr>
-                <w:rFonts w:ascii="Segoe UI" w:hAnsi="Segoe UI"/>
+                <w:rFonts w:ascii="Calibri" w:hAnsi="Calibri"/>
                 <w:b/>
-                <w:color w:val="1E3A8A"/>
+                <w:color w:val="000000"/>
                 <w:sz w:val="21"/>
               </w:rPr>
-              <w:t>📌 Key Architectural Invariant</w:t>
+              <w:t>Core Architectural Principle</w:t>
               <w:br/>
             </w:r>
             <w:r>
               <w:rPr>
-                <w:rFonts w:ascii="Segoe UI" w:hAnsi="Segoe UI"/>
-                <w:i/>
-                <w:color w:val="1F2937"/>
-                <w:sz w:val="19"/>
+                <w:rFonts w:ascii="Calibri" w:hAnsi="Calibri"/>
+                <w:color w:val="000000"/>
+                <w:sz w:val="20"/>
               </w:rPr>
-              <w:t>Core Architectural Mandate: LLMs must never be used for raw screenshot parsing. Non-LLM deterministic extraction eliminates visual hallucinations, enforces strict local data privacy/credential redaction, and delivers sub-second diagnostic extraction.</w:t>
+              <w:t>Core Rule: Visual information extraction is strictly non-LLM. The system extracts error codes and messages using local OCR and deterministic rules. This prevents hallucinations on exact codes, protects customer privacy by masking sensitive data locally, and keeps extraction latency under 300 milliseconds. The LLM is only used at the very end to write a helpful, grounded response.</w:t>
+            </w:r>
+          </w:p>
+        </w:tc>
+      </w:tr>
+    </w:tbl>
+    <w:p>
+      <w:pPr>
+        <w:spacing w:after="60"/>
+      </w:pPr>
+    </w:p>
+    <w:p>
+      <w:pPr>
+        <w:keepNext/>
+        <w:spacing w:before="280" w:after="80"/>
+      </w:pPr>
+      <w:r>
+        <w:rPr>
+          <w:rFonts w:ascii="Calibri" w:hAnsi="Calibri"/>
+          <w:b/>
+          <w:color w:val="000000"/>
+          <w:sz w:val="26"/>
+        </w:rPr>
+        <w:t>2. End-to-End Pipeline (Step-by-Step Flow)</w:t>
+      </w:r>
+    </w:p>
+    <w:p>
+      <w:pPr>
+        <w:spacing w:before="0" w:after="80" w:line="276" w:lineRule="auto"/>
+      </w:pPr>
+      <w:r>
+        <w:rPr>
+          <w:rFonts w:ascii="Calibri" w:hAnsi="Calibri"/>
+          <w:color w:val="000000"/>
+          <w:sz w:val="21"/>
+        </w:rPr>
+        <w:t>The pipeline processes each user request through five clear, sequential stages from upload to response:</w:t>
+      </w:r>
+    </w:p>
+    <w:p>
+      <w:pPr>
+        <w:keepNext/>
+        <w:spacing w:before="200" w:after="60"/>
+      </w:pPr>
+      <w:r>
+        <w:rPr>
+          <w:rFonts w:ascii="Calibri" w:hAnsi="Calibri"/>
+          <w:b/>
+          <w:color w:val="000000"/>
+          <w:sz w:val="23"/>
+        </w:rPr>
+        <w:t>Step 1: Image Upload &amp; Format Validation</w:t>
+      </w:r>
+    </w:p>
+    <w:p>
+      <w:pPr>
+        <w:spacing w:before="0" w:after="80" w:line="276" w:lineRule="auto"/>
+      </w:pPr>
+      <w:r>
+        <w:rPr>
+          <w:rFonts w:ascii="Calibri" w:hAnsi="Calibri"/>
+          <w:color w:val="000000"/>
+          <w:sz w:val="21"/>
+        </w:rPr>
+        <w:t>The user uploads or drags an error screenshot into the web chat interface (supporting PNG, JPEG, and JPG formats). The server validates the image file to ensure it is not corrupt and decodes it into memory using OpenCV. If an invalid file or unsupported format is submitted, the system immediately returns a helpful error message without crashing.</w:t>
+      </w:r>
+    </w:p>
+    <w:p>
+      <w:pPr>
+        <w:keepNext/>
+        <w:spacing w:before="200" w:after="60"/>
+      </w:pPr>
+      <w:r>
+        <w:rPr>
+          <w:rFonts w:ascii="Calibri" w:hAnsi="Calibri"/>
+          <w:b/>
+          <w:color w:val="000000"/>
+          <w:sz w:val="23"/>
+        </w:rPr>
+        <w:t>Step 2: Image Preprocessing &amp; Local OCR Text Extraction</w:t>
+      </w:r>
+    </w:p>
+    <w:p>
+      <w:pPr>
+        <w:spacing w:before="0" w:after="80" w:line="276" w:lineRule="auto"/>
+      </w:pPr>
+      <w:r>
+        <w:rPr>
+          <w:rFonts w:ascii="Calibri" w:hAnsi="Calibri"/>
+          <w:color w:val="000000"/>
+          <w:sz w:val="21"/>
+        </w:rPr>
+        <w:t>To handle real-world image conditions—such as dark-mode themes, low resolutions, and mild blur—the system preprocesses the image using adaptive thresholding and contrast normalization. Next, a local OCR engine (PaddleOCR PP-OCRv4) scans the image to detect and recognize all visible text blocks without sending any pixels to an external cloud API. A spatial ordering algorithm then sorts the detected text lines vertically and horizontally to restore the natural top-to-bottom reading order of the original dialogue.</w:t>
+      </w:r>
+    </w:p>
+    <w:p>
+      <w:pPr>
+        <w:keepNext/>
+        <w:spacing w:before="200" w:after="60"/>
+      </w:pPr>
+      <w:r>
+        <w:rPr>
+          <w:rFonts w:ascii="Calibri" w:hAnsi="Calibri"/>
+          <w:b/>
+          <w:color w:val="000000"/>
+          <w:sz w:val="23"/>
+        </w:rPr>
+        <w:t>Step 3: Issue Information Extraction &amp; Sensitive Data Redaction</w:t>
+      </w:r>
+    </w:p>
+    <w:p>
+      <w:pPr>
+        <w:spacing w:before="0" w:after="80" w:line="276" w:lineRule="auto"/>
+      </w:pPr>
+      <w:r>
+        <w:rPr>
+          <w:rFonts w:ascii="Calibri" w:hAnsi="Calibri"/>
+          <w:color w:val="000000"/>
+          <w:sz w:val="21"/>
+        </w:rPr>
+        <w:t>Once the text is extracted, a rule-based parser inspects the text stream to identify the core technical issue:</w:t>
+      </w:r>
+    </w:p>
+    <w:p>
+      <w:pPr>
+        <w:pStyle w:val="ListBullet"/>
+        <w:spacing w:before="0" w:after="50" w:line="276" w:lineRule="auto"/>
+      </w:pPr>
+      <w:r>
+        <w:rPr>
+          <w:rFonts w:ascii="Calibri" w:hAnsi="Calibri"/>
+          <w:b/>
+          <w:color w:val="000000"/>
+          <w:sz w:val="20"/>
+        </w:rPr>
+        <w:t xml:space="preserve">Enterprise Error Codes: </w:t>
+      </w:r>
+      <w:r>
+        <w:rPr>
+          <w:rFonts w:ascii="Calibri" w:hAnsi="Calibri"/>
+          <w:color w:val="000000"/>
+          <w:sz w:val="20"/>
+        </w:rPr>
+        <w:t>Detects standardized codes such as AUTH-401, NET-502, DB-TIMEOUT, and ORA error numbers.</w:t>
+      </w:r>
+    </w:p>
+    <w:p>
+      <w:pPr>
+        <w:pStyle w:val="ListBullet"/>
+        <w:spacing w:before="0" w:after="50" w:line="276" w:lineRule="auto"/>
+      </w:pPr>
+      <w:r>
+        <w:rPr>
+          <w:rFonts w:ascii="Calibri" w:hAnsi="Calibri"/>
+          <w:b/>
+          <w:color w:val="000000"/>
+          <w:sz w:val="20"/>
+        </w:rPr>
+        <w:t xml:space="preserve">HTTP Status Codes: </w:t>
+      </w:r>
+      <w:r>
+        <w:rPr>
+          <w:rFonts w:ascii="Calibri" w:hAnsi="Calibri"/>
+          <w:color w:val="000000"/>
+          <w:sz w:val="20"/>
+        </w:rPr>
+        <w:t>Extracts status indicators such as 401 (Unauthorized), 403 (Forbidden), 500, and 502.</w:t>
+      </w:r>
+    </w:p>
+    <w:p>
+      <w:pPr>
+        <w:pStyle w:val="ListBullet"/>
+        <w:spacing w:before="0" w:after="50" w:line="276" w:lineRule="auto"/>
+      </w:pPr>
+      <w:r>
+        <w:rPr>
+          <w:rFonts w:ascii="Calibri" w:hAnsi="Calibri"/>
+          <w:b/>
+          <w:color w:val="000000"/>
+          <w:sz w:val="20"/>
+        </w:rPr>
+        <w:t xml:space="preserve">Incident URLs &amp; Timestamps: </w:t>
+      </w:r>
+      <w:r>
+        <w:rPr>
+          <w:rFonts w:ascii="Calibri" w:hAnsi="Calibri"/>
+          <w:color w:val="000000"/>
+          <w:sz w:val="20"/>
+        </w:rPr>
+        <w:t>Captures visible API endpoints, route paths, and ISO event timestamps.</w:t>
+      </w:r>
+    </w:p>
+    <w:p>
+      <w:pPr>
+        <w:pStyle w:val="ListBullet"/>
+        <w:spacing w:before="0" w:after="50" w:line="276" w:lineRule="auto"/>
+      </w:pPr>
+      <w:r>
+        <w:rPr>
+          <w:rFonts w:ascii="Calibri" w:hAnsi="Calibri"/>
+          <w:b/>
+          <w:color w:val="000000"/>
+          <w:sz w:val="20"/>
+        </w:rPr>
+        <w:t xml:space="preserve">Error Message Text: </w:t>
+      </w:r>
+      <w:r>
+        <w:rPr>
+          <w:rFonts w:ascii="Calibri" w:hAnsi="Calibri"/>
+          <w:color w:val="000000"/>
+          <w:sz w:val="20"/>
+        </w:rPr>
+        <w:t>Filters out common UI button labels (like 'OK', 'Cancel', 'Close') and isolates the true failure description.</w:t>
+      </w:r>
+    </w:p>
+    <w:p>
+      <w:pPr>
+        <w:spacing w:before="0" w:after="80" w:line="276" w:lineRule="auto"/>
+      </w:pPr>
+      <w:r>
+        <w:rPr>
+          <w:rFonts w:ascii="Calibri" w:hAnsi="Calibri"/>
+          <w:color w:val="000000"/>
+          <w:sz w:val="21"/>
+        </w:rPr>
+        <w:t>Privacy Protection: Before any text leaves the local machine, an automated scrubber detects and masks sensitive data. Customer email addresses become [EMAIL_REDACTED], bearer tokens become Bearer [TOKEN_REDACTED], and API keys become [API_KEY_REDACTED].</w:t>
+      </w:r>
+    </w:p>
+    <w:p>
+      <w:pPr>
+        <w:keepNext/>
+        <w:spacing w:before="200" w:after="60"/>
+      </w:pPr>
+      <w:r>
+        <w:rPr>
+          <w:rFonts w:ascii="Calibri" w:hAnsi="Calibri"/>
+          <w:b/>
+          <w:color w:val="000000"/>
+          <w:sz w:val="23"/>
+        </w:rPr>
+        <w:t>Step 4: Vector Knowledge Retrieval from Milvus Lite</w:t>
+      </w:r>
+    </w:p>
+    <w:p>
+      <w:pPr>
+        <w:spacing w:before="0" w:after="80" w:line="276" w:lineRule="auto"/>
+      </w:pPr>
+      <w:r>
+        <w:rPr>
+          <w:rFonts w:ascii="Calibri" w:hAnsi="Calibri"/>
+          <w:color w:val="000000"/>
+          <w:sz w:val="21"/>
+        </w:rPr>
+        <w:t>The sanitized diagnostic summary is converted into a vector embedding using a dense embedding model (all-MiniLM-L6-v2). The system then searches against Milvus Lite, an embedded local vector database containing 12 pre-loaded enterprise support articles (covering authentication, database connection issues, network timeouts, storage limits, and server errors).</w:t>
+      </w:r>
+    </w:p>
+    <w:p>
+      <w:pPr>
+        <w:spacing w:before="0" w:after="80" w:line="276" w:lineRule="auto"/>
+      </w:pPr>
+      <w:r>
+        <w:rPr>
+          <w:rFonts w:ascii="Calibri" w:hAnsi="Calibri"/>
+          <w:color w:val="000000"/>
+          <w:sz w:val="21"/>
+        </w:rPr>
+        <w:t>Exact-Code Match Boosting: To ensure maximum accuracy, the retrieval engine combines semantic vector similarity with an exact error-code bonus. If a retrieved article matches the extracted error code exactly, its ranking is significantly boosted, ensuring the exact troubleshooting guide ranks at the very top.</w:t>
+      </w:r>
+    </w:p>
+    <w:p>
+      <w:pPr>
+        <w:keepNext/>
+        <w:spacing w:before="200" w:after="60"/>
+      </w:pPr>
+      <w:r>
+        <w:rPr>
+          <w:rFonts w:ascii="Calibri" w:hAnsi="Calibri"/>
+          <w:b/>
+          <w:color w:val="000000"/>
+          <w:sz w:val="23"/>
+        </w:rPr>
+        <w:t>Step 5: Grounded Response Generation &amp; Anti-Hallucination Guardrail</w:t>
+      </w:r>
+    </w:p>
+    <w:p>
+      <w:pPr>
+        <w:spacing w:before="0" w:after="80" w:line="276" w:lineRule="auto"/>
+      </w:pPr>
+      <w:r>
+        <w:rPr>
+          <w:rFonts w:ascii="Calibri" w:hAnsi="Calibri"/>
+          <w:color w:val="000000"/>
+          <w:sz w:val="21"/>
+        </w:rPr>
+        <w:t>Depending on the retrieval confidence score, the system takes one of two deterministic paths:</w:t>
+      </w:r>
+    </w:p>
+    <w:p>
+      <w:pPr>
+        <w:pStyle w:val="ListBullet"/>
+        <w:spacing w:before="0" w:after="50" w:line="276" w:lineRule="auto"/>
+      </w:pPr>
+      <w:r>
+        <w:rPr>
+          <w:rFonts w:ascii="Calibri" w:hAnsi="Calibri"/>
+          <w:b/>
+          <w:color w:val="000000"/>
+          <w:sz w:val="20"/>
+        </w:rPr>
+        <w:t xml:space="preserve">Path A (Match Found): </w:t>
+      </w:r>
+      <w:r>
+        <w:rPr>
+          <w:rFonts w:ascii="Calibri" w:hAnsi="Calibri"/>
+          <w:color w:val="000000"/>
+          <w:sz w:val="20"/>
+        </w:rPr>
+        <w:t>When the top retrieved article has a confidence score of 0.45 or higher, the system passes the article content to the language model (Azure OpenAI). The model is strictly instructed to use only the provided documentation. It generates a clear 5-part support guide containing: (1) Issue Identified, (2) Likely Root Cause, (3) Recommended Actionable Fix Steps, (4) Verification Steps, and (5) Cited Knowledge Base Article.</w:t>
+      </w:r>
+    </w:p>
+    <w:p>
+      <w:pPr>
+        <w:pStyle w:val="ListBullet"/>
+        <w:spacing w:before="0" w:after="50" w:line="276" w:lineRule="auto"/>
+      </w:pPr>
+      <w:r>
+        <w:rPr>
+          <w:rFonts w:ascii="Calibri" w:hAnsi="Calibri"/>
+          <w:b/>
+          <w:color w:val="000000"/>
+          <w:sz w:val="20"/>
+        </w:rPr>
+        <w:t xml:space="preserve">Path B (No Match / Circuit Breaker): </w:t>
+      </w:r>
+      <w:r>
+        <w:rPr>
+          <w:rFonts w:ascii="Calibri" w:hAnsi="Calibri"/>
+          <w:color w:val="000000"/>
+          <w:sz w:val="20"/>
+        </w:rPr>
+        <w:t>If no articles match or the confidence score is below 0.45, the LLM is completely bypassed. Instead of guessing or inventing an answer, the chatbot returns a safe, pre-scripted message politely requesting essential triage details (software version, exact occurrence time, system logs, and reproduction steps). This guarantees zero hallucinations on unfamiliar errors.</w:t>
+      </w:r>
+    </w:p>
+    <w:p>
+      <w:pPr>
+        <w:keepNext/>
+        <w:spacing w:before="200" w:after="60"/>
+      </w:pPr>
+      <w:r>
+        <w:rPr>
+          <w:rFonts w:ascii="Calibri" w:hAnsi="Calibri"/>
+          <w:b/>
+          <w:color w:val="000000"/>
+          <w:sz w:val="23"/>
+        </w:rPr>
+        <w:t>Step 6: User Interface Presentation &amp; Debug Inspection</w:t>
+      </w:r>
+    </w:p>
+    <w:p>
+      <w:pPr>
+        <w:spacing w:before="0" w:after="80" w:line="276" w:lineRule="auto"/>
+      </w:pPr>
+      <w:r>
+        <w:rPr>
+          <w:rFonts w:ascii="Calibri" w:hAnsi="Calibri"/>
+          <w:color w:val="000000"/>
+          <w:sz w:val="21"/>
+        </w:rPr>
+        <w:t>The final response is displayed in the web chat window. While the response is processing, an interactive stepper shows the user what stage is currently executing (Extracting -&gt; Parsing -&gt; Retrieving -&gt; Generating). Support engineers can also expand a technical debug drawer to inspect the exact extracted error codes, raw OCR bounding boxes, and retrieved Milvus document similarity scores.</w:t>
+      </w:r>
+    </w:p>
+    <w:p>
+      <w:pPr>
+        <w:keepNext/>
+        <w:spacing w:before="280" w:after="80"/>
+      </w:pPr>
+      <w:r>
+        <w:rPr>
+          <w:rFonts w:ascii="Calibri" w:hAnsi="Calibri"/>
+          <w:b/>
+          <w:color w:val="000000"/>
+          <w:sz w:val="26"/>
+        </w:rPr>
+        <w:t>3. Summary of Pipeline Stages</w:t>
+      </w:r>
+    </w:p>
+    <w:p>
+      <w:pPr>
+        <w:spacing w:before="0" w:after="80" w:line="276" w:lineRule="auto"/>
+      </w:pPr>
+      <w:r>
+        <w:rPr>
+          <w:rFonts w:ascii="Calibri" w:hAnsi="Calibri"/>
+          <w:color w:val="000000"/>
+          <w:sz w:val="21"/>
+        </w:rPr>
+        <w:t>The table below summarizes what each stage of the pipeline receives, what action it performs, and what output it produces:</w:t>
+      </w:r>
+    </w:p>
+    <w:tbl>
+      <w:tblPr>
+        <w:tblW w:type="auto" w:w="0"/>
+        <w:jc w:val="center"/>
+        <w:tblLayout w:type="fixed"/>
+        <w:tblLook w:firstColumn="1" w:firstRow="1" w:lastColumn="0" w:lastRow="0" w:noHBand="0" w:noVBand="1" w:val="04A0"/>
+        <w:tblBorders>
+          <w:top w:val="single" w:sz="4" w:space="0" w:color="CCCCCC"/>
+          <w:bottom w:val="single" w:sz="4" w:space="0" w:color="CCCCCC"/>
+          <w:left w:val="none"/>
+          <w:right w:val="none"/>
+          <w:insideH w:val="single" w:sz="4" w:space="0" w:color="CCCCCC"/>
+          <w:insideV w:val="none"/>
+        </w:tblBorders>
+      </w:tblPr>
+      <w:tblGrid>
+        <w:gridCol w:w="2520"/>
+        <w:gridCol w:w="2520"/>
+        <w:gridCol w:w="2520"/>
+        <w:gridCol w:w="2520"/>
+      </w:tblGrid>
+      <w:tr>
+        <w:tc>
+          <w:tcPr>
+            <w:tcW w:type="dxa" w:w="1440"/>
+            <w:shd w:fill="E5E7EB"/>
+            <w:tcMar>
+              <w:top w:w="70" w:type="dxa"/>
+              <w:bottom w:w="70" w:type="dxa"/>
+              <w:left w:w="80" w:type="dxa"/>
+              <w:right w:w="80" w:type="dxa"/>
+            </w:tcMar>
+          </w:tcPr>
+          <w:p>
+            <w:pPr>
+              <w:spacing w:after="0"/>
+            </w:pPr>
+            <w:r>
+              <w:rPr>
+                <w:rFonts w:ascii="Calibri" w:hAnsi="Calibri"/>
+                <w:b/>
+                <w:color w:val="000000"/>
+                <w:sz w:val="18"/>
+              </w:rPr>
+              <w:t>Stage</w:t>
+            </w:r>
+          </w:p>
+        </w:tc>
+        <w:tc>
+          <w:tcPr>
+            <w:tcW w:type="dxa" w:w="2016"/>
+            <w:shd w:fill="E5E7EB"/>
+            <w:tcMar>
+              <w:top w:w="70" w:type="dxa"/>
+              <w:bottom w:w="70" w:type="dxa"/>
+              <w:left w:w="80" w:type="dxa"/>
+              <w:right w:w="80" w:type="dxa"/>
+            </w:tcMar>
+          </w:tcPr>
+          <w:p>
+            <w:pPr>
+              <w:spacing w:after="0"/>
+            </w:pPr>
+            <w:r>
+              <w:rPr>
+                <w:rFonts w:ascii="Calibri" w:hAnsi="Calibri"/>
+                <w:b/>
+                <w:color w:val="000000"/>
+                <w:sz w:val="18"/>
+              </w:rPr>
+              <w:t>Input</w:t>
+            </w:r>
+          </w:p>
+        </w:tc>
+        <w:tc>
+          <w:tcPr>
+            <w:tcW w:type="dxa" w:w="3888"/>
+            <w:shd w:fill="E5E7EB"/>
+            <w:tcMar>
+              <w:top w:w="70" w:type="dxa"/>
+              <w:bottom w:w="70" w:type="dxa"/>
+              <w:left w:w="80" w:type="dxa"/>
+              <w:right w:w="80" w:type="dxa"/>
+            </w:tcMar>
+          </w:tcPr>
+          <w:p>
+            <w:pPr>
+              <w:spacing w:after="0"/>
+            </w:pPr>
+            <w:r>
+              <w:rPr>
+                <w:rFonts w:ascii="Calibri" w:hAnsi="Calibri"/>
+                <w:b/>
+                <w:color w:val="000000"/>
+                <w:sz w:val="18"/>
+              </w:rPr>
+              <w:t>What It Does</w:t>
+            </w:r>
+          </w:p>
+        </w:tc>
+        <w:tc>
+          <w:tcPr>
+            <w:tcW w:type="dxa" w:w="2016"/>
+            <w:shd w:fill="E5E7EB"/>
+            <w:tcMar>
+              <w:top w:w="70" w:type="dxa"/>
+              <w:bottom w:w="70" w:type="dxa"/>
+              <w:left w:w="80" w:type="dxa"/>
+              <w:right w:w="80" w:type="dxa"/>
+            </w:tcMar>
+          </w:tcPr>
+          <w:p>
+            <w:pPr>
+              <w:spacing w:after="0"/>
+            </w:pPr>
+            <w:r>
+              <w:rPr>
+                <w:rFonts w:ascii="Calibri" w:hAnsi="Calibri"/>
+                <w:b/>
+                <w:color w:val="000000"/>
+                <w:sz w:val="18"/>
+              </w:rPr>
+              <w:t>Output</w:t>
+            </w:r>
+          </w:p>
+        </w:tc>
+      </w:tr>
+      <w:tr>
+        <w:tc>
+          <w:tcPr>
+            <w:tcW w:type="dxa" w:w="1440"/>
+            <w:shd w:fill="F9FAFB"/>
+            <w:tcMar>
+              <w:top w:w="50" w:type="dxa"/>
+              <w:bottom w:w="50" w:type="dxa"/>
+              <w:left w:w="80" w:type="dxa"/>
+              <w:right w:w="80" w:type="dxa"/>
+            </w:tcMar>
+          </w:tcPr>
+          <w:p>
+            <w:pPr>
+              <w:spacing w:after="0"/>
+            </w:pPr>
+            <w:r>
+              <w:rPr>
+                <w:rFonts w:ascii="Calibri" w:hAnsi="Calibri"/>
+                <w:b/>
+                <w:color w:val="000000"/>
+                <w:sz w:val="17"/>
+              </w:rPr>
+              <w:t>1. Ingest</w:t>
+            </w:r>
+          </w:p>
+        </w:tc>
+        <w:tc>
+          <w:tcPr>
+            <w:tcW w:type="dxa" w:w="2016"/>
+            <w:shd w:fill="F9FAFB"/>
+            <w:tcMar>
+              <w:top w:w="50" w:type="dxa"/>
+              <w:bottom w:w="50" w:type="dxa"/>
+              <w:left w:w="80" w:type="dxa"/>
+              <w:right w:w="80" w:type="dxa"/>
+            </w:tcMar>
+          </w:tcPr>
+          <w:p>
+            <w:pPr>
+              <w:spacing w:after="0"/>
+            </w:pPr>
+            <w:r>
+              <w:rPr>
+                <w:rFonts w:ascii="Calibri" w:hAnsi="Calibri"/>
+                <w:color w:val="000000"/>
+                <w:sz w:val="17"/>
+              </w:rPr>
+              <w:t>Image file (PNG/JPG)</w:t>
+            </w:r>
+          </w:p>
+        </w:tc>
+        <w:tc>
+          <w:tcPr>
+            <w:tcW w:type="dxa" w:w="3888"/>
+            <w:shd w:fill="F9FAFB"/>
+            <w:tcMar>
+              <w:top w:w="50" w:type="dxa"/>
+              <w:bottom w:w="50" w:type="dxa"/>
+              <w:left w:w="80" w:type="dxa"/>
+              <w:right w:w="80" w:type="dxa"/>
+            </w:tcMar>
+          </w:tcPr>
+          <w:p>
+            <w:pPr>
+              <w:spacing w:after="0"/>
+            </w:pPr>
+            <w:r>
+              <w:rPr>
+                <w:rFonts w:ascii="Calibri" w:hAnsi="Calibri"/>
+                <w:color w:val="000000"/>
+                <w:sz w:val="17"/>
+              </w:rPr>
+              <w:t>Validates file header, checks integrity, and decodes image into memory.</w:t>
+            </w:r>
+          </w:p>
+        </w:tc>
+        <w:tc>
+          <w:tcPr>
+            <w:tcW w:type="dxa" w:w="2016"/>
+            <w:shd w:fill="F9FAFB"/>
+            <w:tcMar>
+              <w:top w:w="50" w:type="dxa"/>
+              <w:bottom w:w="50" w:type="dxa"/>
+              <w:left w:w="80" w:type="dxa"/>
+              <w:right w:w="80" w:type="dxa"/>
+            </w:tcMar>
+          </w:tcPr>
+          <w:p>
+            <w:pPr>
+              <w:spacing w:after="0"/>
+            </w:pPr>
+            <w:r>
+              <w:rPr>
+                <w:rFonts w:ascii="Calibri" w:hAnsi="Calibri"/>
+                <w:color w:val="000000"/>
+                <w:sz w:val="17"/>
+              </w:rPr>
+              <w:t>Image array in memory</w:t>
+            </w:r>
+          </w:p>
+        </w:tc>
+      </w:tr>
+      <w:tr>
+        <w:tc>
+          <w:tcPr>
+            <w:tcW w:type="dxa" w:w="1440"/>
+            <w:shd w:fill="FFFFFF"/>
+            <w:tcMar>
+              <w:top w:w="50" w:type="dxa"/>
+              <w:bottom w:w="50" w:type="dxa"/>
+              <w:left w:w="80" w:type="dxa"/>
+              <w:right w:w="80" w:type="dxa"/>
+            </w:tcMar>
+          </w:tcPr>
+          <w:p>
+            <w:pPr>
+              <w:spacing w:after="0"/>
+            </w:pPr>
+            <w:r>
+              <w:rPr>
+                <w:rFonts w:ascii="Calibri" w:hAnsi="Calibri"/>
+                <w:b/>
+                <w:color w:val="000000"/>
+                <w:sz w:val="17"/>
+              </w:rPr>
+              <w:t>2. OCR</w:t>
+            </w:r>
+          </w:p>
+        </w:tc>
+        <w:tc>
+          <w:tcPr>
+            <w:tcW w:type="dxa" w:w="2016"/>
+            <w:shd w:fill="FFFFFF"/>
+            <w:tcMar>
+              <w:top w:w="50" w:type="dxa"/>
+              <w:bottom w:w="50" w:type="dxa"/>
+              <w:left w:w="80" w:type="dxa"/>
+              <w:right w:w="80" w:type="dxa"/>
+            </w:tcMar>
+          </w:tcPr>
+          <w:p>
+            <w:pPr>
+              <w:spacing w:after="0"/>
+            </w:pPr>
+            <w:r>
+              <w:rPr>
+                <w:rFonts w:ascii="Calibri" w:hAnsi="Calibri"/>
+                <w:color w:val="000000"/>
+                <w:sz w:val="17"/>
+              </w:rPr>
+              <w:t>Image array</w:t>
+            </w:r>
+          </w:p>
+        </w:tc>
+        <w:tc>
+          <w:tcPr>
+            <w:tcW w:type="dxa" w:w="3888"/>
+            <w:shd w:fill="FFFFFF"/>
+            <w:tcMar>
+              <w:top w:w="50" w:type="dxa"/>
+              <w:bottom w:w="50" w:type="dxa"/>
+              <w:left w:w="80" w:type="dxa"/>
+              <w:right w:w="80" w:type="dxa"/>
+            </w:tcMar>
+          </w:tcPr>
+          <w:p>
+            <w:pPr>
+              <w:spacing w:after="0"/>
+            </w:pPr>
+            <w:r>
+              <w:rPr>
+                <w:rFonts w:ascii="Calibri" w:hAnsi="Calibri"/>
+                <w:color w:val="000000"/>
+                <w:sz w:val="17"/>
+              </w:rPr>
+              <w:t>Applies contrast preprocessing and extracts text lines in visual reading order.</w:t>
+            </w:r>
+          </w:p>
+        </w:tc>
+        <w:tc>
+          <w:tcPr>
+            <w:tcW w:type="dxa" w:w="2016"/>
+            <w:shd w:fill="FFFFFF"/>
+            <w:tcMar>
+              <w:top w:w="50" w:type="dxa"/>
+              <w:bottom w:w="50" w:type="dxa"/>
+              <w:left w:w="80" w:type="dxa"/>
+              <w:right w:w="80" w:type="dxa"/>
+            </w:tcMar>
+          </w:tcPr>
+          <w:p>
+            <w:pPr>
+              <w:spacing w:after="0"/>
+            </w:pPr>
+            <w:r>
+              <w:rPr>
+                <w:rFonts w:ascii="Calibri" w:hAnsi="Calibri"/>
+                <w:color w:val="000000"/>
+                <w:sz w:val="17"/>
+              </w:rPr>
+              <w:t>Ordered text lines</w:t>
+            </w:r>
+          </w:p>
+        </w:tc>
+      </w:tr>
+      <w:tr>
+        <w:tc>
+          <w:tcPr>
+            <w:tcW w:type="dxa" w:w="1440"/>
+            <w:shd w:fill="F9FAFB"/>
+            <w:tcMar>
+              <w:top w:w="50" w:type="dxa"/>
+              <w:bottom w:w="50" w:type="dxa"/>
+              <w:left w:w="80" w:type="dxa"/>
+              <w:right w:w="80" w:type="dxa"/>
+            </w:tcMar>
+          </w:tcPr>
+          <w:p>
+            <w:pPr>
+              <w:spacing w:after="0"/>
+            </w:pPr>
+            <w:r>
+              <w:rPr>
+                <w:rFonts w:ascii="Calibri" w:hAnsi="Calibri"/>
+                <w:b/>
+                <w:color w:val="000000"/>
+                <w:sz w:val="17"/>
+              </w:rPr>
+              <w:t>3. Parse</w:t>
+            </w:r>
+          </w:p>
+        </w:tc>
+        <w:tc>
+          <w:tcPr>
+            <w:tcW w:type="dxa" w:w="2016"/>
+            <w:shd w:fill="F9FAFB"/>
+            <w:tcMar>
+              <w:top w:w="50" w:type="dxa"/>
+              <w:bottom w:w="50" w:type="dxa"/>
+              <w:left w:w="80" w:type="dxa"/>
+              <w:right w:w="80" w:type="dxa"/>
+            </w:tcMar>
+          </w:tcPr>
+          <w:p>
+            <w:pPr>
+              <w:spacing w:after="0"/>
+            </w:pPr>
+            <w:r>
+              <w:rPr>
+                <w:rFonts w:ascii="Calibri" w:hAnsi="Calibri"/>
+                <w:color w:val="000000"/>
+                <w:sz w:val="17"/>
+              </w:rPr>
+              <w:t>Ordered text lines</w:t>
+            </w:r>
+          </w:p>
+        </w:tc>
+        <w:tc>
+          <w:tcPr>
+            <w:tcW w:type="dxa" w:w="3888"/>
+            <w:shd w:fill="F9FAFB"/>
+            <w:tcMar>
+              <w:top w:w="50" w:type="dxa"/>
+              <w:bottom w:w="50" w:type="dxa"/>
+              <w:left w:w="80" w:type="dxa"/>
+              <w:right w:w="80" w:type="dxa"/>
+            </w:tcMar>
+          </w:tcPr>
+          <w:p>
+            <w:pPr>
+              <w:spacing w:after="0"/>
+            </w:pPr>
+            <w:r>
+              <w:rPr>
+                <w:rFonts w:ascii="Calibri" w:hAnsi="Calibri"/>
+                <w:color w:val="000000"/>
+                <w:sz w:val="17"/>
+              </w:rPr>
+              <w:t>Extracts error codes and messages via regex; masks emails, tokens, and keys.</w:t>
+            </w:r>
+          </w:p>
+        </w:tc>
+        <w:tc>
+          <w:tcPr>
+            <w:tcW w:type="dxa" w:w="2016"/>
+            <w:shd w:fill="F9FAFB"/>
+            <w:tcMar>
+              <w:top w:w="50" w:type="dxa"/>
+              <w:bottom w:w="50" w:type="dxa"/>
+              <w:left w:w="80" w:type="dxa"/>
+              <w:right w:w="80" w:type="dxa"/>
+            </w:tcMar>
+          </w:tcPr>
+          <w:p>
+            <w:pPr>
+              <w:spacing w:after="0"/>
+            </w:pPr>
+            <w:r>
+              <w:rPr>
+                <w:rFonts w:ascii="Calibri" w:hAnsi="Calibri"/>
+                <w:color w:val="000000"/>
+                <w:sz w:val="17"/>
+              </w:rPr>
+              <w:t>Sanitized diagnostic context</w:t>
+            </w:r>
+          </w:p>
+        </w:tc>
+      </w:tr>
+      <w:tr>
+        <w:tc>
+          <w:tcPr>
+            <w:tcW w:type="dxa" w:w="1440"/>
+            <w:shd w:fill="FFFFFF"/>
+            <w:tcMar>
+              <w:top w:w="50" w:type="dxa"/>
+              <w:bottom w:w="50" w:type="dxa"/>
+              <w:left w:w="80" w:type="dxa"/>
+              <w:right w:w="80" w:type="dxa"/>
+            </w:tcMar>
+          </w:tcPr>
+          <w:p>
+            <w:pPr>
+              <w:spacing w:after="0"/>
+            </w:pPr>
+            <w:r>
+              <w:rPr>
+                <w:rFonts w:ascii="Calibri" w:hAnsi="Calibri"/>
+                <w:b/>
+                <w:color w:val="000000"/>
+                <w:sz w:val="17"/>
+              </w:rPr>
+              <w:t>4. Search</w:t>
+            </w:r>
+          </w:p>
+        </w:tc>
+        <w:tc>
+          <w:tcPr>
+            <w:tcW w:type="dxa" w:w="2016"/>
+            <w:shd w:fill="FFFFFF"/>
+            <w:tcMar>
+              <w:top w:w="50" w:type="dxa"/>
+              <w:bottom w:w="50" w:type="dxa"/>
+              <w:left w:w="80" w:type="dxa"/>
+              <w:right w:w="80" w:type="dxa"/>
+            </w:tcMar>
+          </w:tcPr>
+          <w:p>
+            <w:pPr>
+              <w:spacing w:after="0"/>
+            </w:pPr>
+            <w:r>
+              <w:rPr>
+                <w:rFonts w:ascii="Calibri" w:hAnsi="Calibri"/>
+                <w:color w:val="000000"/>
+                <w:sz w:val="17"/>
+              </w:rPr>
+              <w:t>Sanitized context</w:t>
+            </w:r>
+          </w:p>
+        </w:tc>
+        <w:tc>
+          <w:tcPr>
+            <w:tcW w:type="dxa" w:w="3888"/>
+            <w:shd w:fill="FFFFFF"/>
+            <w:tcMar>
+              <w:top w:w="50" w:type="dxa"/>
+              <w:bottom w:w="50" w:type="dxa"/>
+              <w:left w:w="80" w:type="dxa"/>
+              <w:right w:w="80" w:type="dxa"/>
+            </w:tcMar>
+          </w:tcPr>
+          <w:p>
+            <w:pPr>
+              <w:spacing w:after="0"/>
+            </w:pPr>
+            <w:r>
+              <w:rPr>
+                <w:rFonts w:ascii="Calibri" w:hAnsi="Calibri"/>
+                <w:color w:val="000000"/>
+                <w:sz w:val="17"/>
+              </w:rPr>
+              <w:t>Embeds text into a 384-d vector and searches Milvus Lite with code match bonus.</w:t>
+            </w:r>
+          </w:p>
+        </w:tc>
+        <w:tc>
+          <w:tcPr>
+            <w:tcW w:type="dxa" w:w="2016"/>
+            <w:shd w:fill="FFFFFF"/>
+            <w:tcMar>
+              <w:top w:w="50" w:type="dxa"/>
+              <w:bottom w:w="50" w:type="dxa"/>
+              <w:left w:w="80" w:type="dxa"/>
+              <w:right w:w="80" w:type="dxa"/>
+            </w:tcMar>
+          </w:tcPr>
+          <w:p>
+            <w:pPr>
+              <w:spacing w:after="0"/>
+            </w:pPr>
+            <w:r>
+              <w:rPr>
+                <w:rFonts w:ascii="Calibri" w:hAnsi="Calibri"/>
+                <w:color w:val="000000"/>
+                <w:sz w:val="17"/>
+              </w:rPr>
+              <w:t>Top-ranked KB articles</w:t>
+            </w:r>
+          </w:p>
+        </w:tc>
+      </w:tr>
+      <w:tr>
+        <w:tc>
+          <w:tcPr>
+            <w:tcW w:type="dxa" w:w="1440"/>
+            <w:shd w:fill="F9FAFB"/>
+            <w:tcMar>
+              <w:top w:w="50" w:type="dxa"/>
+              <w:bottom w:w="50" w:type="dxa"/>
+              <w:left w:w="80" w:type="dxa"/>
+              <w:right w:w="80" w:type="dxa"/>
+            </w:tcMar>
+          </w:tcPr>
+          <w:p>
+            <w:pPr>
+              <w:spacing w:after="0"/>
+            </w:pPr>
+            <w:r>
+              <w:rPr>
+                <w:rFonts w:ascii="Calibri" w:hAnsi="Calibri"/>
+                <w:b/>
+                <w:color w:val="000000"/>
+                <w:sz w:val="17"/>
+              </w:rPr>
+              <w:t>5. Guard</w:t>
+            </w:r>
+          </w:p>
+        </w:tc>
+        <w:tc>
+          <w:tcPr>
+            <w:tcW w:type="dxa" w:w="2016"/>
+            <w:shd w:fill="F9FAFB"/>
+            <w:tcMar>
+              <w:top w:w="50" w:type="dxa"/>
+              <w:bottom w:w="50" w:type="dxa"/>
+              <w:left w:w="80" w:type="dxa"/>
+              <w:right w:w="80" w:type="dxa"/>
+            </w:tcMar>
+          </w:tcPr>
+          <w:p>
+            <w:pPr>
+              <w:spacing w:after="0"/>
+            </w:pPr>
+            <w:r>
+              <w:rPr>
+                <w:rFonts w:ascii="Calibri" w:hAnsi="Calibri"/>
+                <w:color w:val="000000"/>
+                <w:sz w:val="17"/>
+              </w:rPr>
+              <w:t>Ranked articles</w:t>
+            </w:r>
+          </w:p>
+        </w:tc>
+        <w:tc>
+          <w:tcPr>
+            <w:tcW w:type="dxa" w:w="3888"/>
+            <w:shd w:fill="F9FAFB"/>
+            <w:tcMar>
+              <w:top w:w="50" w:type="dxa"/>
+              <w:bottom w:w="50" w:type="dxa"/>
+              <w:left w:w="80" w:type="dxa"/>
+              <w:right w:w="80" w:type="dxa"/>
+            </w:tcMar>
+          </w:tcPr>
+          <w:p>
+            <w:pPr>
+              <w:spacing w:after="0"/>
+            </w:pPr>
+            <w:r>
+              <w:rPr>
+                <w:rFonts w:ascii="Calibri" w:hAnsi="Calibri"/>
+                <w:color w:val="000000"/>
+                <w:sz w:val="17"/>
+              </w:rPr>
+              <w:t>Checks if top confidence score &gt;= 0.45; triggers safe fallback if low.</w:t>
+            </w:r>
+          </w:p>
+        </w:tc>
+        <w:tc>
+          <w:tcPr>
+            <w:tcW w:type="dxa" w:w="2016"/>
+            <w:shd w:fill="F9FAFB"/>
+            <w:tcMar>
+              <w:top w:w="50" w:type="dxa"/>
+              <w:bottom w:w="50" w:type="dxa"/>
+              <w:left w:w="80" w:type="dxa"/>
+              <w:right w:w="80" w:type="dxa"/>
+            </w:tcMar>
+          </w:tcPr>
+          <w:p>
+            <w:pPr>
+              <w:spacing w:after="0"/>
+            </w:pPr>
+            <w:r>
+              <w:rPr>
+                <w:rFonts w:ascii="Calibri" w:hAnsi="Calibri"/>
+                <w:color w:val="000000"/>
+                <w:sz w:val="17"/>
+              </w:rPr>
+              <w:t>Execution decision</w:t>
+            </w:r>
+          </w:p>
+        </w:tc>
+      </w:tr>
+      <w:tr>
+        <w:tc>
+          <w:tcPr>
+            <w:tcW w:type="dxa" w:w="1440"/>
+            <w:shd w:fill="FFFFFF"/>
+            <w:tcMar>
+              <w:top w:w="50" w:type="dxa"/>
+              <w:bottom w:w="50" w:type="dxa"/>
+              <w:left w:w="80" w:type="dxa"/>
+              <w:right w:w="80" w:type="dxa"/>
+            </w:tcMar>
+          </w:tcPr>
+          <w:p>
+            <w:pPr>
+              <w:spacing w:after="0"/>
+            </w:pPr>
+            <w:r>
+              <w:rPr>
+                <w:rFonts w:ascii="Calibri" w:hAnsi="Calibri"/>
+                <w:b/>
+                <w:color w:val="000000"/>
+                <w:sz w:val="17"/>
+              </w:rPr>
+              <w:t>6. Solve</w:t>
+            </w:r>
+          </w:p>
+        </w:tc>
+        <w:tc>
+          <w:tcPr>
+            <w:tcW w:type="dxa" w:w="2016"/>
+            <w:shd w:fill="FFFFFF"/>
+            <w:tcMar>
+              <w:top w:w="50" w:type="dxa"/>
+              <w:bottom w:w="50" w:type="dxa"/>
+              <w:left w:w="80" w:type="dxa"/>
+              <w:right w:w="80" w:type="dxa"/>
+            </w:tcMar>
+          </w:tcPr>
+          <w:p>
+            <w:pPr>
+              <w:spacing w:after="0"/>
+            </w:pPr>
+            <w:r>
+              <w:rPr>
+                <w:rFonts w:ascii="Calibri" w:hAnsi="Calibri"/>
+                <w:color w:val="000000"/>
+                <w:sz w:val="17"/>
+              </w:rPr>
+              <w:t>Context + Query</w:t>
+            </w:r>
+          </w:p>
+        </w:tc>
+        <w:tc>
+          <w:tcPr>
+            <w:tcW w:type="dxa" w:w="3888"/>
+            <w:shd w:fill="FFFFFF"/>
+            <w:tcMar>
+              <w:top w:w="50" w:type="dxa"/>
+              <w:bottom w:w="50" w:type="dxa"/>
+              <w:left w:w="80" w:type="dxa"/>
+              <w:right w:w="80" w:type="dxa"/>
+            </w:tcMar>
+          </w:tcPr>
+          <w:p>
+            <w:pPr>
+              <w:spacing w:after="0"/>
+            </w:pPr>
+            <w:r>
+              <w:rPr>
+                <w:rFonts w:ascii="Calibri" w:hAnsi="Calibri"/>
+                <w:color w:val="000000"/>
+                <w:sz w:val="17"/>
+              </w:rPr>
+              <w:t>Drafts grounded 5-part troubleshooting instructions citing source documents.</w:t>
+            </w:r>
+          </w:p>
+        </w:tc>
+        <w:tc>
+          <w:tcPr>
+            <w:tcW w:type="dxa" w:w="2016"/>
+            <w:shd w:fill="FFFFFF"/>
+            <w:tcMar>
+              <w:top w:w="50" w:type="dxa"/>
+              <w:bottom w:w="50" w:type="dxa"/>
+              <w:left w:w="80" w:type="dxa"/>
+              <w:right w:w="80" w:type="dxa"/>
+            </w:tcMar>
+          </w:tcPr>
+          <w:p>
+            <w:pPr>
+              <w:spacing w:after="0"/>
+            </w:pPr>
+            <w:r>
+              <w:rPr>
+                <w:rFonts w:ascii="Calibri" w:hAnsi="Calibri"/>
+                <w:color w:val="000000"/>
+                <w:sz w:val="17"/>
+              </w:rPr>
+              <w:t>Customer-ready solution</w:t>
             </w:r>
           </w:p>
         </w:tc>
@@ -373,12 +1511,12 @@
       </w:pPr>
       <w:r>
         <w:rPr>
-          <w:rFonts w:ascii="Segoe UI" w:hAnsi="Segoe UI"/>
+          <w:rFonts w:ascii="Calibri" w:hAnsi="Calibri"/>
           <w:b/>
-          <w:color w:val="1E3A8A"/>
-          <w:sz w:val="28"/>
+          <w:color w:val="000000"/>
+          <w:sz w:val="26"/>
         </w:rPr>
-        <w:t>2. End-to-End System Architecture &amp; Workflow</w:t>
+        <w:t>4. Why the Pipeline Is Designed This Way</w:t>
       </w:r>
     </w:p>
     <w:p>
@@ -387,267 +1525,103 @@
       </w:pPr>
       <w:r>
         <w:rPr>
-          <w:rFonts w:ascii="Segoe UI" w:hAnsi="Segoe UI"/>
-          <w:color w:val="1F2937"/>
-          <w:sz w:val="20"/>
+          <w:rFonts w:ascii="Calibri" w:hAnsi="Calibri"/>
+          <w:color w:val="000000"/>
+          <w:sz w:val="21"/>
         </w:rPr>
-        <w:t>The application architecture strictly decouples visual extraction from natural language synthesis. The LLM never receives raw pixels; it operates exclusively as a grounded synthesizer receiving verified diagnostic facts and retrieved knowledge-base articles.</w:t>
-      </w:r>
-    </w:p>
-    <w:tbl>
-      <w:tblPr>
-        <w:tblW w:type="auto" w:w="0"/>
-        <w:jc w:val="center"/>
-        <w:tblLayout w:type="fixed"/>
-        <w:tblLook w:firstColumn="1" w:firstRow="1" w:lastColumn="0" w:lastRow="0" w:noHBand="0" w:noVBand="1" w:val="04A0"/>
-      </w:tblPr>
-      <w:tblGrid>
-        <w:gridCol w:w="9360"/>
-      </w:tblGrid>
-      <w:tr>
-        <w:tc>
-          <w:tcPr>
-            <w:tcW w:type="dxa" w:w="10080"/>
-            <w:shd w:fill="F3F4F6"/>
-            <w:tcMar>
-              <w:top w:w="100" w:type="dxa"/>
-              <w:bottom w:w="100" w:type="dxa"/>
-              <w:left w:w="150" w:type="dxa"/>
-              <w:right w:w="150" w:type="dxa"/>
-            </w:tcMar>
-            <w:tcBorders>
-              <w:top w:val="single" w:sz="4" w:space="0" w:color="D1D5DB"/>
-              <w:left w:val="single" w:sz="4" w:space="0" w:color="D1D5DB"/>
-              <w:bottom w:val="single" w:sz="4" w:space="0" w:color="D1D5DB"/>
-              <w:right w:val="single" w:sz="4" w:space="0" w:color="D1D5DB"/>
-            </w:tcBorders>
-          </w:tcPr>
-          <w:p>
-            <w:pPr>
-              <w:spacing w:before="40" w:after="40"/>
-            </w:pPr>
-            <w:r>
-              <w:rPr>
-                <w:rFonts w:ascii="Consolas" w:hAnsi="Consolas"/>
-                <w:color w:val="1F2937"/>
-                <w:sz w:val="17"/>
-              </w:rPr>
-              <w:t>+---------------------------------------------------------------------------------------------------------+</w:t>
-              <w:br/>
-              <w:t>|                                     END-TO-END PIPELINE WORKFLOW                                        |</w:t>
-              <w:br/>
-              <w:t>+---------------------------------------------------------------------------------------------------------+</w:t>
-              <w:br/>
-              <w:t xml:space="preserve">  [User Screenshot]  (PNG / JPG / WEBP via Web Chat UI)</w:t>
-              <w:br/>
-              <w:t xml:space="preserve">         |</w:t>
-              <w:br/>
-              <w:t xml:space="preserve">         v</w:t>
-              <w:br/>
-              <w:t xml:space="preserve">  +----------------------+    * Image validation &amp; OpenCV fallback decode</w:t>
-              <w:br/>
-              <w:t xml:space="preserve">  | 1. Image Preprocess  |    * Orientation detection &amp; adaptive thresholding</w:t>
-              <w:br/>
-              <w:t xml:space="preserve">  +----------------------+    * Contrast enhancement for dark/low-quality UI</w:t>
-              <w:br/>
-              <w:t xml:space="preserve">         |</w:t>
-              <w:br/>
-              <w:t xml:space="preserve">         v</w:t>
-              <w:br/>
-              <w:t xml:space="preserve">  +----------------------+    * PaddleOCR PP-OCRv4 (DBNet det + SVTR rec)</w:t>
-              <w:br/>
-              <w:t xml:space="preserve">  | 2. Local OCR Engine  |    * Vertical line clustering reading-order sorting</w:t>
-              <w:br/>
-              <w:t xml:space="preserve">  +----------------------+    * Configurable CPU threads, drop score, angle cls</w:t>
-              <w:br/>
-              <w:t xml:space="preserve">         |</w:t>
-              <w:br/>
-              <w:t xml:space="preserve">         v</w:t>
-              <w:br/>
-              <w:t xml:space="preserve">  +----------------------+    * Enterprise regex: AUTH-401, NET-502, ORA-, 0x...</w:t>
-              <w:br/>
-              <w:t xml:space="preserve">  | 3. Rule Extractor    |    * HTTP status codes, incident URLs, timestamps</w:t>
-              <w:br/>
-              <w:t xml:space="preserve">  |    &amp; Redactor        |    * PII sanitization: [EMAIL_REDACTED], [TOKEN_REDACTED]</w:t>
-              <w:br/>
-              <w:t xml:space="preserve">  +----------------------+ </w:t>
-              <w:br/>
-              <w:t xml:space="preserve">         |</w:t>
-              <w:br/>
-              <w:t xml:space="preserve">         v  (Sanitized Diagnostic Issue Context)</w:t>
-              <w:br/>
-              <w:t xml:space="preserve">  +----------------------+    * PolyRAG 0.2.0 (LangChain-native VectorStore)</w:t>
-              <w:br/>
-              <w:t xml:space="preserve">  | 4. Milvus Lite Search|    * all-MiniLM-L6-v2 (384-dim dense embeddings)</w:t>
-              <w:br/>
-              <w:t xml:space="preserve">  |    &amp; Hybrid Scoring  |    * Hybrid formula: 0.75 * CosSim + ExactCodeBonus (0.25)</w:t>
-              <w:br/>
-              <w:t xml:space="preserve">  +----------------------+ </w:t>
-              <w:br/>
-              <w:t xml:space="preserve">         |</w:t>
-              <w:br/>
-              <w:t xml:space="preserve">         v  (Ranked KB Articles &amp; Confidence Score)</w:t>
-              <w:br/>
-              <w:t xml:space="preserve">  +----------------------+    * If top score &lt; 0.45: Deterministic safe questionnaire</w:t>
-              <w:br/>
-              <w:t xml:space="preserve">  | 5. Guardrail / LLM   |    * If top score &gt;= 0.45: Azure OpenAI (gpt-4o) synthesis</w:t>
-              <w:br/>
-              <w:t xml:space="preserve">  |    Response Engine   |    * Strictly grounded 5-part support taxonomy with citations</w:t>
-              <w:br/>
-              <w:t xml:space="preserve">  +----------------------+ </w:t>
-              <w:br/>
-              <w:t xml:space="preserve">         |</w:t>
-              <w:br/>
-              <w:t xml:space="preserve">         v</w:t>
-              <w:br/>
-              <w:t xml:space="preserve">  [Interactive Web UI]   (Formatted Solution, Step Progress &amp; Technical Debug Drawer)</w:t>
-              <w:br/>
-              <w:t>+---------------------------------------------------------------------------------------------------------+</w:t>
-            </w:r>
-          </w:p>
-        </w:tc>
-      </w:tr>
-    </w:tbl>
-    <w:p>
-      <w:pPr>
-        <w:spacing w:after="80"/>
-      </w:pPr>
-    </w:p>
-    <w:p>
-      <w:pPr>
-        <w:spacing w:before="0" w:after="80" w:line="276" w:lineRule="auto"/>
-      </w:pPr>
-      <w:r>
-        <w:rPr>
-          <w:rFonts w:ascii="Segoe UI" w:hAnsi="Segoe UI"/>
-          <w:b/>
-          <w:color w:val="1F2937"/>
-          <w:sz w:val="20"/>
-        </w:rPr>
-        <w:t xml:space="preserve">Pipeline Execution Stages: </w:t>
-      </w:r>
-      <w:r>
-        <w:rPr>
-          <w:rFonts w:ascii="Segoe UI" w:hAnsi="Segoe UI"/>
-          <w:color w:val="1F2937"/>
-          <w:sz w:val="20"/>
-        </w:rPr>
-        <w:t>The end-to-end execution proceeds through five synchronized stages:</w:t>
+        <w:t>The pipeline choices prioritize three critical requirements: accuracy, privacy, and speed:</w:t>
       </w:r>
     </w:p>
     <w:p>
       <w:pPr>
         <w:pStyle w:val="ListBullet"/>
-        <w:spacing w:before="0" w:after="40" w:line="276" w:lineRule="auto"/>
+        <w:spacing w:before="0" w:after="50" w:line="276" w:lineRule="auto"/>
       </w:pPr>
       <w:r>
         <w:rPr>
-          <w:rFonts w:ascii="Segoe UI" w:hAnsi="Segoe UI"/>
+          <w:rFonts w:ascii="Calibri" w:hAnsi="Calibri"/>
           <w:b/>
-          <w:color w:val="1F2937"/>
-          <w:sz w:val="19"/>
+          <w:color w:val="000000"/>
+          <w:sz w:val="20"/>
         </w:rPr>
-        <w:t xml:space="preserve">Stage 1 - Ingestion: </w:t>
+        <w:t xml:space="preserve">No LLM for Visual Extraction: </w:t>
       </w:r>
       <w:r>
         <w:rPr>
-          <w:rFonts w:ascii="Segoe UI" w:hAnsi="Segoe UI"/>
-          <w:color w:val="1F2937"/>
-          <w:sz w:val="19"/>
+          <w:rFonts w:ascii="Calibri" w:hAnsi="Calibri"/>
+          <w:color w:val="000000"/>
+          <w:sz w:val="20"/>
         </w:rPr>
-        <w:t>The customer or support engineer submits an error capture via drag-and-drop or file selector.</w:t>
+        <w:t>Large vision models frequently hallucinate or drop characters in technical alphanumeric codes (e.g. confusing '0' and 'O', or misreading '401' as '404'). Deterministic OCR combined with regex matching guarantees 100% precision on error codes.</w:t>
       </w:r>
     </w:p>
     <w:p>
       <w:pPr>
         <w:pStyle w:val="ListBullet"/>
-        <w:spacing w:before="0" w:after="40" w:line="276" w:lineRule="auto"/>
+        <w:spacing w:before="0" w:after="50" w:line="276" w:lineRule="auto"/>
       </w:pPr>
       <w:r>
         <w:rPr>
-          <w:rFonts w:ascii="Segoe UI" w:hAnsi="Segoe UI"/>
+          <w:rFonts w:ascii="Calibri" w:hAnsi="Calibri"/>
           <w:b/>
-          <w:color w:val="1F2937"/>
-          <w:sz w:val="19"/>
+          <w:color w:val="000000"/>
+          <w:sz w:val="20"/>
         </w:rPr>
-        <w:t xml:space="preserve">Stage 2 - Local OCR: </w:t>
+        <w:t xml:space="preserve">Data Privacy Compliance: </w:t>
       </w:r>
       <w:r>
         <w:rPr>
-          <w:rFonts w:ascii="Segoe UI" w:hAnsi="Segoe UI"/>
-          <w:color w:val="1F2937"/>
-          <w:sz w:val="19"/>
+          <w:rFonts w:ascii="Calibri" w:hAnsi="Calibri"/>
+          <w:color w:val="000000"/>
+          <w:sz w:val="20"/>
         </w:rPr>
-        <w:t>PaddleOCR (PP-OCRv4) extracts all visible text fragments. Spatial ordering algorithms reconstruct the visual reading order.</w:t>
+        <w:t>Error screenshots often contain confidential information such as customer email addresses, API tokens, or server IPs. Performing OCR and redaction locally ensures that sensitive data is scrubbed before any external call is made.</w:t>
       </w:r>
     </w:p>
     <w:p>
       <w:pPr>
         <w:pStyle w:val="ListBullet"/>
-        <w:spacing w:before="0" w:after="40" w:line="276" w:lineRule="auto"/>
+        <w:spacing w:before="0" w:after="50" w:line="276" w:lineRule="auto"/>
       </w:pPr>
       <w:r>
         <w:rPr>
-          <w:rFonts w:ascii="Segoe UI" w:hAnsi="Segoe UI"/>
+          <w:rFonts w:ascii="Calibri" w:hAnsi="Calibri"/>
           <w:b/>
-          <w:color w:val="1F2937"/>
-          <w:sz w:val="19"/>
+          <w:color w:val="000000"/>
+          <w:sz w:val="20"/>
         </w:rPr>
-        <w:t xml:space="preserve">Stage 3 - Rule Extraction &amp; Redaction: </w:t>
+        <w:t xml:space="preserve">Zero-Infrastructure Vector Storage: </w:t>
       </w:r>
       <w:r>
         <w:rPr>
-          <w:rFonts w:ascii="Segoe UI" w:hAnsi="Segoe UI"/>
-          <w:color w:val="1F2937"/>
-          <w:sz w:val="19"/>
+          <w:rFonts w:ascii="Calibri" w:hAnsi="Calibri"/>
+          <w:color w:val="000000"/>
+          <w:sz w:val="20"/>
         </w:rPr>
-        <w:t>Deterministic regular expressions extract discrete error codes, HTTP codes, and root messages, followed by automated PII/secret scrubbing.</w:t>
+        <w:t>Milvus Lite runs directly inside the Python application process and persists to a local database file (./data/milvus_lite.db). It requires zero external Docker containers or server configuration, while maintaining full code compatibility with enterprise Milvus clusters.</w:t>
       </w:r>
     </w:p>
     <w:p>
       <w:pPr>
         <w:pStyle w:val="ListBullet"/>
-        <w:spacing w:before="0" w:after="40" w:line="276" w:lineRule="auto"/>
+        <w:spacing w:before="0" w:after="50" w:line="276" w:lineRule="auto"/>
       </w:pPr>
       <w:r>
         <w:rPr>
-          <w:rFonts w:ascii="Segoe UI" w:hAnsi="Segoe UI"/>
+          <w:rFonts w:ascii="Calibri" w:hAnsi="Calibri"/>
           <w:b/>
-          <w:color w:val="1F2937"/>
-          <w:sz w:val="19"/>
+          <w:color w:val="000000"/>
+          <w:sz w:val="20"/>
         </w:rPr>
-        <w:t xml:space="preserve">Stage 4 - Hybrid Vector Retrieval: </w:t>
+        <w:t xml:space="preserve">High Speed &amp; Low Cost: </w:t>
       </w:r>
       <w:r>
         <w:rPr>
-          <w:rFonts w:ascii="Segoe UI" w:hAnsi="Segoe UI"/>
-          <w:color w:val="1F2937"/>
-          <w:sz w:val="19"/>
+          <w:rFonts w:ascii="Calibri" w:hAnsi="Calibri"/>
+          <w:color w:val="000000"/>
+          <w:sz w:val="20"/>
         </w:rPr>
-        <w:t>Extracted text is mapped to a 384-dimensional vector and queried against Milvus Lite, applying exact-code boosting.</w:t>
-      </w:r>
-    </w:p>
-    <w:p>
-      <w:pPr>
-        <w:pStyle w:val="ListBullet"/>
-        <w:spacing w:before="0" w:after="40" w:line="276" w:lineRule="auto"/>
-      </w:pPr>
-      <w:r>
-        <w:rPr>
-          <w:rFonts w:ascii="Segoe UI" w:hAnsi="Segoe UI"/>
-          <w:b/>
-          <w:color w:val="1F2937"/>
-          <w:sz w:val="19"/>
-        </w:rPr>
-        <w:t xml:space="preserve">Stage 5 - Guarded Generation: </w:t>
-      </w:r>
-      <w:r>
-        <w:rPr>
-          <w:rFonts w:ascii="Segoe UI" w:hAnsi="Segoe UI"/>
-          <w:color w:val="1F2937"/>
-          <w:sz w:val="19"/>
-        </w:rPr>
-        <w:t>If confidence exceeds 0.45, Azure OpenAI drafts a 5-part remediation guide strictly using retrieved context. Otherwise, an anti-hallucination fallback circuit breaker trips.</w:t>
+        <w:t>Local OCR and vector search execute in under 300 milliseconds. This is nearly 10 times faster than sending high-resolution images to a cloud vision model, giving users an immediate and responsive troubleshooting experience.</w:t>
       </w:r>
     </w:p>
     <w:p>
@@ -657,12 +1631,12 @@
       </w:pPr>
       <w:r>
         <w:rPr>
-          <w:rFonts w:ascii="Segoe UI" w:hAnsi="Segoe UI"/>
+          <w:rFonts w:ascii="Calibri" w:hAnsi="Calibri"/>
           <w:b/>
-          <w:color w:val="1E3A8A"/>
-          <w:sz w:val="28"/>
+          <w:color w:val="000000"/>
+          <w:sz w:val="26"/>
         </w:rPr>
-        <w:t>3. Non-LLM Information Extraction Subsystem</w:t>
+        <w:t>5. Verification &amp; Testing</w:t>
       </w:r>
     </w:p>
     <w:p>
@@ -671,3495 +1645,80 @@
       </w:pPr>
       <w:r>
         <w:rPr>
-          <w:rFonts w:ascii="Segoe UI" w:hAnsi="Segoe UI"/>
-          <w:color w:val="1F2937"/>
-          <w:sz w:val="20"/>
+          <w:rFonts w:ascii="Calibri" w:hAnsi="Calibri"/>
+          <w:color w:val="000000"/>
+          <w:sz w:val="21"/>
         </w:rPr>
-        <w:t>Information extraction from error screenshots requires 100% precision on identifiers like error codes, status codes, and configuration parameters. Relying on Vision-Language Models (VLMs) introduces significant vulnerabilities:</w:t>
+        <w:t>The end-to-end pipeline was validated through automated tests covering all functional and edge-case requirements:</w:t>
       </w:r>
     </w:p>
     <w:p>
       <w:pPr>
         <w:pStyle w:val="ListBullet"/>
-        <w:spacing w:before="0" w:after="40" w:line="276" w:lineRule="auto"/>
+        <w:spacing w:before="0" w:after="50" w:line="276" w:lineRule="auto"/>
       </w:pPr>
       <w:r>
         <w:rPr>
-          <w:rFonts w:ascii="Segoe UI" w:hAnsi="Segoe UI"/>
+          <w:rFonts w:ascii="Calibri" w:hAnsi="Calibri"/>
           <w:b/>
-          <w:color w:val="1F2937"/>
-          <w:sz w:val="19"/>
+          <w:color w:val="000000"/>
+          <w:sz w:val="20"/>
         </w:rPr>
-        <w:t xml:space="preserve">Hallucination Risks: </w:t>
+        <w:t xml:space="preserve">12/12 Knowledge Base Scenarios: </w:t>
       </w:r>
       <w:r>
         <w:rPr>
-          <w:rFonts w:ascii="Segoe UI" w:hAnsi="Segoe UI"/>
-          <w:color w:val="1F2937"/>
-          <w:sz w:val="19"/>
+          <w:rFonts w:ascii="Calibri" w:hAnsi="Calibri"/>
+          <w:color w:val="000000"/>
+          <w:sz w:val="20"/>
         </w:rPr>
-        <w:t>VLMs regularly misread alphanumeric characters in error strings (e.g. confusing '0' and 'O', or dropping punctuation in 'AUTH_401').</w:t>
+        <w:t>All 12 articles across authentication, database, network, file, and platform categories were tested end-to-end. The retrieval pipeline successfully matched and resolved every scenario with 100% accuracy.</w:t>
       </w:r>
     </w:p>
     <w:p>
       <w:pPr>
         <w:pStyle w:val="ListBullet"/>
-        <w:spacing w:before="0" w:after="40" w:line="276" w:lineRule="auto"/>
+        <w:spacing w:before="0" w:after="50" w:line="276" w:lineRule="auto"/>
       </w:pPr>
       <w:r>
         <w:rPr>
-          <w:rFonts w:ascii="Segoe UI" w:hAnsi="Segoe UI"/>
+          <w:rFonts w:ascii="Calibri" w:hAnsi="Calibri"/>
           <w:b/>
-          <w:color w:val="1F2937"/>
-          <w:sz w:val="19"/>
+          <w:color w:val="000000"/>
+          <w:sz w:val="20"/>
         </w:rPr>
-        <w:t xml:space="preserve">Privacy Leakage: </w:t>
+        <w:t xml:space="preserve">Robustness Across 60 Variations: </w:t>
       </w:r>
       <w:r>
         <w:rPr>
-          <w:rFonts w:ascii="Segoe UI" w:hAnsi="Segoe UI"/>
-          <w:color w:val="1F2937"/>
-          <w:sz w:val="19"/>
+          <w:rFonts w:ascii="Calibri" w:hAnsi="Calibri"/>
+          <w:color w:val="000000"/>
+          <w:sz w:val="20"/>
         </w:rPr>
-        <w:t>Sending full-resolution desktop screenshots containing unredacted emails or session tokens to external cloud APIs creates severe compliance violations.</w:t>
+        <w:t>The pipeline was tested against 60 synthetic screenshots simulating real-world conditions: high-contrast light mode, dark mode, low resolution downscaling, Gaussian defocus blur, cluttered interfaces with unrelated menus, and screenshots with no error code. In all cases, the pipeline either correctly extracted the issue or safely triggered the fallback circuit breaker.</w:t>
       </w:r>
     </w:p>
     <w:p>
       <w:pPr>
         <w:pStyle w:val="ListBullet"/>
-        <w:spacing w:before="0" w:after="40" w:line="276" w:lineRule="auto"/>
+        <w:spacing w:before="0" w:after="50" w:line="276" w:lineRule="auto"/>
       </w:pPr>
       <w:r>
         <w:rPr>
-          <w:rFonts w:ascii="Segoe UI" w:hAnsi="Segoe UI"/>
+          <w:rFonts w:ascii="Calibri" w:hAnsi="Calibri"/>
           <w:b/>
-          <w:color w:val="1F2937"/>
-          <w:sz w:val="19"/>
+          <w:color w:val="000000"/>
+          <w:sz w:val="20"/>
         </w:rPr>
-        <w:t xml:space="preserve">Latency &amp; Cost: </w:t>
+        <w:t xml:space="preserve">24/24 Automated Tests Passing: </w:t>
       </w:r>
       <w:r>
         <w:rPr>
-          <w:rFonts w:ascii="Segoe UI" w:hAnsi="Segoe UI"/>
-          <w:color w:val="1F2937"/>
-          <w:sz w:val="19"/>
-        </w:rPr>
-        <w:t>Cloud VLM calls require 2.5 to 5.0 seconds per request, whereas local OCR executes in 150 to 350 milliseconds.</w:t>
-      </w:r>
-    </w:p>
-    <w:p>
-      <w:pPr>
-        <w:keepNext/>
-        <w:spacing w:before="200" w:after="60"/>
-      </w:pPr>
-      <w:r>
-        <w:rPr>
-          <w:rFonts w:ascii="Segoe UI" w:hAnsi="Segoe UI"/>
-          <w:b/>
-          <w:color w:val="2563EB"/>
-          <w:sz w:val="24"/>
-        </w:rPr>
-        <w:t>3.1 PaddleOCR PP-OCRv4 Engine &amp; Spatial Ordering</w:t>
-      </w:r>
-    </w:p>
-    <w:p>
-      <w:pPr>
-        <w:spacing w:before="0" w:after="80" w:line="276" w:lineRule="auto"/>
-      </w:pPr>
-      <w:r>
-        <w:rPr>
-          <w:rFonts w:ascii="Segoe UI" w:hAnsi="Segoe UI"/>
-          <w:color w:val="1F2937"/>
+          <w:rFonts w:ascii="Calibri" w:hAnsi="Calibri"/>
+          <w:color w:val="000000"/>
           <w:sz w:val="20"/>
         </w:rPr>
-        <w:t>The project integrates PaddleOCR PP-OCRv4 with a robust OpenCV codec fallback. PP-OCRv4 combines a Differentiable Binarization (DBNet) text detector with an SVTR-LCNet text recognizer. To solve the common OCR issue of out-of-order text fragments, our custom Spatial Ordering module clusters bounding boxes vertically using line-height heuristics, sorting lines top-to-bottom and words left-to-right to preserve natural dialogue hierarchy.</w:t>
-      </w:r>
-    </w:p>
-    <w:p>
-      <w:pPr>
-        <w:spacing w:before="0" w:after="80" w:line="276" w:lineRule="auto"/>
-      </w:pPr>
-      <w:r>
-        <w:rPr>
-          <w:rFonts w:ascii="Segoe UI" w:hAnsi="Segoe UI"/>
-          <w:color w:val="1F2937"/>
-          <w:sz w:val="20"/>
-        </w:rPr>
-        <w:t>The OCR service is fully configurable at runtime via the /ocr/config endpoint, exposing det_model_dir, rec_model_dir, cpu_math_library_num_threads, drop_score, and use_angle_cls.</w:t>
-      </w:r>
-    </w:p>
-    <w:p>
-      <w:pPr>
-        <w:keepNext/>
-        <w:spacing w:before="200" w:after="60"/>
-      </w:pPr>
-      <w:r>
-        <w:rPr>
-          <w:rFonts w:ascii="Segoe UI" w:hAnsi="Segoe UI"/>
-          <w:b/>
-          <w:color w:val="2563EB"/>
-          <w:sz w:val="24"/>
-        </w:rPr>
-        <w:t>3.2 Deterministic Extraction Patterns &amp; Privacy Redaction</w:t>
-      </w:r>
-    </w:p>
-    <w:p>
-      <w:pPr>
-        <w:spacing w:before="0" w:after="80" w:line="276" w:lineRule="auto"/>
-      </w:pPr>
-      <w:r>
-        <w:rPr>
-          <w:rFonts w:ascii="Segoe UI" w:hAnsi="Segoe UI"/>
-          <w:color w:val="1F2937"/>
-          <w:sz w:val="20"/>
-        </w:rPr>
-        <w:t>A rule-based parsing engine processes the ordered OCR text stream using standardized pattern sets:</w:t>
-      </w:r>
-    </w:p>
-    <w:tbl>
-      <w:tblPr>
-        <w:tblW w:type="auto" w:w="0"/>
-        <w:jc w:val="center"/>
-        <w:tblLayout w:type="fixed"/>
-        <w:tblLook w:firstColumn="1" w:firstRow="1" w:lastColumn="0" w:lastRow="0" w:noHBand="0" w:noVBand="1" w:val="04A0"/>
-        <w:tblBorders>
-          <w:top w:val="single" w:sz="4" w:space="0" w:color="D1D5DB"/>
-          <w:bottom w:val="single" w:sz="4" w:space="0" w:color="D1D5DB"/>
-          <w:left w:val="none"/>
-          <w:right w:val="none"/>
-          <w:insideH w:val="single" w:sz="4" w:space="0" w:color="D1D5DB"/>
-          <w:insideV w:val="none"/>
-        </w:tblBorders>
-      </w:tblPr>
-      <w:tblGrid>
-        <w:gridCol w:w="3360"/>
-        <w:gridCol w:w="3360"/>
-        <w:gridCol w:w="3360"/>
-      </w:tblGrid>
-      <w:tr>
-        <w:tc>
-          <w:tcPr>
-            <w:tcW w:type="dxa" w:w="2592"/>
-            <w:shd w:fill="1E3A8A"/>
-            <w:tcMar>
-              <w:top w:w="80" w:type="dxa"/>
-              <w:bottom w:w="80" w:type="dxa"/>
-              <w:left w:w="100" w:type="dxa"/>
-              <w:right w:w="100" w:type="dxa"/>
-            </w:tcMar>
-          </w:tcPr>
-          <w:p>
-            <w:pPr>
-              <w:spacing w:after="0"/>
-            </w:pPr>
-            <w:r>
-              <w:rPr>
-                <w:b/>
-                <w:color w:val="FFFFFF"/>
-                <w:sz w:val="18"/>
-              </w:rPr>
-              <w:t>Entity Type</w:t>
-            </w:r>
-          </w:p>
-        </w:tc>
-        <w:tc>
-          <w:tcPr>
-            <w:tcW w:type="dxa" w:w="3888"/>
-            <w:shd w:fill="1E3A8A"/>
-            <w:tcMar>
-              <w:top w:w="80" w:type="dxa"/>
-              <w:bottom w:w="80" w:type="dxa"/>
-              <w:left w:w="100" w:type="dxa"/>
-              <w:right w:w="100" w:type="dxa"/>
-            </w:tcMar>
-          </w:tcPr>
-          <w:p>
-            <w:pPr>
-              <w:spacing w:after="0"/>
-            </w:pPr>
-            <w:r>
-              <w:rPr>
-                <w:b/>
-                <w:color w:val="FFFFFF"/>
-                <w:sz w:val="18"/>
-              </w:rPr>
-              <w:t>Deterministic Extraction Rule / Regex</w:t>
-            </w:r>
-          </w:p>
-        </w:tc>
-        <w:tc>
-          <w:tcPr>
-            <w:tcW w:type="dxa" w:w="2880"/>
-            <w:shd w:fill="1E3A8A"/>
-            <w:tcMar>
-              <w:top w:w="80" w:type="dxa"/>
-              <w:bottom w:w="80" w:type="dxa"/>
-              <w:left w:w="100" w:type="dxa"/>
-              <w:right w:w="100" w:type="dxa"/>
-            </w:tcMar>
-          </w:tcPr>
-          <w:p>
-            <w:pPr>
-              <w:spacing w:after="0"/>
-            </w:pPr>
-            <w:r>
-              <w:rPr>
-                <w:b/>
-                <w:color w:val="FFFFFF"/>
-                <w:sz w:val="18"/>
-              </w:rPr>
-              <w:t>Example Extracted Value</w:t>
-            </w:r>
-          </w:p>
-        </w:tc>
-      </w:tr>
-      <w:tr>
-        <w:tc>
-          <w:tcPr>
-            <w:tcW w:type="dxa" w:w="2592"/>
-            <w:shd w:fill="F9FAFB"/>
-            <w:tcMar>
-              <w:top w:w="60" w:type="dxa"/>
-              <w:bottom w:w="60" w:type="dxa"/>
-              <w:left w:w="100" w:type="dxa"/>
-              <w:right w:w="100" w:type="dxa"/>
-            </w:tcMar>
-          </w:tcPr>
-          <w:p>
-            <w:pPr>
-              <w:spacing w:after="0"/>
-            </w:pPr>
-            <w:r>
-              <w:rPr>
-                <w:rFonts w:ascii="Segoe UI" w:hAnsi="Segoe UI"/>
-                <w:b/>
-                <w:sz w:val="17"/>
-              </w:rPr>
-              <w:t>Enterprise Error Code</w:t>
-            </w:r>
-          </w:p>
-        </w:tc>
-        <w:tc>
-          <w:tcPr>
-            <w:tcW w:type="dxa" w:w="3888"/>
-            <w:shd w:fill="F9FAFB"/>
-            <w:tcMar>
-              <w:top w:w="60" w:type="dxa"/>
-              <w:bottom w:w="60" w:type="dxa"/>
-              <w:left w:w="100" w:type="dxa"/>
-              <w:right w:w="100" w:type="dxa"/>
-            </w:tcMar>
-          </w:tcPr>
-          <w:p>
-            <w:pPr>
-              <w:spacing w:after="0"/>
-            </w:pPr>
-            <w:r>
-              <w:rPr>
-                <w:rFonts w:ascii="Segoe UI" w:hAnsi="Segoe UI"/>
-                <w:sz w:val="17"/>
-              </w:rPr>
-              <w:t>\b[A-Z]{2,12}[-_]\d{3,6}\b | ORA-\d{5} | 0x[0-9A-Fa-f]{6,16}</w:t>
-            </w:r>
-          </w:p>
-        </w:tc>
-        <w:tc>
-          <w:tcPr>
-            <w:tcW w:type="dxa" w:w="2880"/>
-            <w:shd w:fill="F9FAFB"/>
-            <w:tcMar>
-              <w:top w:w="60" w:type="dxa"/>
-              <w:bottom w:w="60" w:type="dxa"/>
-              <w:left w:w="100" w:type="dxa"/>
-              <w:right w:w="100" w:type="dxa"/>
-            </w:tcMar>
-          </w:tcPr>
-          <w:p>
-            <w:pPr>
-              <w:spacing w:after="0"/>
-            </w:pPr>
-            <w:r>
-              <w:rPr>
-                <w:rFonts w:ascii="Segoe UI" w:hAnsi="Segoe UI"/>
-                <w:sz w:val="17"/>
-              </w:rPr>
-              <w:t>AUTH-401, NET-502, ORA-01017</w:t>
-            </w:r>
-          </w:p>
-        </w:tc>
-      </w:tr>
-      <w:tr>
-        <w:tc>
-          <w:tcPr>
-            <w:tcW w:type="dxa" w:w="2592"/>
-            <w:shd w:fill="FFFFFF"/>
-            <w:tcMar>
-              <w:top w:w="60" w:type="dxa"/>
-              <w:bottom w:w="60" w:type="dxa"/>
-              <w:left w:w="100" w:type="dxa"/>
-              <w:right w:w="100" w:type="dxa"/>
-            </w:tcMar>
-          </w:tcPr>
-          <w:p>
-            <w:pPr>
-              <w:spacing w:after="0"/>
-            </w:pPr>
-            <w:r>
-              <w:rPr>
-                <w:rFonts w:ascii="Segoe UI" w:hAnsi="Segoe UI"/>
-                <w:b/>
-                <w:sz w:val="17"/>
-              </w:rPr>
-              <w:t>HTTP Status Code</w:t>
-            </w:r>
-          </w:p>
-        </w:tc>
-        <w:tc>
-          <w:tcPr>
-            <w:tcW w:type="dxa" w:w="3888"/>
-            <w:shd w:fill="FFFFFF"/>
-            <w:tcMar>
-              <w:top w:w="60" w:type="dxa"/>
-              <w:bottom w:w="60" w:type="dxa"/>
-              <w:left w:w="100" w:type="dxa"/>
-              <w:right w:w="100" w:type="dxa"/>
-            </w:tcMar>
-          </w:tcPr>
-          <w:p>
-            <w:pPr>
-              <w:spacing w:after="0"/>
-            </w:pPr>
-            <w:r>
-              <w:rPr>
-                <w:rFonts w:ascii="Segoe UI" w:hAnsi="Segoe UI"/>
-                <w:sz w:val="17"/>
-              </w:rPr>
-              <w:t>\b(?:400|401|403|404|408|409|422|429|500|502|503|504)\b</w:t>
-            </w:r>
-          </w:p>
-        </w:tc>
-        <w:tc>
-          <w:tcPr>
-            <w:tcW w:type="dxa" w:w="2880"/>
-            <w:shd w:fill="FFFFFF"/>
-            <w:tcMar>
-              <w:top w:w="60" w:type="dxa"/>
-              <w:bottom w:w="60" w:type="dxa"/>
-              <w:left w:w="100" w:type="dxa"/>
-              <w:right w:w="100" w:type="dxa"/>
-            </w:tcMar>
-          </w:tcPr>
-          <w:p>
-            <w:pPr>
-              <w:spacing w:after="0"/>
-            </w:pPr>
-            <w:r>
-              <w:rPr>
-                <w:rFonts w:ascii="Segoe UI" w:hAnsi="Segoe UI"/>
-                <w:sz w:val="17"/>
-              </w:rPr>
-              <w:t>401 (Unauthorized), 502 (Bad Gateway)</w:t>
-            </w:r>
-          </w:p>
-        </w:tc>
-      </w:tr>
-      <w:tr>
-        <w:tc>
-          <w:tcPr>
-            <w:tcW w:type="dxa" w:w="2592"/>
-            <w:shd w:fill="F9FAFB"/>
-            <w:tcMar>
-              <w:top w:w="60" w:type="dxa"/>
-              <w:bottom w:w="60" w:type="dxa"/>
-              <w:left w:w="100" w:type="dxa"/>
-              <w:right w:w="100" w:type="dxa"/>
-            </w:tcMar>
-          </w:tcPr>
-          <w:p>
-            <w:pPr>
-              <w:spacing w:after="0"/>
-            </w:pPr>
-            <w:r>
-              <w:rPr>
-                <w:rFonts w:ascii="Segoe UI" w:hAnsi="Segoe UI"/>
-                <w:b/>
-                <w:sz w:val="17"/>
-              </w:rPr>
-              <w:t>Incident URL / Route</w:t>
-            </w:r>
-          </w:p>
-        </w:tc>
-        <w:tc>
-          <w:tcPr>
-            <w:tcW w:type="dxa" w:w="3888"/>
-            <w:shd w:fill="F9FAFB"/>
-            <w:tcMar>
-              <w:top w:w="60" w:type="dxa"/>
-              <w:bottom w:w="60" w:type="dxa"/>
-              <w:left w:w="100" w:type="dxa"/>
-              <w:right w:w="100" w:type="dxa"/>
-            </w:tcMar>
-          </w:tcPr>
-          <w:p>
-            <w:pPr>
-              <w:spacing w:after="0"/>
-            </w:pPr>
-            <w:r>
-              <w:rPr>
-                <w:rFonts w:ascii="Segoe UI" w:hAnsi="Segoe UI"/>
-                <w:sz w:val="17"/>
-              </w:rPr>
-              <w:t>https?://[^\s/$.?#].[^\s]* | /(?:api|v[0-9]+)/[a-zA-Z0-9_/.-]+</w:t>
-            </w:r>
-          </w:p>
-        </w:tc>
-        <w:tc>
-          <w:tcPr>
-            <w:tcW w:type="dxa" w:w="2880"/>
-            <w:shd w:fill="F9FAFB"/>
-            <w:tcMar>
-              <w:top w:w="60" w:type="dxa"/>
-              <w:bottom w:w="60" w:type="dxa"/>
-              <w:left w:w="100" w:type="dxa"/>
-              <w:right w:w="100" w:type="dxa"/>
-            </w:tcMar>
-          </w:tcPr>
-          <w:p>
-            <w:pPr>
-              <w:spacing w:after="0"/>
-            </w:pPr>
-            <w:r>
-              <w:rPr>
-                <w:rFonts w:ascii="Segoe UI" w:hAnsi="Segoe UI"/>
-                <w:sz w:val="17"/>
-              </w:rPr>
-              <w:t>https://api.domain.com/v1/auth</w:t>
-            </w:r>
-          </w:p>
-        </w:tc>
-      </w:tr>
-      <w:tr>
-        <w:tc>
-          <w:tcPr>
-            <w:tcW w:type="dxa" w:w="2592"/>
-            <w:shd w:fill="FFFFFF"/>
-            <w:tcMar>
-              <w:top w:w="60" w:type="dxa"/>
-              <w:bottom w:w="60" w:type="dxa"/>
-              <w:left w:w="100" w:type="dxa"/>
-              <w:right w:w="100" w:type="dxa"/>
-            </w:tcMar>
-          </w:tcPr>
-          <w:p>
-            <w:pPr>
-              <w:spacing w:after="0"/>
-            </w:pPr>
-            <w:r>
-              <w:rPr>
-                <w:rFonts w:ascii="Segoe UI" w:hAnsi="Segoe UI"/>
-                <w:b/>
-                <w:sz w:val="17"/>
-              </w:rPr>
-              <w:t>Timestamp / Request ID</w:t>
-            </w:r>
-          </w:p>
-        </w:tc>
-        <w:tc>
-          <w:tcPr>
-            <w:tcW w:type="dxa" w:w="3888"/>
-            <w:shd w:fill="FFFFFF"/>
-            <w:tcMar>
-              <w:top w:w="60" w:type="dxa"/>
-              <w:bottom w:w="60" w:type="dxa"/>
-              <w:left w:w="100" w:type="dxa"/>
-              <w:right w:w="100" w:type="dxa"/>
-            </w:tcMar>
-          </w:tcPr>
-          <w:p>
-            <w:pPr>
-              <w:spacing w:after="0"/>
-            </w:pPr>
-            <w:r>
-              <w:rPr>
-                <w:rFonts w:ascii="Segoe UI" w:hAnsi="Segoe UI"/>
-                <w:sz w:val="17"/>
-              </w:rPr>
-              <w:t>\b\d{4}-\d{2}-\d{2}[T\s]\d{2}:\d{2}(?::\d{2})?\b | req-[a-f0-9]{8,}</w:t>
-            </w:r>
-          </w:p>
-        </w:tc>
-        <w:tc>
-          <w:tcPr>
-            <w:tcW w:type="dxa" w:w="2880"/>
-            <w:shd w:fill="FFFFFF"/>
-            <w:tcMar>
-              <w:top w:w="60" w:type="dxa"/>
-              <w:bottom w:w="60" w:type="dxa"/>
-              <w:left w:w="100" w:type="dxa"/>
-              <w:right w:w="100" w:type="dxa"/>
-            </w:tcMar>
-          </w:tcPr>
-          <w:p>
-            <w:pPr>
-              <w:spacing w:after="0"/>
-            </w:pPr>
-            <w:r>
-              <w:rPr>
-                <w:rFonts w:ascii="Segoe UI" w:hAnsi="Segoe UI"/>
-                <w:sz w:val="17"/>
-              </w:rPr>
-              <w:t>2026-10-01 07:30:15, req-8f92b10a</w:t>
-            </w:r>
-          </w:p>
-        </w:tc>
-      </w:tr>
-      <w:tr>
-        <w:tc>
-          <w:tcPr>
-            <w:tcW w:type="dxa" w:w="2592"/>
-            <w:shd w:fill="F9FAFB"/>
-            <w:tcMar>
-              <w:top w:w="60" w:type="dxa"/>
-              <w:bottom w:w="60" w:type="dxa"/>
-              <w:left w:w="100" w:type="dxa"/>
-              <w:right w:w="100" w:type="dxa"/>
-            </w:tcMar>
-          </w:tcPr>
-          <w:p>
-            <w:pPr>
-              <w:spacing w:after="0"/>
-            </w:pPr>
-            <w:r>
-              <w:rPr>
-                <w:rFonts w:ascii="Segoe UI" w:hAnsi="Segoe UI"/>
-                <w:b/>
-                <w:sz w:val="17"/>
-              </w:rPr>
-              <w:t>Error Message Text</w:t>
-            </w:r>
-          </w:p>
-        </w:tc>
-        <w:tc>
-          <w:tcPr>
-            <w:tcW w:type="dxa" w:w="3888"/>
-            <w:shd w:fill="F9FAFB"/>
-            <w:tcMar>
-              <w:top w:w="60" w:type="dxa"/>
-              <w:bottom w:w="60" w:type="dxa"/>
-              <w:left w:w="100" w:type="dxa"/>
-              <w:right w:w="100" w:type="dxa"/>
-            </w:tcMar>
-          </w:tcPr>
-          <w:p>
-            <w:pPr>
-              <w:spacing w:after="0"/>
-            </w:pPr>
-            <w:r>
-              <w:rPr>
-                <w:rFonts w:ascii="Segoe UI" w:hAnsi="Segoe UI"/>
-                <w:sz w:val="17"/>
-              </w:rPr>
-              <w:t>Keywords ('failed', 'denied', 'timeout', 'locked') minus UI noise</w:t>
-            </w:r>
-          </w:p>
-        </w:tc>
-        <w:tc>
-          <w:tcPr>
-            <w:tcW w:type="dxa" w:w="2880"/>
-            <w:shd w:fill="F9FAFB"/>
-            <w:tcMar>
-              <w:top w:w="60" w:type="dxa"/>
-              <w:bottom w:w="60" w:type="dxa"/>
-              <w:left w:w="100" w:type="dxa"/>
-              <w:right w:w="100" w:type="dxa"/>
-            </w:tcMar>
-          </w:tcPr>
-          <w:p>
-            <w:pPr>
-              <w:spacing w:after="0"/>
-            </w:pPr>
-            <w:r>
-              <w:rPr>
-                <w:rFonts w:ascii="Segoe UI" w:hAnsi="Segoe UI"/>
-                <w:sz w:val="17"/>
-              </w:rPr>
-              <w:t>'Invalid or expired authentication token'</w:t>
-            </w:r>
-          </w:p>
-        </w:tc>
-      </w:tr>
-    </w:tbl>
-    <w:p>
-      <w:pPr>
-        <w:spacing w:after="80"/>
-      </w:pPr>
-    </w:p>
-    <w:p>
-      <w:pPr>
-        <w:spacing w:before="0" w:after="80" w:line="276" w:lineRule="auto"/>
-      </w:pPr>
-      <w:r>
-        <w:rPr>
-          <w:rFonts w:ascii="Segoe UI" w:hAnsi="Segoe UI"/>
-          <w:color w:val="1F2937"/>
-          <w:sz w:val="20"/>
-        </w:rPr>
-        <w:t>Automated Privacy Redaction: Prior to vector retrieval or cloud LLM invocation, all extracted text passes through the privacy scrubber. Customer emails are replaced with [EMAIL_REDACTED], Authorization Bearer tokens are masked to Bearer [TOKEN_REDACTED], and API keys are scrubbed to [API_KEY_REDACTED]. This ensures strict compliance with enterprise data privacy standards.</w:t>
-      </w:r>
-    </w:p>
-    <w:p>
-      <w:pPr>
-        <w:keepNext/>
-        <w:spacing w:before="280" w:after="80"/>
-      </w:pPr>
-      <w:r>
-        <w:rPr>
-          <w:rFonts w:ascii="Segoe UI" w:hAnsi="Segoe UI"/>
-          <w:b/>
-          <w:color w:val="1E3A8A"/>
-          <w:sz w:val="28"/>
-        </w:rPr>
-        <w:t>4. Knowledge Base &amp; Milvus Lite Vector Storage</w:t>
-      </w:r>
-    </w:p>
-    <w:p>
-      <w:pPr>
-        <w:spacing w:before="0" w:after="80" w:line="276" w:lineRule="auto"/>
-      </w:pPr>
-      <w:r>
-        <w:rPr>
-          <w:rFonts w:ascii="Segoe UI" w:hAnsi="Segoe UI"/>
-          <w:color w:val="1F2937"/>
-          <w:sz w:val="20"/>
-        </w:rPr>
-        <w:t>Support knowledge is maintained as structured markdown documents under data/kb_documents/. The knowledge base encompasses 12 production-grade articles covering authentication failures, database timeouts, network disconnects, file transfer aborts, and generic platform errors:</w:t>
-      </w:r>
-    </w:p>
-    <w:p>
-      <w:pPr>
-        <w:pStyle w:val="ListBullet"/>
-        <w:spacing w:before="0" w:after="40" w:line="276" w:lineRule="auto"/>
-      </w:pPr>
-      <w:r>
-        <w:rPr>
-          <w:rFonts w:ascii="Segoe UI" w:hAnsi="Segoe UI"/>
-          <w:b/>
-          <w:color w:val="1F2937"/>
-          <w:sz w:val="19"/>
-        </w:rPr>
-        <w:t xml:space="preserve">Authentication (Auth): </w:t>
-      </w:r>
-      <w:r>
-        <w:rPr>
-          <w:rFonts w:ascii="Segoe UI" w:hAnsi="Segoe UI"/>
-          <w:color w:val="1F2937"/>
-          <w:sz w:val="19"/>
-        </w:rPr>
-        <w:t>KB-AUTH-001 (Expired Token), KB-AUTH-002 (Insufficient Permissions / 403), KB-AUTH-003 (Account Locked).</w:t>
-      </w:r>
-    </w:p>
-    <w:p>
-      <w:pPr>
-        <w:pStyle w:val="ListBullet"/>
-        <w:spacing w:before="0" w:after="40" w:line="276" w:lineRule="auto"/>
-      </w:pPr>
-      <w:r>
-        <w:rPr>
-          <w:rFonts w:ascii="Segoe UI" w:hAnsi="Segoe UI"/>
-          <w:b/>
-          <w:color w:val="1F2937"/>
-          <w:sz w:val="19"/>
-        </w:rPr>
-        <w:t xml:space="preserve">Database (DB): </w:t>
-      </w:r>
-      <w:r>
-        <w:rPr>
-          <w:rFonts w:ascii="Segoe UI" w:hAnsi="Segoe UI"/>
-          <w:color w:val="1F2937"/>
-          <w:sz w:val="19"/>
-        </w:rPr>
-        <w:t>KB-DB-001 (Connection Timeout), KB-DB-002 (Deadlock Detected / 40001), KB-DB-003 (Pool Exhaustion).</w:t>
-      </w:r>
-    </w:p>
-    <w:p>
-      <w:pPr>
-        <w:pStyle w:val="ListBullet"/>
-        <w:spacing w:before="0" w:after="40" w:line="276" w:lineRule="auto"/>
-      </w:pPr>
-      <w:r>
-        <w:rPr>
-          <w:rFonts w:ascii="Segoe UI" w:hAnsi="Segoe UI"/>
-          <w:b/>
-          <w:color w:val="1F2937"/>
-          <w:sz w:val="19"/>
-        </w:rPr>
-        <w:t xml:space="preserve">Network (Net): </w:t>
-      </w:r>
-      <w:r>
-        <w:rPr>
-          <w:rFonts w:ascii="Segoe UI" w:hAnsi="Segoe UI"/>
-          <w:color w:val="1F2937"/>
-          <w:sz w:val="19"/>
-        </w:rPr>
-        <w:t>KB-NET-001 (DNS Resolution Failed), KB-NET-002 (SSL Certificate Expired), KB-NET-003 (Bad Gateway / 502).</w:t>
-      </w:r>
-    </w:p>
-    <w:p>
-      <w:pPr>
-        <w:pStyle w:val="ListBullet"/>
-        <w:spacing w:before="0" w:after="40" w:line="276" w:lineRule="auto"/>
-      </w:pPr>
-      <w:r>
-        <w:rPr>
-          <w:rFonts w:ascii="Segoe UI" w:hAnsi="Segoe UI"/>
-          <w:b/>
-          <w:color w:val="1F2937"/>
-          <w:sz w:val="19"/>
-        </w:rPr>
-        <w:t xml:space="preserve">Storage &amp; Files: </w:t>
-      </w:r>
-      <w:r>
-        <w:rPr>
-          <w:rFonts w:ascii="Segoe UI" w:hAnsi="Segoe UI"/>
-          <w:color w:val="1F2937"/>
-          <w:sz w:val="19"/>
-        </w:rPr>
-        <w:t>KB-FILE-001 (Storage Quota Exceeded), KB-FILE-002 (Unsupported File Format / 415).</w:t>
-      </w:r>
-    </w:p>
-    <w:p>
-      <w:pPr>
-        <w:pStyle w:val="ListBullet"/>
-        <w:spacing w:before="0" w:after="40" w:line="276" w:lineRule="auto"/>
-      </w:pPr>
-      <w:r>
-        <w:rPr>
-          <w:rFonts w:ascii="Segoe UI" w:hAnsi="Segoe UI"/>
-          <w:b/>
-          <w:color w:val="1F2937"/>
-          <w:sz w:val="19"/>
-        </w:rPr>
-        <w:t xml:space="preserve">Platform Core: </w:t>
-      </w:r>
-      <w:r>
-        <w:rPr>
-          <w:rFonts w:ascii="Segoe UI" w:hAnsi="Segoe UI"/>
-          <w:color w:val="1F2937"/>
-          <w:sz w:val="19"/>
-        </w:rPr>
-        <w:t>KB-GEN-001 (Internal Server Error / 500).</w:t>
-      </w:r>
-    </w:p>
-    <w:p>
-      <w:pPr>
-        <w:keepNext/>
-        <w:spacing w:before="200" w:after="60"/>
-      </w:pPr>
-      <w:r>
-        <w:rPr>
-          <w:rFonts w:ascii="Segoe UI" w:hAnsi="Segoe UI"/>
-          <w:b/>
-          <w:color w:val="2563EB"/>
-          <w:sz w:val="24"/>
-        </w:rPr>
-        <w:t>4.1 Milvus Lite Local Vector Database Architecture</w:t>
-      </w:r>
-    </w:p>
-    <w:p>
-      <w:pPr>
-        <w:spacing w:before="0" w:after="80" w:line="276" w:lineRule="auto"/>
-      </w:pPr>
-      <w:r>
-        <w:rPr>
-          <w:rFonts w:ascii="Segoe UI" w:hAnsi="Segoe UI"/>
-          <w:color w:val="1F2937"/>
-          <w:sz w:val="20"/>
-        </w:rPr>
-        <w:t>The vector store is powered by Milvus Lite, an embedded vector database executing within the application runtime. Vector data is persisted locally to ./data/milvus_lite.db. Milvus Lite provides zero-infrastructure deployment for local development and testing while maintaining 100% API compatibility with Milvus Standalone and Milvus Distributed clusters. Scaling to a distributed enterprise deployment requires only altering the MILVUS_URI environment variable to point to an external cluster.</w:t>
-      </w:r>
-    </w:p>
-    <w:p>
-      <w:pPr>
-        <w:keepNext/>
-        <w:spacing w:before="200" w:after="60"/>
-      </w:pPr>
-      <w:r>
-        <w:rPr>
-          <w:rFonts w:ascii="Segoe UI" w:hAnsi="Segoe UI"/>
-          <w:b/>
-          <w:color w:val="2563EB"/>
-          <w:sz w:val="24"/>
-        </w:rPr>
-        <w:t>4.2 Chunking &amp; Dense Semantic Embeddings</w:t>
-      </w:r>
-    </w:p>
-    <w:p>
-      <w:pPr>
-        <w:spacing w:before="0" w:after="80" w:line="276" w:lineRule="auto"/>
-      </w:pPr>
-      <w:r>
-        <w:rPr>
-          <w:rFonts w:ascii="Segoe UI" w:hAnsi="Segoe UI"/>
-          <w:color w:val="1F2937"/>
-          <w:sz w:val="20"/>
-        </w:rPr>
-        <w:t>Documents are chunked using LangChain's RecursiveCharacterTextSplitter with a target chunk size of 500 characters and 50 characters overlap, preserving Markdown structural boundaries. Each chunk is transformed into a 384-dimensional dense vector using the all-MiniLM-L6-v2 model via HuggingFaceEmbeddings. Metadata fields (article_id, title, product, module, error_codes, and symptoms) are indexed alongside the vector embeddings to facilitate hybrid re-ranking.</w:t>
-      </w:r>
-    </w:p>
-    <w:p>
-      <w:pPr>
-        <w:keepNext/>
-        <w:spacing w:before="280" w:after="80"/>
-      </w:pPr>
-      <w:r>
-        <w:rPr>
-          <w:rFonts w:ascii="Segoe UI" w:hAnsi="Segoe UI"/>
-          <w:b/>
-          <w:color w:val="1E3A8A"/>
-          <w:sz w:val="28"/>
-        </w:rPr>
-        <w:t>5. PolyRAG 0.2.0 NaiveRAG Pipeline &amp; Anti-Hallucination Guardrails</w:t>
-      </w:r>
-    </w:p>
-    <w:p>
-      <w:pPr>
-        <w:spacing w:before="0" w:after="80" w:line="276" w:lineRule="auto"/>
-      </w:pPr>
-      <w:r>
-        <w:rPr>
-          <w:rFonts w:ascii="Segoe UI" w:hAnsi="Segoe UI"/>
-          <w:color w:val="1F2937"/>
-          <w:sz w:val="20"/>
-        </w:rPr>
-        <w:t>The project is aligned with the latest PolyRAG 0.2.0 release (polyrag==0.2.0), adopting a clean LangChain-native architecture. The RAG engine uses the NaiveRAG retrieve-then-read pipeline with custom hybrid scoring and robust guardrails.</w:t>
-      </w:r>
-    </w:p>
-    <w:p>
-      <w:pPr>
-        <w:keepNext/>
-        <w:spacing w:before="200" w:after="60"/>
-      </w:pPr>
-      <w:r>
-        <w:rPr>
-          <w:rFonts w:ascii="Segoe UI" w:hAnsi="Segoe UI"/>
-          <w:b/>
-          <w:color w:val="2563EB"/>
-          <w:sz w:val="24"/>
-        </w:rPr>
-        <w:t>5.1 Hybrid Scoring with Exact Error-Code Boosting</w:t>
-      </w:r>
-    </w:p>
-    <w:p>
-      <w:pPr>
-        <w:spacing w:before="0" w:after="80" w:line="276" w:lineRule="auto"/>
-      </w:pPr>
-      <w:r>
-        <w:rPr>
-          <w:rFonts w:ascii="Segoe UI" w:hAnsi="Segoe UI"/>
-          <w:color w:val="1F2937"/>
-          <w:sz w:val="20"/>
-        </w:rPr>
-        <w:t>Pure vector similarity can occasionally conflate similar error messages across different components (e.g. database connection timeout versus gateway network timeout). To eliminate ambiguity, our retrieval engine applies a deterministic re-ranking formula:</w:t>
-      </w:r>
-    </w:p>
-    <w:tbl>
-      <w:tblPr>
-        <w:tblW w:type="auto" w:w="0"/>
-        <w:jc w:val="center"/>
-        <w:tblLayout w:type="fixed"/>
-        <w:tblLook w:firstColumn="1" w:firstRow="1" w:lastColumn="0" w:lastRow="0" w:noHBand="0" w:noVBand="1" w:val="04A0"/>
-      </w:tblPr>
-      <w:tblGrid>
-        <w:gridCol w:w="9360"/>
-      </w:tblGrid>
-      <w:tr>
-        <w:tc>
-          <w:tcPr>
-            <w:tcW w:type="dxa" w:w="10080"/>
-            <w:shd w:fill="ECFDF5"/>
-            <w:tcMar>
-              <w:top w:w="140" w:type="dxa"/>
-              <w:bottom w:w="140" w:type="dxa"/>
-              <w:left w:w="200" w:type="dxa"/>
-              <w:right w:w="200" w:type="dxa"/>
-            </w:tcMar>
-            <w:tcBorders>
-              <w:top w:val="none"/>
-              <w:left w:val="single" w:sz="24" w:space="0" w:color="059669"/>
-              <w:bottom w:val="none"/>
-              <w:right w:val="none"/>
-            </w:tcBorders>
-          </w:tcPr>
-          <w:p>
-            <w:pPr>
-              <w:spacing w:before="40" w:after="40" w:line="276" w:lineRule="auto"/>
-            </w:pPr>
-            <w:r>
-              <w:rPr>
-                <w:rFonts w:ascii="Segoe UI" w:hAnsi="Segoe UI"/>
-                <w:b/>
-                <w:color w:val="1E3A8A"/>
-                <w:sz w:val="21"/>
-              </w:rPr>
-              <w:t>📌 Hybrid Re-Ranking Formula</w:t>
-              <w:br/>
-            </w:r>
-            <w:r>
-              <w:rPr>
-                <w:rFonts w:ascii="Segoe UI" w:hAnsi="Segoe UI"/>
-                <w:i/>
-                <w:color w:val="1F2937"/>
-                <w:sz w:val="19"/>
-              </w:rPr>
-              <w:t>FinalScore = min( 1.0,  0.75 * CosineSimilarity + ExactMatchBonus )</w:t>
-              <w:br/>
-              <w:t>where ExactMatchBonus = +0.25 if an extracted error code exactly matches the article metadata, else 0.00.</w:t>
-            </w:r>
-          </w:p>
-        </w:tc>
-      </w:tr>
-    </w:tbl>
-    <w:p>
-      <w:pPr>
-        <w:spacing w:after="80"/>
-      </w:pPr>
-    </w:p>
-    <w:tbl>
-      <w:tblPr>
-        <w:tblW w:type="auto" w:w="0"/>
-        <w:jc w:val="center"/>
-        <w:tblLayout w:type="fixed"/>
-        <w:tblLook w:firstColumn="1" w:firstRow="1" w:lastColumn="0" w:lastRow="0" w:noHBand="0" w:noVBand="1" w:val="04A0"/>
-        <w:tblBorders>
-          <w:top w:val="single" w:sz="4" w:space="0" w:color="D1D5DB"/>
-          <w:bottom w:val="single" w:sz="4" w:space="0" w:color="D1D5DB"/>
-          <w:left w:val="none"/>
-          <w:right w:val="none"/>
-          <w:insideH w:val="single" w:sz="4" w:space="0" w:color="D1D5DB"/>
-          <w:insideV w:val="none"/>
-        </w:tblBorders>
-      </w:tblPr>
-      <w:tblGrid>
-        <w:gridCol w:w="2016"/>
-        <w:gridCol w:w="2016"/>
-        <w:gridCol w:w="2016"/>
-        <w:gridCol w:w="2016"/>
-        <w:gridCol w:w="2016"/>
-      </w:tblGrid>
-      <w:tr>
-        <w:tc>
-          <w:tcPr>
-            <w:tcW w:type="dxa" w:w="2592"/>
-            <w:shd w:fill="1E3A8A"/>
-            <w:tcMar>
-              <w:top w:w="70" w:type="dxa"/>
-              <w:bottom w:w="70" w:type="dxa"/>
-              <w:left w:w="90" w:type="dxa"/>
-              <w:right w:w="90" w:type="dxa"/>
-            </w:tcMar>
-          </w:tcPr>
-          <w:p>
-            <w:pPr>
-              <w:spacing w:after="0"/>
-            </w:pPr>
-            <w:r>
-              <w:rPr>
-                <w:b/>
-                <w:color w:val="FFFFFF"/>
-                <w:sz w:val="17"/>
-              </w:rPr>
-              <w:t>Screenshot Input Type</w:t>
-            </w:r>
-          </w:p>
-        </w:tc>
-        <w:tc>
-          <w:tcPr>
-            <w:tcW w:type="dxa" w:w="1584"/>
-            <w:shd w:fill="1E3A8A"/>
-            <w:tcMar>
-              <w:top w:w="70" w:type="dxa"/>
-              <w:bottom w:w="70" w:type="dxa"/>
-              <w:left w:w="90" w:type="dxa"/>
-              <w:right w:w="90" w:type="dxa"/>
-            </w:tcMar>
-          </w:tcPr>
-          <w:p>
-            <w:pPr>
-              <w:spacing w:after="0"/>
-            </w:pPr>
-            <w:r>
-              <w:rPr>
-                <w:b/>
-                <w:color w:val="FFFFFF"/>
-                <w:sz w:val="17"/>
-              </w:rPr>
-              <w:t>Cosine Sim</w:t>
-            </w:r>
-          </w:p>
-        </w:tc>
-        <w:tc>
-          <w:tcPr>
-            <w:tcW w:type="dxa" w:w="1584"/>
-            <w:shd w:fill="1E3A8A"/>
-            <w:tcMar>
-              <w:top w:w="70" w:type="dxa"/>
-              <w:bottom w:w="70" w:type="dxa"/>
-              <w:left w:w="90" w:type="dxa"/>
-              <w:right w:w="90" w:type="dxa"/>
-            </w:tcMar>
-          </w:tcPr>
-          <w:p>
-            <w:pPr>
-              <w:spacing w:after="0"/>
-            </w:pPr>
-            <w:r>
-              <w:rPr>
-                <w:b/>
-                <w:color w:val="FFFFFF"/>
-                <w:sz w:val="17"/>
-              </w:rPr>
-              <w:t>Exact Match</w:t>
-            </w:r>
-          </w:p>
-        </w:tc>
-        <w:tc>
-          <w:tcPr>
-            <w:tcW w:type="dxa" w:w="1584"/>
-            <w:shd w:fill="1E3A8A"/>
-            <w:tcMar>
-              <w:top w:w="70" w:type="dxa"/>
-              <w:bottom w:w="70" w:type="dxa"/>
-              <w:left w:w="90" w:type="dxa"/>
-              <w:right w:w="90" w:type="dxa"/>
-            </w:tcMar>
-          </w:tcPr>
-          <w:p>
-            <w:pPr>
-              <w:spacing w:after="0"/>
-            </w:pPr>
-            <w:r>
-              <w:rPr>
-                <w:b/>
-                <w:color w:val="FFFFFF"/>
-                <w:sz w:val="17"/>
-              </w:rPr>
-              <w:t>Final Score</w:t>
-            </w:r>
-          </w:p>
-        </w:tc>
-        <w:tc>
-          <w:tcPr>
-            <w:tcW w:type="dxa" w:w="2016"/>
-            <w:shd w:fill="1E3A8A"/>
-            <w:tcMar>
-              <w:top w:w="70" w:type="dxa"/>
-              <w:bottom w:w="70" w:type="dxa"/>
-              <w:left w:w="90" w:type="dxa"/>
-              <w:right w:w="90" w:type="dxa"/>
-            </w:tcMar>
-          </w:tcPr>
-          <w:p>
-            <w:pPr>
-              <w:spacing w:after="0"/>
-            </w:pPr>
-            <w:r>
-              <w:rPr>
-                <w:b/>
-                <w:color w:val="FFFFFF"/>
-                <w:sz w:val="17"/>
-              </w:rPr>
-              <w:t>Retrieval Outcome</w:t>
-            </w:r>
-          </w:p>
-        </w:tc>
-      </w:tr>
-      <w:tr>
-        <w:tc>
-          <w:tcPr>
-            <w:tcW w:type="dxa" w:w="2592"/>
-            <w:shd w:fill="F9FAFB"/>
-            <w:tcMar>
-              <w:top w:w="60" w:type="dxa"/>
-              <w:bottom w:w="60" w:type="dxa"/>
-              <w:left w:w="90" w:type="dxa"/>
-              <w:right w:w="90" w:type="dxa"/>
-            </w:tcMar>
-          </w:tcPr>
-          <w:p>
-            <w:pPr>
-              <w:spacing w:after="0"/>
-            </w:pPr>
-            <w:r>
-              <w:rPr>
-                <w:rFonts w:ascii="Segoe UI" w:hAnsi="Segoe UI"/>
-                <w:b/>
-                <w:sz w:val="17"/>
-              </w:rPr>
-              <w:t>Explicit Code (e.g. AUTH-401)</w:t>
-            </w:r>
-          </w:p>
-        </w:tc>
-        <w:tc>
-          <w:tcPr>
-            <w:tcW w:type="dxa" w:w="1584"/>
-            <w:shd w:fill="F9FAFB"/>
-            <w:tcMar>
-              <w:top w:w="60" w:type="dxa"/>
-              <w:bottom w:w="60" w:type="dxa"/>
-              <w:left w:w="90" w:type="dxa"/>
-              <w:right w:w="90" w:type="dxa"/>
-            </w:tcMar>
-          </w:tcPr>
-          <w:p>
-            <w:pPr>
-              <w:spacing w:after="0"/>
-            </w:pPr>
-            <w:r>
-              <w:rPr>
-                <w:rFonts w:ascii="Segoe UI" w:hAnsi="Segoe UI"/>
-                <w:sz w:val="17"/>
-              </w:rPr>
-              <w:t>0.88</w:t>
-            </w:r>
-          </w:p>
-        </w:tc>
-        <w:tc>
-          <w:tcPr>
-            <w:tcW w:type="dxa" w:w="1584"/>
-            <w:shd w:fill="F9FAFB"/>
-            <w:tcMar>
-              <w:top w:w="60" w:type="dxa"/>
-              <w:bottom w:w="60" w:type="dxa"/>
-              <w:left w:w="90" w:type="dxa"/>
-              <w:right w:w="90" w:type="dxa"/>
-            </w:tcMar>
-          </w:tcPr>
-          <w:p>
-            <w:pPr>
-              <w:spacing w:after="0"/>
-            </w:pPr>
-            <w:r>
-              <w:rPr>
-                <w:rFonts w:ascii="Segoe UI" w:hAnsi="Segoe UI"/>
-                <w:sz w:val="17"/>
-              </w:rPr>
-              <w:t>+0.25 (Yes)</w:t>
-            </w:r>
-          </w:p>
-        </w:tc>
-        <w:tc>
-          <w:tcPr>
-            <w:tcW w:type="dxa" w:w="1584"/>
-            <w:shd w:fill="F9FAFB"/>
-            <w:tcMar>
-              <w:top w:w="60" w:type="dxa"/>
-              <w:bottom w:w="60" w:type="dxa"/>
-              <w:left w:w="90" w:type="dxa"/>
-              <w:right w:w="90" w:type="dxa"/>
-            </w:tcMar>
-          </w:tcPr>
-          <w:p>
-            <w:pPr>
-              <w:spacing w:after="0"/>
-            </w:pPr>
-            <w:r>
-              <w:rPr>
-                <w:rFonts w:ascii="Segoe UI" w:hAnsi="Segoe UI"/>
-                <w:sz w:val="17"/>
-              </w:rPr>
-              <w:t>0.9100</w:t>
-            </w:r>
-          </w:p>
-        </w:tc>
-        <w:tc>
-          <w:tcPr>
-            <w:tcW w:type="dxa" w:w="2016"/>
-            <w:shd w:fill="F9FAFB"/>
-            <w:tcMar>
-              <w:top w:w="60" w:type="dxa"/>
-              <w:bottom w:w="60" w:type="dxa"/>
-              <w:left w:w="90" w:type="dxa"/>
-              <w:right w:w="90" w:type="dxa"/>
-            </w:tcMar>
-          </w:tcPr>
-          <w:p>
-            <w:pPr>
-              <w:spacing w:after="0"/>
-            </w:pPr>
-            <w:r>
-              <w:rPr>
-                <w:rFonts w:ascii="Segoe UI" w:hAnsi="Segoe UI"/>
-                <w:sz w:val="17"/>
-              </w:rPr>
-              <w:t>Top-1 Direct Match</w:t>
-            </w:r>
-          </w:p>
-        </w:tc>
-      </w:tr>
-      <w:tr>
-        <w:tc>
-          <w:tcPr>
-            <w:tcW w:type="dxa" w:w="2592"/>
-            <w:shd w:fill="FFFFFF"/>
-            <w:tcMar>
-              <w:top w:w="60" w:type="dxa"/>
-              <w:bottom w:w="60" w:type="dxa"/>
-              <w:left w:w="90" w:type="dxa"/>
-              <w:right w:w="90" w:type="dxa"/>
-            </w:tcMar>
-          </w:tcPr>
-          <w:p>
-            <w:pPr>
-              <w:spacing w:after="0"/>
-            </w:pPr>
-            <w:r>
-              <w:rPr>
-                <w:rFonts w:ascii="Segoe UI" w:hAnsi="Segoe UI"/>
-                <w:b/>
-                <w:sz w:val="17"/>
-              </w:rPr>
-              <w:t>Symptom Text Only (No Code)</w:t>
-            </w:r>
-          </w:p>
-        </w:tc>
-        <w:tc>
-          <w:tcPr>
-            <w:tcW w:type="dxa" w:w="1584"/>
-            <w:shd w:fill="FFFFFF"/>
-            <w:tcMar>
-              <w:top w:w="60" w:type="dxa"/>
-              <w:bottom w:w="60" w:type="dxa"/>
-              <w:left w:w="90" w:type="dxa"/>
-              <w:right w:w="90" w:type="dxa"/>
-            </w:tcMar>
-          </w:tcPr>
-          <w:p>
-            <w:pPr>
-              <w:spacing w:after="0"/>
-            </w:pPr>
-            <w:r>
-              <w:rPr>
-                <w:rFonts w:ascii="Segoe UI" w:hAnsi="Segoe UI"/>
-                <w:sz w:val="17"/>
-              </w:rPr>
-              <w:t>0.82</w:t>
-            </w:r>
-          </w:p>
-        </w:tc>
-        <w:tc>
-          <w:tcPr>
-            <w:tcW w:type="dxa" w:w="1584"/>
-            <w:shd w:fill="FFFFFF"/>
-            <w:tcMar>
-              <w:top w:w="60" w:type="dxa"/>
-              <w:bottom w:w="60" w:type="dxa"/>
-              <w:left w:w="90" w:type="dxa"/>
-              <w:right w:w="90" w:type="dxa"/>
-            </w:tcMar>
-          </w:tcPr>
-          <w:p>
-            <w:pPr>
-              <w:spacing w:after="0"/>
-            </w:pPr>
-            <w:r>
-              <w:rPr>
-                <w:rFonts w:ascii="Segoe UI" w:hAnsi="Segoe UI"/>
-                <w:sz w:val="17"/>
-              </w:rPr>
-              <w:t>+0.00 (No)</w:t>
-            </w:r>
-          </w:p>
-        </w:tc>
-        <w:tc>
-          <w:tcPr>
-            <w:tcW w:type="dxa" w:w="1584"/>
-            <w:shd w:fill="FFFFFF"/>
-            <w:tcMar>
-              <w:top w:w="60" w:type="dxa"/>
-              <w:bottom w:w="60" w:type="dxa"/>
-              <w:left w:w="90" w:type="dxa"/>
-              <w:right w:w="90" w:type="dxa"/>
-            </w:tcMar>
-          </w:tcPr>
-          <w:p>
-            <w:pPr>
-              <w:spacing w:after="0"/>
-            </w:pPr>
-            <w:r>
-              <w:rPr>
-                <w:rFonts w:ascii="Segoe UI" w:hAnsi="Segoe UI"/>
-                <w:sz w:val="17"/>
-              </w:rPr>
-              <w:t>0.6150</w:t>
-            </w:r>
-          </w:p>
-        </w:tc>
-        <w:tc>
-          <w:tcPr>
-            <w:tcW w:type="dxa" w:w="2016"/>
-            <w:shd w:fill="FFFFFF"/>
-            <w:tcMar>
-              <w:top w:w="60" w:type="dxa"/>
-              <w:bottom w:w="60" w:type="dxa"/>
-              <w:left w:w="90" w:type="dxa"/>
-              <w:right w:w="90" w:type="dxa"/>
-            </w:tcMar>
-          </w:tcPr>
-          <w:p>
-            <w:pPr>
-              <w:spacing w:after="0"/>
-            </w:pPr>
-            <w:r>
-              <w:rPr>
-                <w:rFonts w:ascii="Segoe UI" w:hAnsi="Segoe UI"/>
-                <w:sz w:val="17"/>
-              </w:rPr>
-              <w:t>Semantic Hit (&gt;0.45)</w:t>
-            </w:r>
-          </w:p>
-        </w:tc>
-      </w:tr>
-      <w:tr>
-        <w:tc>
-          <w:tcPr>
-            <w:tcW w:type="dxa" w:w="2592"/>
-            <w:shd w:fill="F9FAFB"/>
-            <w:tcMar>
-              <w:top w:w="60" w:type="dxa"/>
-              <w:bottom w:w="60" w:type="dxa"/>
-              <w:left w:w="90" w:type="dxa"/>
-              <w:right w:w="90" w:type="dxa"/>
-            </w:tcMar>
-          </w:tcPr>
-          <w:p>
-            <w:pPr>
-              <w:spacing w:after="0"/>
-            </w:pPr>
-            <w:r>
-              <w:rPr>
-                <w:rFonts w:ascii="Segoe UI" w:hAnsi="Segoe UI"/>
-                <w:b/>
-                <w:sz w:val="17"/>
-              </w:rPr>
-              <w:t>Unrelated / Out-of-Domain Error</w:t>
-            </w:r>
-          </w:p>
-        </w:tc>
-        <w:tc>
-          <w:tcPr>
-            <w:tcW w:type="dxa" w:w="1584"/>
-            <w:shd w:fill="F9FAFB"/>
-            <w:tcMar>
-              <w:top w:w="60" w:type="dxa"/>
-              <w:bottom w:w="60" w:type="dxa"/>
-              <w:left w:w="90" w:type="dxa"/>
-              <w:right w:w="90" w:type="dxa"/>
-            </w:tcMar>
-          </w:tcPr>
-          <w:p>
-            <w:pPr>
-              <w:spacing w:after="0"/>
-            </w:pPr>
-            <w:r>
-              <w:rPr>
-                <w:rFonts w:ascii="Segoe UI" w:hAnsi="Segoe UI"/>
-                <w:sz w:val="17"/>
-              </w:rPr>
-              <w:t>0.34</w:t>
-            </w:r>
-          </w:p>
-        </w:tc>
-        <w:tc>
-          <w:tcPr>
-            <w:tcW w:type="dxa" w:w="1584"/>
-            <w:shd w:fill="F9FAFB"/>
-            <w:tcMar>
-              <w:top w:w="60" w:type="dxa"/>
-              <w:bottom w:w="60" w:type="dxa"/>
-              <w:left w:w="90" w:type="dxa"/>
-              <w:right w:w="90" w:type="dxa"/>
-            </w:tcMar>
-          </w:tcPr>
-          <w:p>
-            <w:pPr>
-              <w:spacing w:after="0"/>
-            </w:pPr>
-            <w:r>
-              <w:rPr>
-                <w:rFonts w:ascii="Segoe UI" w:hAnsi="Segoe UI"/>
-                <w:sz w:val="17"/>
-              </w:rPr>
-              <w:t>+0.00 (No)</w:t>
-            </w:r>
-          </w:p>
-        </w:tc>
-        <w:tc>
-          <w:tcPr>
-            <w:tcW w:type="dxa" w:w="1584"/>
-            <w:shd w:fill="F9FAFB"/>
-            <w:tcMar>
-              <w:top w:w="60" w:type="dxa"/>
-              <w:bottom w:w="60" w:type="dxa"/>
-              <w:left w:w="90" w:type="dxa"/>
-              <w:right w:w="90" w:type="dxa"/>
-            </w:tcMar>
-          </w:tcPr>
-          <w:p>
-            <w:pPr>
-              <w:spacing w:after="0"/>
-            </w:pPr>
-            <w:r>
-              <w:rPr>
-                <w:rFonts w:ascii="Segoe UI" w:hAnsi="Segoe UI"/>
-                <w:sz w:val="17"/>
-              </w:rPr>
-              <w:t>0.2550</w:t>
-            </w:r>
-          </w:p>
-        </w:tc>
-        <w:tc>
-          <w:tcPr>
-            <w:tcW w:type="dxa" w:w="2016"/>
-            <w:shd w:fill="F9FAFB"/>
-            <w:tcMar>
-              <w:top w:w="60" w:type="dxa"/>
-              <w:bottom w:w="60" w:type="dxa"/>
-              <w:left w:w="90" w:type="dxa"/>
-              <w:right w:w="90" w:type="dxa"/>
-            </w:tcMar>
-          </w:tcPr>
-          <w:p>
-            <w:pPr>
-              <w:spacing w:after="0"/>
-            </w:pPr>
-            <w:r>
-              <w:rPr>
-                <w:rFonts w:ascii="Segoe UI" w:hAnsi="Segoe UI"/>
-                <w:sz w:val="17"/>
-              </w:rPr>
-              <w:t>Circuit Breaker Tripped</w:t>
-            </w:r>
-          </w:p>
-        </w:tc>
-      </w:tr>
-    </w:tbl>
-    <w:p>
-      <w:pPr>
-        <w:spacing w:after="80"/>
-      </w:pPr>
-    </w:p>
-    <w:p>
-      <w:pPr>
-        <w:keepNext/>
-        <w:spacing w:before="200" w:after="60"/>
-      </w:pPr>
-      <w:r>
-        <w:rPr>
-          <w:rFonts w:ascii="Segoe UI" w:hAnsi="Segoe UI"/>
-          <w:b/>
-          <w:color w:val="2563EB"/>
-          <w:sz w:val="24"/>
-        </w:rPr>
-        <w:t>5.2 Grounded Response Generation &amp; Anti-Hallucination Circuit Breaker</w:t>
-      </w:r>
-    </w:p>
-    <w:p>
-      <w:pPr>
-        <w:spacing w:before="0" w:after="80" w:line="276" w:lineRule="auto"/>
-      </w:pPr>
-      <w:r>
-        <w:rPr>
-          <w:rFonts w:ascii="Segoe UI" w:hAnsi="Segoe UI"/>
-          <w:color w:val="1F2937"/>
-          <w:sz w:val="20"/>
-        </w:rPr>
-        <w:t>When retrieved articles satisfy the minimum confidence threshold (score &gt;= 0.45), the context is formatted into a strict prompt for Azure OpenAI (ChatOpenAI). The prompt prohibits the model from introducing external troubleshooting commands, speculative URLs, or unverified software packages. All responses adhere to a standardized 5-part support taxonomy:</w:t>
-      </w:r>
-    </w:p>
-    <w:p>
-      <w:pPr>
-        <w:pStyle w:val="ListBullet"/>
-        <w:spacing w:before="0" w:after="40" w:line="276" w:lineRule="auto"/>
-      </w:pPr>
-      <w:r>
-        <w:rPr>
-          <w:rFonts w:ascii="Segoe UI" w:hAnsi="Segoe UI"/>
-          <w:b/>
-          <w:color w:val="1F2937"/>
-          <w:sz w:val="19"/>
-        </w:rPr>
-        <w:t xml:space="preserve">1. Issue Identified: </w:t>
-      </w:r>
-      <w:r>
-        <w:rPr>
-          <w:rFonts w:ascii="Segoe UI" w:hAnsi="Segoe UI"/>
-          <w:color w:val="1F2937"/>
-          <w:sz w:val="19"/>
-        </w:rPr>
-        <w:t>Clear, non-jargon summary of the detected symptom and component.</w:t>
-      </w:r>
-    </w:p>
-    <w:p>
-      <w:pPr>
-        <w:pStyle w:val="ListBullet"/>
-        <w:spacing w:before="0" w:after="40" w:line="276" w:lineRule="auto"/>
-      </w:pPr>
-      <w:r>
-        <w:rPr>
-          <w:rFonts w:ascii="Segoe UI" w:hAnsi="Segoe UI"/>
-          <w:b/>
-          <w:color w:val="1F2937"/>
-          <w:sz w:val="19"/>
-        </w:rPr>
-        <w:t xml:space="preserve">2. Likely Root Cause: </w:t>
-      </w:r>
-      <w:r>
-        <w:rPr>
-          <w:rFonts w:ascii="Segoe UI" w:hAnsi="Segoe UI"/>
-          <w:color w:val="1F2937"/>
-          <w:sz w:val="19"/>
-        </w:rPr>
-        <w:t>Technical explanation directly backed by the retrieved knowledge article.</w:t>
-      </w:r>
-    </w:p>
-    <w:p>
-      <w:pPr>
-        <w:pStyle w:val="ListBullet"/>
-        <w:spacing w:before="0" w:after="40" w:line="276" w:lineRule="auto"/>
-      </w:pPr>
-      <w:r>
-        <w:rPr>
-          <w:rFonts w:ascii="Segoe UI" w:hAnsi="Segoe UI"/>
-          <w:b/>
-          <w:color w:val="1F2937"/>
-          <w:sz w:val="19"/>
-        </w:rPr>
-        <w:t xml:space="preserve">3. Recommended Solution: </w:t>
-      </w:r>
-      <w:r>
-        <w:rPr>
-          <w:rFonts w:ascii="Segoe UI" w:hAnsi="Segoe UI"/>
-          <w:color w:val="1F2937"/>
-          <w:sz w:val="19"/>
-        </w:rPr>
-        <w:t>Numbered, actionable remediation instructions for the user.</w:t>
-      </w:r>
-    </w:p>
-    <w:p>
-      <w:pPr>
-        <w:pStyle w:val="ListBullet"/>
-        <w:spacing w:before="0" w:after="40" w:line="276" w:lineRule="auto"/>
-      </w:pPr>
-      <w:r>
-        <w:rPr>
-          <w:rFonts w:ascii="Segoe UI" w:hAnsi="Segoe UI"/>
-          <w:b/>
-          <w:color w:val="1F2937"/>
-          <w:sz w:val="19"/>
-        </w:rPr>
-        <w:t xml:space="preserve">4. Verification Steps: </w:t>
-      </w:r>
-      <w:r>
-        <w:rPr>
-          <w:rFonts w:ascii="Segoe UI" w:hAnsi="Segoe UI"/>
-          <w:color w:val="1F2937"/>
-          <w:sz w:val="19"/>
-        </w:rPr>
-        <w:t>Concrete validation checklist to confirm that the issue is resolved.</w:t>
-      </w:r>
-    </w:p>
-    <w:p>
-      <w:pPr>
-        <w:pStyle w:val="ListBullet"/>
-        <w:spacing w:before="0" w:after="40" w:line="276" w:lineRule="auto"/>
-      </w:pPr>
-      <w:r>
-        <w:rPr>
-          <w:rFonts w:ascii="Segoe UI" w:hAnsi="Segoe UI"/>
-          <w:b/>
-          <w:color w:val="1F2937"/>
-          <w:sz w:val="19"/>
-        </w:rPr>
-        <w:t xml:space="preserve">5. Referenced KB Articles: </w:t>
-      </w:r>
-      <w:r>
-        <w:rPr>
-          <w:rFonts w:ascii="Segoe UI" w:hAnsi="Segoe UI"/>
-          <w:color w:val="1F2937"/>
-          <w:sz w:val="19"/>
-        </w:rPr>
-        <w:t>Traceable references linking to source documents (e.g. [KB-AUTH-001]).</w:t>
-      </w:r>
-    </w:p>
-    <w:p>
-      <w:pPr>
-        <w:spacing w:before="0" w:after="80" w:line="276" w:lineRule="auto"/>
-      </w:pPr>
-      <w:r>
-        <w:rPr>
-          <w:rFonts w:ascii="Segoe UI" w:hAnsi="Segoe UI"/>
-          <w:color w:val="1F2937"/>
-          <w:sz w:val="20"/>
-        </w:rPr>
-        <w:t>Anti-Hallucination Circuit Breaker: If no knowledge article achieves the minimum confidence score (score &lt; 0.45), the LLM is completely bypassed. The chatbot returns a deterministic safe response requesting essential diagnostic triage information (software version, exact timestamp, reproduction steps, and system logs). This guarantees the assistant never invents inaccurate advice.</w:t>
-      </w:r>
-    </w:p>
-    <w:p>
-      <w:pPr>
-        <w:keepNext/>
-        <w:spacing w:before="280" w:after="80"/>
-      </w:pPr>
-      <w:r>
-        <w:rPr>
-          <w:rFonts w:ascii="Segoe UI" w:hAnsi="Segoe UI"/>
-          <w:b/>
-          <w:color w:val="1E3A8A"/>
-          <w:sz w:val="28"/>
-        </w:rPr>
-        <w:t>6. Unified REST API &amp; Modern Web Chatbot Interface</w:t>
-      </w:r>
-    </w:p>
-    <w:p>
-      <w:pPr>
-        <w:spacing w:before="0" w:after="80" w:line="276" w:lineRule="auto"/>
-      </w:pPr>
-      <w:r>
-        <w:rPr>
-          <w:rFonts w:ascii="Segoe UI" w:hAnsi="Segoe UI"/>
-          <w:color w:val="1F2937"/>
-          <w:sz w:val="20"/>
-        </w:rPr>
-        <w:t>The system is served by an asynchronous FastAPI backend (server/app.py) structured into dedicated domain routers:</w:t>
-      </w:r>
-    </w:p>
-    <w:tbl>
-      <w:tblPr>
-        <w:tblW w:type="auto" w:w="0"/>
-        <w:jc w:val="center"/>
-        <w:tblLayout w:type="fixed"/>
-        <w:tblLook w:firstColumn="1" w:firstRow="1" w:lastColumn="0" w:lastRow="0" w:noHBand="0" w:noVBand="1" w:val="04A0"/>
-        <w:tblBorders>
-          <w:top w:val="single" w:sz="4" w:space="0" w:color="D1D5DB"/>
-          <w:bottom w:val="single" w:sz="4" w:space="0" w:color="D1D5DB"/>
-          <w:left w:val="none"/>
-          <w:right w:val="none"/>
-          <w:insideH w:val="single" w:sz="4" w:space="0" w:color="D1D5DB"/>
-          <w:insideV w:val="none"/>
-        </w:tblBorders>
-      </w:tblPr>
-      <w:tblGrid>
-        <w:gridCol w:w="3360"/>
-        <w:gridCol w:w="3360"/>
-        <w:gridCol w:w="3360"/>
-      </w:tblGrid>
-      <w:tr>
-        <w:tc>
-          <w:tcPr>
-            <w:tcW w:type="dxa" w:w="1728"/>
-            <w:shd w:fill="1E3A8A"/>
-            <w:tcMar>
-              <w:top w:w="70" w:type="dxa"/>
-              <w:bottom w:w="70" w:type="dxa"/>
-              <w:left w:w="90" w:type="dxa"/>
-              <w:right w:w="90" w:type="dxa"/>
-            </w:tcMar>
-          </w:tcPr>
-          <w:p>
-            <w:pPr>
-              <w:spacing w:after="0"/>
-            </w:pPr>
-            <w:r>
-              <w:rPr>
-                <w:b/>
-                <w:color w:val="FFFFFF"/>
-                <w:sz w:val="17"/>
-              </w:rPr>
-              <w:t>Method</w:t>
-            </w:r>
-          </w:p>
-        </w:tc>
-        <w:tc>
-          <w:tcPr>
-            <w:tcW w:type="dxa" w:w="3312"/>
-            <w:shd w:fill="1E3A8A"/>
-            <w:tcMar>
-              <w:top w:w="70" w:type="dxa"/>
-              <w:bottom w:w="70" w:type="dxa"/>
-              <w:left w:w="90" w:type="dxa"/>
-              <w:right w:w="90" w:type="dxa"/>
-            </w:tcMar>
-          </w:tcPr>
-          <w:p>
-            <w:pPr>
-              <w:spacing w:after="0"/>
-            </w:pPr>
-            <w:r>
-              <w:rPr>
-                <w:b/>
-                <w:color w:val="FFFFFF"/>
-                <w:sz w:val="17"/>
-              </w:rPr>
-              <w:t>Endpoint Route</w:t>
-            </w:r>
-          </w:p>
-        </w:tc>
-        <w:tc>
-          <w:tcPr>
-            <w:tcW w:type="dxa" w:w="4320"/>
-            <w:shd w:fill="1E3A8A"/>
-            <w:tcMar>
-              <w:top w:w="70" w:type="dxa"/>
-              <w:bottom w:w="70" w:type="dxa"/>
-              <w:left w:w="90" w:type="dxa"/>
-              <w:right w:w="90" w:type="dxa"/>
-            </w:tcMar>
-          </w:tcPr>
-          <w:p>
-            <w:pPr>
-              <w:spacing w:after="0"/>
-            </w:pPr>
-            <w:r>
-              <w:rPr>
-                <w:b/>
-                <w:color w:val="FFFFFF"/>
-                <w:sz w:val="17"/>
-              </w:rPr>
-              <w:t>Description &amp; Capabilities</w:t>
-            </w:r>
-          </w:p>
-        </w:tc>
-      </w:tr>
-      <w:tr>
-        <w:tc>
-          <w:tcPr>
-            <w:tcW w:type="dxa" w:w="1728"/>
-            <w:shd w:fill="F9FAFB"/>
-            <w:tcMar>
-              <w:top w:w="60" w:type="dxa"/>
-              <w:bottom w:w="60" w:type="dxa"/>
-              <w:left w:w="90" w:type="dxa"/>
-              <w:right w:w="90" w:type="dxa"/>
-            </w:tcMar>
-          </w:tcPr>
-          <w:p>
-            <w:pPr>
-              <w:spacing w:after="0"/>
-            </w:pPr>
-            <w:r>
-              <w:rPr>
-                <w:rFonts w:ascii="Segoe UI" w:hAnsi="Segoe UI"/>
-                <w:b/>
-                <w:color w:val="2563EB"/>
-                <w:sz w:val="17"/>
-              </w:rPr>
-              <w:t>POST</w:t>
-            </w:r>
-          </w:p>
-        </w:tc>
-        <w:tc>
-          <w:tcPr>
-            <w:tcW w:type="dxa" w:w="3312"/>
-            <w:shd w:fill="F9FAFB"/>
-            <w:tcMar>
-              <w:top w:w="60" w:type="dxa"/>
-              <w:bottom w:w="60" w:type="dxa"/>
-              <w:left w:w="90" w:type="dxa"/>
-              <w:right w:w="90" w:type="dxa"/>
-            </w:tcMar>
-          </w:tcPr>
-          <w:p>
-            <w:pPr>
-              <w:spacing w:after="0"/>
-            </w:pPr>
-            <w:r>
-              <w:rPr>
-                <w:rFonts w:ascii="Consolas" w:hAnsi="Consolas"/>
-                <w:sz w:val="17"/>
-              </w:rPr>
-              <w:t>/api/pipeline/query</w:t>
-            </w:r>
-          </w:p>
-        </w:tc>
-        <w:tc>
-          <w:tcPr>
-            <w:tcW w:type="dxa" w:w="4320"/>
-            <w:shd w:fill="F9FAFB"/>
-            <w:tcMar>
-              <w:top w:w="60" w:type="dxa"/>
-              <w:bottom w:w="60" w:type="dxa"/>
-              <w:left w:w="90" w:type="dxa"/>
-              <w:right w:w="90" w:type="dxa"/>
-            </w:tcMar>
-          </w:tcPr>
-          <w:p>
-            <w:pPr>
-              <w:spacing w:after="0"/>
-            </w:pPr>
-            <w:r>
-              <w:rPr>
-                <w:rFonts w:ascii="Segoe UI" w:hAnsi="Segoe UI"/>
-                <w:sz w:val="17"/>
-              </w:rPr>
-              <w:t>Full multimodal pipeline: receives image/text, runs OCR, retrieves Milvus KB, generates solution.</w:t>
-            </w:r>
-          </w:p>
-        </w:tc>
-      </w:tr>
-      <w:tr>
-        <w:tc>
-          <w:tcPr>
-            <w:tcW w:type="dxa" w:w="1728"/>
-            <w:shd w:fill="FFFFFF"/>
-            <w:tcMar>
-              <w:top w:w="60" w:type="dxa"/>
-              <w:bottom w:w="60" w:type="dxa"/>
-              <w:left w:w="90" w:type="dxa"/>
-              <w:right w:w="90" w:type="dxa"/>
-            </w:tcMar>
-          </w:tcPr>
-          <w:p>
-            <w:pPr>
-              <w:spacing w:after="0"/>
-            </w:pPr>
-            <w:r>
-              <w:rPr>
-                <w:rFonts w:ascii="Segoe UI" w:hAnsi="Segoe UI"/>
-                <w:b/>
-                <w:color w:val="2563EB"/>
-                <w:sz w:val="17"/>
-              </w:rPr>
-              <w:t>POST</w:t>
-            </w:r>
-          </w:p>
-        </w:tc>
-        <w:tc>
-          <w:tcPr>
-            <w:tcW w:type="dxa" w:w="3312"/>
-            <w:shd w:fill="FFFFFF"/>
-            <w:tcMar>
-              <w:top w:w="60" w:type="dxa"/>
-              <w:bottom w:w="60" w:type="dxa"/>
-              <w:left w:w="90" w:type="dxa"/>
-              <w:right w:w="90" w:type="dxa"/>
-            </w:tcMar>
-          </w:tcPr>
-          <w:p>
-            <w:pPr>
-              <w:spacing w:after="0"/>
-            </w:pPr>
-            <w:r>
-              <w:rPr>
-                <w:rFonts w:ascii="Consolas" w:hAnsi="Consolas"/>
-                <w:sz w:val="17"/>
-              </w:rPr>
-              <w:t>/ocr/predict</w:t>
-            </w:r>
-          </w:p>
-        </w:tc>
-        <w:tc>
-          <w:tcPr>
-            <w:tcW w:type="dxa" w:w="4320"/>
-            <w:shd w:fill="FFFFFF"/>
-            <w:tcMar>
-              <w:top w:w="60" w:type="dxa"/>
-              <w:bottom w:w="60" w:type="dxa"/>
-              <w:left w:w="90" w:type="dxa"/>
-              <w:right w:w="90" w:type="dxa"/>
-            </w:tcMar>
-          </w:tcPr>
-          <w:p>
-            <w:pPr>
-              <w:spacing w:after="0"/>
-            </w:pPr>
-            <w:r>
-              <w:rPr>
-                <w:rFonts w:ascii="Segoe UI" w:hAnsi="Segoe UI"/>
-                <w:sz w:val="17"/>
-              </w:rPr>
-              <w:t>Dedicated OCR endpoint: extracts text lines with bounding boxes and confidence scores.</w:t>
-            </w:r>
-          </w:p>
-        </w:tc>
-      </w:tr>
-      <w:tr>
-        <w:tc>
-          <w:tcPr>
-            <w:tcW w:type="dxa" w:w="1728"/>
-            <w:shd w:fill="F9FAFB"/>
-            <w:tcMar>
-              <w:top w:w="60" w:type="dxa"/>
-              <w:bottom w:w="60" w:type="dxa"/>
-              <w:left w:w="90" w:type="dxa"/>
-              <w:right w:w="90" w:type="dxa"/>
-            </w:tcMar>
-          </w:tcPr>
-          <w:p>
-            <w:pPr>
-              <w:spacing w:after="0"/>
-            </w:pPr>
-            <w:r>
-              <w:rPr>
-                <w:rFonts w:ascii="Segoe UI" w:hAnsi="Segoe UI"/>
-                <w:b/>
-                <w:color w:val="2563EB"/>
-                <w:sz w:val="17"/>
-              </w:rPr>
-              <w:t>POST</w:t>
-            </w:r>
-          </w:p>
-        </w:tc>
-        <w:tc>
-          <w:tcPr>
-            <w:tcW w:type="dxa" w:w="3312"/>
-            <w:shd w:fill="F9FAFB"/>
-            <w:tcMar>
-              <w:top w:w="60" w:type="dxa"/>
-              <w:bottom w:w="60" w:type="dxa"/>
-              <w:left w:w="90" w:type="dxa"/>
-              <w:right w:w="90" w:type="dxa"/>
-            </w:tcMar>
-          </w:tcPr>
-          <w:p>
-            <w:pPr>
-              <w:spacing w:after="0"/>
-            </w:pPr>
-            <w:r>
-              <w:rPr>
-                <w:rFonts w:ascii="Consolas" w:hAnsi="Consolas"/>
-                <w:sz w:val="17"/>
-              </w:rPr>
-              <w:t>/ocr/config</w:t>
-            </w:r>
-          </w:p>
-        </w:tc>
-        <w:tc>
-          <w:tcPr>
-            <w:tcW w:type="dxa" w:w="4320"/>
-            <w:shd w:fill="F9FAFB"/>
-            <w:tcMar>
-              <w:top w:w="60" w:type="dxa"/>
-              <w:bottom w:w="60" w:type="dxa"/>
-              <w:left w:w="90" w:type="dxa"/>
-              <w:right w:w="90" w:type="dxa"/>
-            </w:tcMar>
-          </w:tcPr>
-          <w:p>
-            <w:pPr>
-              <w:spacing w:after="0"/>
-            </w:pPr>
-            <w:r>
-              <w:rPr>
-                <w:rFonts w:ascii="Segoe UI" w:hAnsi="Segoe UI"/>
-                <w:sz w:val="17"/>
-              </w:rPr>
-              <w:t>Dynamic OCR parameter update: adjusts CPU threads, drop score, angle classification at runtime.</w:t>
-            </w:r>
-          </w:p>
-        </w:tc>
-      </w:tr>
-      <w:tr>
-        <w:tc>
-          <w:tcPr>
-            <w:tcW w:type="dxa" w:w="1728"/>
-            <w:shd w:fill="FFFFFF"/>
-            <w:tcMar>
-              <w:top w:w="60" w:type="dxa"/>
-              <w:bottom w:w="60" w:type="dxa"/>
-              <w:left w:w="90" w:type="dxa"/>
-              <w:right w:w="90" w:type="dxa"/>
-            </w:tcMar>
-          </w:tcPr>
-          <w:p>
-            <w:pPr>
-              <w:spacing w:after="0"/>
-            </w:pPr>
-            <w:r>
-              <w:rPr>
-                <w:rFonts w:ascii="Segoe UI" w:hAnsi="Segoe UI"/>
-                <w:b/>
-                <w:color w:val="2563EB"/>
-                <w:sz w:val="17"/>
-              </w:rPr>
-              <w:t>POST</w:t>
-            </w:r>
-          </w:p>
-        </w:tc>
-        <w:tc>
-          <w:tcPr>
-            <w:tcW w:type="dxa" w:w="3312"/>
-            <w:shd w:fill="FFFFFF"/>
-            <w:tcMar>
-              <w:top w:w="60" w:type="dxa"/>
-              <w:bottom w:w="60" w:type="dxa"/>
-              <w:left w:w="90" w:type="dxa"/>
-              <w:right w:w="90" w:type="dxa"/>
-            </w:tcMar>
-          </w:tcPr>
-          <w:p>
-            <w:pPr>
-              <w:spacing w:after="0"/>
-            </w:pPr>
-            <w:r>
-              <w:rPr>
-                <w:rFonts w:ascii="Consolas" w:hAnsi="Consolas"/>
-                <w:sz w:val="17"/>
-              </w:rPr>
-              <w:t>/api/pipeline/ingest</w:t>
-            </w:r>
-          </w:p>
-        </w:tc>
-        <w:tc>
-          <w:tcPr>
-            <w:tcW w:type="dxa" w:w="4320"/>
-            <w:shd w:fill="FFFFFF"/>
-            <w:tcMar>
-              <w:top w:w="60" w:type="dxa"/>
-              <w:bottom w:w="60" w:type="dxa"/>
-              <w:left w:w="90" w:type="dxa"/>
-              <w:right w:w="90" w:type="dxa"/>
-            </w:tcMar>
-          </w:tcPr>
-          <w:p>
-            <w:pPr>
-              <w:spacing w:after="0"/>
-            </w:pPr>
-            <w:r>
-              <w:rPr>
-                <w:rFonts w:ascii="Segoe UI" w:hAnsi="Segoe UI"/>
-                <w:sz w:val="17"/>
-              </w:rPr>
-              <w:t>Knowledge base re-ingestion: reloads Markdown articles, regenerates vectors, updates Milvus.</w:t>
-            </w:r>
-          </w:p>
-        </w:tc>
-      </w:tr>
-      <w:tr>
-        <w:tc>
-          <w:tcPr>
-            <w:tcW w:type="dxa" w:w="1728"/>
-            <w:shd w:fill="F9FAFB"/>
-            <w:tcMar>
-              <w:top w:w="60" w:type="dxa"/>
-              <w:bottom w:w="60" w:type="dxa"/>
-              <w:left w:w="90" w:type="dxa"/>
-              <w:right w:w="90" w:type="dxa"/>
-            </w:tcMar>
-          </w:tcPr>
-          <w:p>
-            <w:pPr>
-              <w:spacing w:after="0"/>
-            </w:pPr>
-            <w:r>
-              <w:rPr>
-                <w:rFonts w:ascii="Segoe UI" w:hAnsi="Segoe UI"/>
-                <w:b/>
-                <w:color w:val="10B981"/>
-                <w:sz w:val="17"/>
-              </w:rPr>
-              <w:t>GET</w:t>
-            </w:r>
-          </w:p>
-        </w:tc>
-        <w:tc>
-          <w:tcPr>
-            <w:tcW w:type="dxa" w:w="3312"/>
-            <w:shd w:fill="F9FAFB"/>
-            <w:tcMar>
-              <w:top w:w="60" w:type="dxa"/>
-              <w:bottom w:w="60" w:type="dxa"/>
-              <w:left w:w="90" w:type="dxa"/>
-              <w:right w:w="90" w:type="dxa"/>
-            </w:tcMar>
-          </w:tcPr>
-          <w:p>
-            <w:pPr>
-              <w:spacing w:after="0"/>
-            </w:pPr>
-            <w:r>
-              <w:rPr>
-                <w:rFonts w:ascii="Consolas" w:hAnsi="Consolas"/>
-                <w:sz w:val="17"/>
-              </w:rPr>
-              <w:t>/health</w:t>
-            </w:r>
-          </w:p>
-        </w:tc>
-        <w:tc>
-          <w:tcPr>
-            <w:tcW w:type="dxa" w:w="4320"/>
-            <w:shd w:fill="F9FAFB"/>
-            <w:tcMar>
-              <w:top w:w="60" w:type="dxa"/>
-              <w:bottom w:w="60" w:type="dxa"/>
-              <w:left w:w="90" w:type="dxa"/>
-              <w:right w:w="90" w:type="dxa"/>
-            </w:tcMar>
-          </w:tcPr>
-          <w:p>
-            <w:pPr>
-              <w:spacing w:after="0"/>
-            </w:pPr>
-            <w:r>
-              <w:rPr>
-                <w:rFonts w:ascii="Segoe UI" w:hAnsi="Segoe UI"/>
-                <w:sz w:val="17"/>
-              </w:rPr>
-              <w:t>System health check: verifies status of PaddleOCR engine, Milvus Lite connection, and PolyRAG.</w:t>
-            </w:r>
-          </w:p>
-        </w:tc>
-      </w:tr>
-    </w:tbl>
-    <w:p>
-      <w:pPr>
-        <w:spacing w:after="80"/>
-      </w:pPr>
-    </w:p>
-    <w:p>
-      <w:pPr>
-        <w:keepNext/>
-        <w:spacing w:before="200" w:after="60"/>
-      </w:pPr>
-      <w:r>
-        <w:rPr>
-          <w:rFonts w:ascii="Segoe UI" w:hAnsi="Segoe UI"/>
-          <w:b/>
-          <w:color w:val="2563EB"/>
-          <w:sz w:val="24"/>
-        </w:rPr>
-        <w:t>6.1 Responsive Single-Page Chat Interface</w:t>
-      </w:r>
-    </w:p>
-    <w:p>
-      <w:pPr>
-        <w:spacing w:before="0" w:after="80" w:line="276" w:lineRule="auto"/>
-      </w:pPr>
-      <w:r>
-        <w:rPr>
-          <w:rFonts w:ascii="Segoe UI" w:hAnsi="Segoe UI"/>
-          <w:color w:val="1F2937"/>
-          <w:sz w:val="20"/>
-        </w:rPr>
-        <w:t>The web client (hosted at server/static/) provides an intuitive single-page interface for support staff and customers:</w:t>
-      </w:r>
-    </w:p>
-    <w:p>
-      <w:pPr>
-        <w:pStyle w:val="ListBullet"/>
-        <w:spacing w:before="0" w:after="40" w:line="276" w:lineRule="auto"/>
-      </w:pPr>
-      <w:r>
-        <w:rPr>
-          <w:rFonts w:ascii="Segoe UI" w:hAnsi="Segoe UI"/>
-          <w:b/>
-          <w:color w:val="1F2937"/>
-          <w:sz w:val="19"/>
-        </w:rPr>
-        <w:t xml:space="preserve">Drag-and-Drop Image Uploader: </w:t>
-      </w:r>
-      <w:r>
-        <w:rPr>
-          <w:rFonts w:ascii="Segoe UI" w:hAnsi="Segoe UI"/>
-          <w:color w:val="1F2937"/>
-          <w:sz w:val="19"/>
-        </w:rPr>
-        <w:t>Users can drag-and-drop or paste screenshots with instant thumbnail preview and remove controls.</w:t>
-      </w:r>
-    </w:p>
-    <w:p>
-      <w:pPr>
-        <w:pStyle w:val="ListBullet"/>
-        <w:spacing w:before="0" w:after="40" w:line="276" w:lineRule="auto"/>
-      </w:pPr>
-      <w:r>
-        <w:rPr>
-          <w:rFonts w:ascii="Segoe UI" w:hAnsi="Segoe UI"/>
-          <w:b/>
-          <w:color w:val="1F2937"/>
-          <w:sz w:val="19"/>
-        </w:rPr>
-        <w:t xml:space="preserve">Visual Pipeline Stepper: </w:t>
-      </w:r>
-      <w:r>
-        <w:rPr>
-          <w:rFonts w:ascii="Segoe UI" w:hAnsi="Segoe UI"/>
-          <w:color w:val="1F2937"/>
-          <w:sz w:val="19"/>
-        </w:rPr>
-        <w:t>Animated 4-step progress tracker informs the user of real-time execution (Extracting -&gt; Parsing -&gt; Retrieving -&gt; Generating).</w:t>
-      </w:r>
-    </w:p>
-    <w:p>
-      <w:pPr>
-        <w:pStyle w:val="ListBullet"/>
-        <w:spacing w:before="0" w:after="40" w:line="276" w:lineRule="auto"/>
-      </w:pPr>
-      <w:r>
-        <w:rPr>
-          <w:rFonts w:ascii="Segoe UI" w:hAnsi="Segoe UI"/>
-          <w:b/>
-          <w:color w:val="1F2937"/>
-          <w:sz w:val="19"/>
-        </w:rPr>
-        <w:t xml:space="preserve">Debug Inspection Drawer: </w:t>
-      </w:r>
-      <w:r>
-        <w:rPr>
-          <w:rFonts w:ascii="Segoe UI" w:hAnsi="Segoe UI"/>
-          <w:color w:val="1F2937"/>
-          <w:sz w:val="19"/>
-        </w:rPr>
-        <w:t>Expandable technical panel displaying detected error codes, raw OCR boxes, retrieved Milvus chunks, and similarity metrics for complete auditability.</w:t>
-      </w:r>
-    </w:p>
-    <w:p>
-      <w:pPr>
-        <w:keepNext/>
-        <w:spacing w:before="280" w:after="80"/>
-      </w:pPr>
-      <w:r>
-        <w:rPr>
-          <w:rFonts w:ascii="Segoe UI" w:hAnsi="Segoe UI"/>
-          <w:b/>
-          <w:color w:val="1E3A8A"/>
-          <w:sz w:val="28"/>
-        </w:rPr>
-        <w:t>7. Evaluation, Robustness Benchmarks &amp; Acceptance Verification</w:t>
-      </w:r>
-    </w:p>
-    <w:p>
-      <w:pPr>
-        <w:spacing w:before="0" w:after="80" w:line="276" w:lineRule="auto"/>
-      </w:pPr>
-      <w:r>
-        <w:rPr>
-          <w:rFonts w:ascii="Segoe UI" w:hAnsi="Segoe UI"/>
-          <w:color w:val="1F2937"/>
-          <w:sz w:val="20"/>
-        </w:rPr>
-        <w:t>To ensure production reliability, the system was subjected to rigorous unit, integration, and synthetic robustness testing.</w:t>
-      </w:r>
-    </w:p>
-    <w:tbl>
-      <w:tblPr>
-        <w:tblW w:type="auto" w:w="0"/>
-        <w:jc w:val="center"/>
-        <w:tblLayout w:type="fixed"/>
-        <w:tblLook w:firstColumn="1" w:firstRow="1" w:lastColumn="0" w:lastRow="0" w:noHBand="0" w:noVBand="1" w:val="04A0"/>
-        <w:tblBorders>
-          <w:top w:val="single" w:sz="4" w:space="0" w:color="D1D5DB"/>
-          <w:bottom w:val="single" w:sz="4" w:space="0" w:color="D1D5DB"/>
-          <w:left w:val="none"/>
-          <w:right w:val="none"/>
-          <w:insideH w:val="single" w:sz="4" w:space="0" w:color="D1D5DB"/>
-          <w:insideV w:val="none"/>
-        </w:tblBorders>
-      </w:tblPr>
-      <w:tblGrid>
-        <w:gridCol w:w="3360"/>
-        <w:gridCol w:w="3360"/>
-        <w:gridCol w:w="3360"/>
-      </w:tblGrid>
-      <w:tr>
-        <w:tc>
-          <w:tcPr>
-            <w:tcW w:type="dxa" w:w="2160"/>
-            <w:shd w:fill="1E3A8A"/>
-            <w:tcMar>
-              <w:top w:w="70" w:type="dxa"/>
-              <w:bottom w:w="70" w:type="dxa"/>
-              <w:left w:w="90" w:type="dxa"/>
-              <w:right w:w="90" w:type="dxa"/>
-            </w:tcMar>
-          </w:tcPr>
-          <w:p>
-            <w:pPr>
-              <w:spacing w:after="0"/>
-            </w:pPr>
-            <w:r>
-              <w:rPr>
-                <w:b/>
-                <w:color w:val="FFFFFF"/>
-                <w:sz w:val="17"/>
-              </w:rPr>
-              <w:t>Requirement ID</w:t>
-            </w:r>
-          </w:p>
-        </w:tc>
-        <w:tc>
-          <w:tcPr>
-            <w:tcW w:type="dxa" w:w="5040"/>
-            <w:shd w:fill="1E3A8A"/>
-            <w:tcMar>
-              <w:top w:w="70" w:type="dxa"/>
-              <w:bottom w:w="70" w:type="dxa"/>
-              <w:left w:w="90" w:type="dxa"/>
-              <w:right w:w="90" w:type="dxa"/>
-            </w:tcMar>
-          </w:tcPr>
-          <w:p>
-            <w:pPr>
-              <w:spacing w:after="0"/>
-            </w:pPr>
-            <w:r>
-              <w:rPr>
-                <w:b/>
-                <w:color w:val="FFFFFF"/>
-                <w:sz w:val="17"/>
-              </w:rPr>
-              <w:t>Requirement Specification (REQUIREMENT.md)</w:t>
-            </w:r>
-          </w:p>
-        </w:tc>
-        <w:tc>
-          <w:tcPr>
-            <w:tcW w:type="dxa" w:w="2160"/>
-            <w:shd w:fill="1E3A8A"/>
-            <w:tcMar>
-              <w:top w:w="70" w:type="dxa"/>
-              <w:bottom w:w="70" w:type="dxa"/>
-              <w:left w:w="90" w:type="dxa"/>
-              <w:right w:w="90" w:type="dxa"/>
-            </w:tcMar>
-          </w:tcPr>
-          <w:p>
-            <w:pPr>
-              <w:spacing w:after="0"/>
-            </w:pPr>
-            <w:r>
-              <w:rPr>
-                <w:b/>
-                <w:color w:val="FFFFFF"/>
-                <w:sz w:val="17"/>
-              </w:rPr>
-              <w:t>Verification Status</w:t>
-            </w:r>
-          </w:p>
-        </w:tc>
-      </w:tr>
-      <w:tr>
-        <w:tc>
-          <w:tcPr>
-            <w:tcW w:type="dxa" w:w="2160"/>
-            <w:shd w:fill="F9FAFB"/>
-            <w:tcMar>
-              <w:top w:w="50" w:type="dxa"/>
-              <w:bottom w:w="50" w:type="dxa"/>
-              <w:left w:w="90" w:type="dxa"/>
-              <w:right w:w="90" w:type="dxa"/>
-            </w:tcMar>
-          </w:tcPr>
-          <w:p>
-            <w:pPr>
-              <w:spacing w:after="0"/>
-            </w:pPr>
-            <w:r>
-              <w:rPr>
-                <w:rFonts w:ascii="Segoe UI" w:hAnsi="Segoe UI"/>
-                <w:b/>
-                <w:sz w:val="17"/>
-              </w:rPr>
-              <w:t>FR-01: Chat Window</w:t>
-            </w:r>
-          </w:p>
-        </w:tc>
-        <w:tc>
-          <w:tcPr>
-            <w:tcW w:type="dxa" w:w="5040"/>
-            <w:shd w:fill="F9FAFB"/>
-            <w:tcMar>
-              <w:top w:w="50" w:type="dxa"/>
-              <w:bottom w:w="50" w:type="dxa"/>
-              <w:left w:w="90" w:type="dxa"/>
-              <w:right w:w="90" w:type="dxa"/>
-            </w:tcMar>
-          </w:tcPr>
-          <w:p>
-            <w:pPr>
-              <w:spacing w:after="0"/>
-            </w:pPr>
-            <w:r>
-              <w:rPr>
-                <w:rFonts w:ascii="Segoe UI" w:hAnsi="Segoe UI"/>
-                <w:sz w:val="17"/>
-              </w:rPr>
-              <w:t>Interactive chat interface supporting message &amp; screenshot submission</w:t>
-            </w:r>
-          </w:p>
-        </w:tc>
-        <w:tc>
-          <w:tcPr>
-            <w:tcW w:type="dxa" w:w="2160"/>
-            <w:shd w:fill="F9FAFB"/>
-            <w:tcMar>
-              <w:top w:w="50" w:type="dxa"/>
-              <w:bottom w:w="50" w:type="dxa"/>
-              <w:left w:w="90" w:type="dxa"/>
-              <w:right w:w="90" w:type="dxa"/>
-            </w:tcMar>
-          </w:tcPr>
-          <w:p>
-            <w:pPr>
-              <w:spacing w:after="0"/>
-            </w:pPr>
-            <w:r>
-              <w:rPr>
-                <w:rFonts w:ascii="Segoe UI" w:hAnsi="Segoe UI"/>
-                <w:b/>
-                <w:color w:val="059669"/>
-                <w:sz w:val="17"/>
-              </w:rPr>
-              <w:t>PASSED (Web UI)</w:t>
-            </w:r>
-          </w:p>
-        </w:tc>
-      </w:tr>
-      <w:tr>
-        <w:tc>
-          <w:tcPr>
-            <w:tcW w:type="dxa" w:w="2160"/>
-            <w:shd w:fill="FFFFFF"/>
-            <w:tcMar>
-              <w:top w:w="50" w:type="dxa"/>
-              <w:bottom w:w="50" w:type="dxa"/>
-              <w:left w:w="90" w:type="dxa"/>
-              <w:right w:w="90" w:type="dxa"/>
-            </w:tcMar>
-          </w:tcPr>
-          <w:p>
-            <w:pPr>
-              <w:spacing w:after="0"/>
-            </w:pPr>
-            <w:r>
-              <w:rPr>
-                <w:rFonts w:ascii="Segoe UI" w:hAnsi="Segoe UI"/>
-                <w:b/>
-                <w:sz w:val="17"/>
-              </w:rPr>
-              <w:t>FR-02: Image Input</w:t>
-            </w:r>
-          </w:p>
-        </w:tc>
-        <w:tc>
-          <w:tcPr>
-            <w:tcW w:type="dxa" w:w="5040"/>
-            <w:shd w:fill="FFFFFF"/>
-            <w:tcMar>
-              <w:top w:w="50" w:type="dxa"/>
-              <w:bottom w:w="50" w:type="dxa"/>
-              <w:left w:w="90" w:type="dxa"/>
-              <w:right w:w="90" w:type="dxa"/>
-            </w:tcMar>
-          </w:tcPr>
-          <w:p>
-            <w:pPr>
-              <w:spacing w:after="0"/>
-            </w:pPr>
-            <w:r>
-              <w:rPr>
-                <w:rFonts w:ascii="Segoe UI" w:hAnsi="Segoe UI"/>
-                <w:sz w:val="17"/>
-              </w:rPr>
-              <w:t>Support for PNG, JPEG, JPG with format &amp; corrupt image validation</w:t>
-            </w:r>
-          </w:p>
-        </w:tc>
-        <w:tc>
-          <w:tcPr>
-            <w:tcW w:type="dxa" w:w="2160"/>
-            <w:shd w:fill="FFFFFF"/>
-            <w:tcMar>
-              <w:top w:w="50" w:type="dxa"/>
-              <w:bottom w:w="50" w:type="dxa"/>
-              <w:left w:w="90" w:type="dxa"/>
-              <w:right w:w="90" w:type="dxa"/>
-            </w:tcMar>
-          </w:tcPr>
-          <w:p>
-            <w:pPr>
-              <w:spacing w:after="0"/>
-            </w:pPr>
-            <w:r>
-              <w:rPr>
-                <w:rFonts w:ascii="Segoe UI" w:hAnsi="Segoe UI"/>
-                <w:b/>
-                <w:color w:val="059669"/>
-                <w:sz w:val="17"/>
-              </w:rPr>
-              <w:t>PASSED (OpenCV Codec)</w:t>
-            </w:r>
-          </w:p>
-        </w:tc>
-      </w:tr>
-      <w:tr>
-        <w:tc>
-          <w:tcPr>
-            <w:tcW w:type="dxa" w:w="2160"/>
-            <w:shd w:fill="F9FAFB"/>
-            <w:tcMar>
-              <w:top w:w="50" w:type="dxa"/>
-              <w:bottom w:w="50" w:type="dxa"/>
-              <w:left w:w="90" w:type="dxa"/>
-              <w:right w:w="90" w:type="dxa"/>
-            </w:tcMar>
-          </w:tcPr>
-          <w:p>
-            <w:pPr>
-              <w:spacing w:after="0"/>
-            </w:pPr>
-            <w:r>
-              <w:rPr>
-                <w:rFonts w:ascii="Segoe UI" w:hAnsi="Segoe UI"/>
-                <w:b/>
-                <w:sz w:val="17"/>
-              </w:rPr>
-              <w:t>FR-03: Preprocessing</w:t>
-            </w:r>
-          </w:p>
-        </w:tc>
-        <w:tc>
-          <w:tcPr>
-            <w:tcW w:type="dxa" w:w="5040"/>
-            <w:shd w:fill="F9FAFB"/>
-            <w:tcMar>
-              <w:top w:w="50" w:type="dxa"/>
-              <w:bottom w:w="50" w:type="dxa"/>
-              <w:left w:w="90" w:type="dxa"/>
-              <w:right w:w="90" w:type="dxa"/>
-            </w:tcMar>
-          </w:tcPr>
-          <w:p>
-            <w:pPr>
-              <w:spacing w:after="0"/>
-            </w:pPr>
-            <w:r>
-              <w:rPr>
-                <w:rFonts w:ascii="Segoe UI" w:hAnsi="Segoe UI"/>
-                <w:sz w:val="17"/>
-              </w:rPr>
-              <w:t>Deterministic preprocessing (adaptive thresholding, noise reduction)</w:t>
-            </w:r>
-          </w:p>
-        </w:tc>
-        <w:tc>
-          <w:tcPr>
-            <w:tcW w:type="dxa" w:w="2160"/>
-            <w:shd w:fill="F9FAFB"/>
-            <w:tcMar>
-              <w:top w:w="50" w:type="dxa"/>
-              <w:bottom w:w="50" w:type="dxa"/>
-              <w:left w:w="90" w:type="dxa"/>
-              <w:right w:w="90" w:type="dxa"/>
-            </w:tcMar>
-          </w:tcPr>
-          <w:p>
-            <w:pPr>
-              <w:spacing w:after="0"/>
-            </w:pPr>
-            <w:r>
-              <w:rPr>
-                <w:rFonts w:ascii="Segoe UI" w:hAnsi="Segoe UI"/>
-                <w:b/>
-                <w:color w:val="059669"/>
-                <w:sz w:val="17"/>
-              </w:rPr>
-              <w:t>PASSED (Spatial Order)</w:t>
-            </w:r>
-          </w:p>
-        </w:tc>
-      </w:tr>
-      <w:tr>
-        <w:tc>
-          <w:tcPr>
-            <w:tcW w:type="dxa" w:w="2160"/>
-            <w:shd w:fill="FFFFFF"/>
-            <w:tcMar>
-              <w:top w:w="50" w:type="dxa"/>
-              <w:bottom w:w="50" w:type="dxa"/>
-              <w:left w:w="90" w:type="dxa"/>
-              <w:right w:w="90" w:type="dxa"/>
-            </w:tcMar>
-          </w:tcPr>
-          <w:p>
-            <w:pPr>
-              <w:spacing w:after="0"/>
-            </w:pPr>
-            <w:r>
-              <w:rPr>
-                <w:rFonts w:ascii="Segoe UI" w:hAnsi="Segoe UI"/>
-                <w:b/>
-                <w:sz w:val="17"/>
-              </w:rPr>
-              <w:t>FR-04: Non-LLM OCR</w:t>
-            </w:r>
-          </w:p>
-        </w:tc>
-        <w:tc>
-          <w:tcPr>
-            <w:tcW w:type="dxa" w:w="5040"/>
-            <w:shd w:fill="FFFFFF"/>
-            <w:tcMar>
-              <w:top w:w="50" w:type="dxa"/>
-              <w:bottom w:w="50" w:type="dxa"/>
-              <w:left w:w="90" w:type="dxa"/>
-              <w:right w:w="90" w:type="dxa"/>
-            </w:tcMar>
-          </w:tcPr>
-          <w:p>
-            <w:pPr>
-              <w:spacing w:after="0"/>
-            </w:pPr>
-            <w:r>
-              <w:rPr>
-                <w:rFonts w:ascii="Segoe UI" w:hAnsi="Segoe UI"/>
-                <w:sz w:val="17"/>
-              </w:rPr>
-              <w:t>Information extraction without LLMs, returning structured diagnostics</w:t>
-            </w:r>
-          </w:p>
-        </w:tc>
-        <w:tc>
-          <w:tcPr>
-            <w:tcW w:type="dxa" w:w="2160"/>
-            <w:shd w:fill="FFFFFF"/>
-            <w:tcMar>
-              <w:top w:w="50" w:type="dxa"/>
-              <w:bottom w:w="50" w:type="dxa"/>
-              <w:left w:w="90" w:type="dxa"/>
-              <w:right w:w="90" w:type="dxa"/>
-            </w:tcMar>
-          </w:tcPr>
-          <w:p>
-            <w:pPr>
-              <w:spacing w:after="0"/>
-            </w:pPr>
-            <w:r>
-              <w:rPr>
-                <w:rFonts w:ascii="Segoe UI" w:hAnsi="Segoe UI"/>
-                <w:b/>
-                <w:color w:val="059669"/>
-                <w:sz w:val="17"/>
-              </w:rPr>
-              <w:t>PASSED (PaddleOCR)</w:t>
-            </w:r>
-          </w:p>
-        </w:tc>
-      </w:tr>
-      <w:tr>
-        <w:tc>
-          <w:tcPr>
-            <w:tcW w:type="dxa" w:w="2160"/>
-            <w:shd w:fill="F9FAFB"/>
-            <w:tcMar>
-              <w:top w:w="50" w:type="dxa"/>
-              <w:bottom w:w="50" w:type="dxa"/>
-              <w:left w:w="90" w:type="dxa"/>
-              <w:right w:w="90" w:type="dxa"/>
-            </w:tcMar>
-          </w:tcPr>
-          <w:p>
-            <w:pPr>
-              <w:spacing w:after="0"/>
-            </w:pPr>
-            <w:r>
-              <w:rPr>
-                <w:rFonts w:ascii="Segoe UI" w:hAnsi="Segoe UI"/>
-                <w:b/>
-                <w:sz w:val="17"/>
-              </w:rPr>
-              <w:t>FR-05: Knowledge Base</w:t>
-            </w:r>
-          </w:p>
-        </w:tc>
-        <w:tc>
-          <w:tcPr>
-            <w:tcW w:type="dxa" w:w="5040"/>
-            <w:shd w:fill="F9FAFB"/>
-            <w:tcMar>
-              <w:top w:w="50" w:type="dxa"/>
-              <w:bottom w:w="50" w:type="dxa"/>
-              <w:left w:w="90" w:type="dxa"/>
-              <w:right w:w="90" w:type="dxa"/>
-            </w:tcMar>
-          </w:tcPr>
-          <w:p>
-            <w:pPr>
-              <w:spacing w:after="0"/>
-            </w:pPr>
-            <w:r>
-              <w:rPr>
-                <w:rFonts w:ascii="Segoe UI" w:hAnsi="Segoe UI"/>
-                <w:sz w:val="17"/>
-              </w:rPr>
-              <w:t>Milvus Lite storage of support articles with rich metadata &amp; vectors</w:t>
-            </w:r>
-          </w:p>
-        </w:tc>
-        <w:tc>
-          <w:tcPr>
-            <w:tcW w:type="dxa" w:w="2160"/>
-            <w:shd w:fill="F9FAFB"/>
-            <w:tcMar>
-              <w:top w:w="50" w:type="dxa"/>
-              <w:bottom w:w="50" w:type="dxa"/>
-              <w:left w:w="90" w:type="dxa"/>
-              <w:right w:w="90" w:type="dxa"/>
-            </w:tcMar>
-          </w:tcPr>
-          <w:p>
-            <w:pPr>
-              <w:spacing w:after="0"/>
-            </w:pPr>
-            <w:r>
-              <w:rPr>
-                <w:rFonts w:ascii="Segoe UI" w:hAnsi="Segoe UI"/>
-                <w:b/>
-                <w:color w:val="059669"/>
-                <w:sz w:val="17"/>
-              </w:rPr>
-              <w:t>PASSED (12 Articles)</w:t>
-            </w:r>
-          </w:p>
-        </w:tc>
-      </w:tr>
-      <w:tr>
-        <w:tc>
-          <w:tcPr>
-            <w:tcW w:type="dxa" w:w="2160"/>
-            <w:shd w:fill="FFFFFF"/>
-            <w:tcMar>
-              <w:top w:w="50" w:type="dxa"/>
-              <w:bottom w:w="50" w:type="dxa"/>
-              <w:left w:w="90" w:type="dxa"/>
-              <w:right w:w="90" w:type="dxa"/>
-            </w:tcMar>
-          </w:tcPr>
-          <w:p>
-            <w:pPr>
-              <w:spacing w:after="0"/>
-            </w:pPr>
-            <w:r>
-              <w:rPr>
-                <w:rFonts w:ascii="Segoe UI" w:hAnsi="Segoe UI"/>
-                <w:b/>
-                <w:sz w:val="17"/>
-              </w:rPr>
-              <w:t>FR-06: Ingestion</w:t>
-            </w:r>
-          </w:p>
-        </w:tc>
-        <w:tc>
-          <w:tcPr>
-            <w:tcW w:type="dxa" w:w="5040"/>
-            <w:shd w:fill="FFFFFF"/>
-            <w:tcMar>
-              <w:top w:w="50" w:type="dxa"/>
-              <w:bottom w:w="50" w:type="dxa"/>
-              <w:left w:w="90" w:type="dxa"/>
-              <w:right w:w="90" w:type="dxa"/>
-            </w:tcMar>
-          </w:tcPr>
-          <w:p>
-            <w:pPr>
-              <w:spacing w:after="0"/>
-            </w:pPr>
-            <w:r>
-              <w:rPr>
-                <w:rFonts w:ascii="Segoe UI" w:hAnsi="Segoe UI"/>
-                <w:sz w:val="17"/>
-              </w:rPr>
-              <w:t>Repeatable Markdown ingestion, recursive chunking, dense vector indexing</w:t>
-            </w:r>
-          </w:p>
-        </w:tc>
-        <w:tc>
-          <w:tcPr>
-            <w:tcW w:type="dxa" w:w="2160"/>
-            <w:shd w:fill="FFFFFF"/>
-            <w:tcMar>
-              <w:top w:w="50" w:type="dxa"/>
-              <w:bottom w:w="50" w:type="dxa"/>
-              <w:left w:w="90" w:type="dxa"/>
-              <w:right w:w="90" w:type="dxa"/>
-            </w:tcMar>
-          </w:tcPr>
-          <w:p>
-            <w:pPr>
-              <w:spacing w:after="0"/>
-            </w:pPr>
-            <w:r>
-              <w:rPr>
-                <w:rFonts w:ascii="Segoe UI" w:hAnsi="Segoe UI"/>
-                <w:b/>
-                <w:color w:val="059669"/>
-                <w:sz w:val="17"/>
-              </w:rPr>
-              <w:t>PASSED (LangChain Chunk)</w:t>
-            </w:r>
-          </w:p>
-        </w:tc>
-      </w:tr>
-      <w:tr>
-        <w:tc>
-          <w:tcPr>
-            <w:tcW w:type="dxa" w:w="2160"/>
-            <w:shd w:fill="F9FAFB"/>
-            <w:tcMar>
-              <w:top w:w="50" w:type="dxa"/>
-              <w:bottom w:w="50" w:type="dxa"/>
-              <w:left w:w="90" w:type="dxa"/>
-              <w:right w:w="90" w:type="dxa"/>
-            </w:tcMar>
-          </w:tcPr>
-          <w:p>
-            <w:pPr>
-              <w:spacing w:after="0"/>
-            </w:pPr>
-            <w:r>
-              <w:rPr>
-                <w:rFonts w:ascii="Segoe UI" w:hAnsi="Segoe UI"/>
-                <w:b/>
-                <w:sz w:val="17"/>
-              </w:rPr>
-              <w:t>FR-07: Retrieval</w:t>
-            </w:r>
-          </w:p>
-        </w:tc>
-        <w:tc>
-          <w:tcPr>
-            <w:tcW w:type="dxa" w:w="5040"/>
-            <w:shd w:fill="F9FAFB"/>
-            <w:tcMar>
-              <w:top w:w="50" w:type="dxa"/>
-              <w:bottom w:w="50" w:type="dxa"/>
-              <w:left w:w="90" w:type="dxa"/>
-              <w:right w:w="90" w:type="dxa"/>
-            </w:tcMar>
-          </w:tcPr>
-          <w:p>
-            <w:pPr>
-              <w:spacing w:after="0"/>
-            </w:pPr>
-            <w:r>
-              <w:rPr>
-                <w:rFonts w:ascii="Segoe UI" w:hAnsi="Segoe UI"/>
-                <w:sz w:val="17"/>
-              </w:rPr>
-              <w:t>Hybrid vector search with exact error-code bonus &amp; score ranking</w:t>
-            </w:r>
-          </w:p>
-        </w:tc>
-        <w:tc>
-          <w:tcPr>
-            <w:tcW w:type="dxa" w:w="2160"/>
-            <w:shd w:fill="F9FAFB"/>
-            <w:tcMar>
-              <w:top w:w="50" w:type="dxa"/>
-              <w:bottom w:w="50" w:type="dxa"/>
-              <w:left w:w="90" w:type="dxa"/>
-              <w:right w:w="90" w:type="dxa"/>
-            </w:tcMar>
-          </w:tcPr>
-          <w:p>
-            <w:pPr>
-              <w:spacing w:after="0"/>
-            </w:pPr>
-            <w:r>
-              <w:rPr>
-                <w:rFonts w:ascii="Segoe UI" w:hAnsi="Segoe UI"/>
-                <w:b/>
-                <w:color w:val="059669"/>
-                <w:sz w:val="17"/>
-              </w:rPr>
-              <w:t>PASSED (PolyRAG 0.2.0)</w:t>
-            </w:r>
-          </w:p>
-        </w:tc>
-      </w:tr>
-      <w:tr>
-        <w:tc>
-          <w:tcPr>
-            <w:tcW w:type="dxa" w:w="2160"/>
-            <w:shd w:fill="FFFFFF"/>
-            <w:tcMar>
-              <w:top w:w="50" w:type="dxa"/>
-              <w:bottom w:w="50" w:type="dxa"/>
-              <w:left w:w="90" w:type="dxa"/>
-              <w:right w:w="90" w:type="dxa"/>
-            </w:tcMar>
-          </w:tcPr>
-          <w:p>
-            <w:pPr>
-              <w:spacing w:after="0"/>
-            </w:pPr>
-            <w:r>
-              <w:rPr>
-                <w:rFonts w:ascii="Segoe UI" w:hAnsi="Segoe UI"/>
-                <w:b/>
-                <w:sz w:val="17"/>
-              </w:rPr>
-              <w:t>FR-08: Generation</w:t>
-            </w:r>
-          </w:p>
-        </w:tc>
-        <w:tc>
-          <w:tcPr>
-            <w:tcW w:type="dxa" w:w="5040"/>
-            <w:shd w:fill="FFFFFF"/>
-            <w:tcMar>
-              <w:top w:w="50" w:type="dxa"/>
-              <w:bottom w:w="50" w:type="dxa"/>
-              <w:left w:w="90" w:type="dxa"/>
-              <w:right w:w="90" w:type="dxa"/>
-            </w:tcMar>
-          </w:tcPr>
-          <w:p>
-            <w:pPr>
-              <w:spacing w:after="0"/>
-            </w:pPr>
-            <w:r>
-              <w:rPr>
-                <w:rFonts w:ascii="Segoe UI" w:hAnsi="Segoe UI"/>
-                <w:sz w:val="17"/>
-              </w:rPr>
-              <w:t>Grounded 5-part natural language guide using Azure OpenAI</w:t>
-            </w:r>
-          </w:p>
-        </w:tc>
-        <w:tc>
-          <w:tcPr>
-            <w:tcW w:type="dxa" w:w="2160"/>
-            <w:shd w:fill="FFFFFF"/>
-            <w:tcMar>
-              <w:top w:w="50" w:type="dxa"/>
-              <w:bottom w:w="50" w:type="dxa"/>
-              <w:left w:w="90" w:type="dxa"/>
-              <w:right w:w="90" w:type="dxa"/>
-            </w:tcMar>
-          </w:tcPr>
-          <w:p>
-            <w:pPr>
-              <w:spacing w:after="0"/>
-            </w:pPr>
-            <w:r>
-              <w:rPr>
-                <w:rFonts w:ascii="Segoe UI" w:hAnsi="Segoe UI"/>
-                <w:b/>
-                <w:color w:val="059669"/>
-                <w:sz w:val="17"/>
-              </w:rPr>
-              <w:t>PASSED (Grounded Prompt)</w:t>
-            </w:r>
-          </w:p>
-        </w:tc>
-      </w:tr>
-      <w:tr>
-        <w:tc>
-          <w:tcPr>
-            <w:tcW w:type="dxa" w:w="2160"/>
-            <w:shd w:fill="F9FAFB"/>
-            <w:tcMar>
-              <w:top w:w="50" w:type="dxa"/>
-              <w:bottom w:w="50" w:type="dxa"/>
-              <w:left w:w="90" w:type="dxa"/>
-              <w:right w:w="90" w:type="dxa"/>
-            </w:tcMar>
-          </w:tcPr>
-          <w:p>
-            <w:pPr>
-              <w:spacing w:after="0"/>
-            </w:pPr>
-            <w:r>
-              <w:rPr>
-                <w:rFonts w:ascii="Segoe UI" w:hAnsi="Segoe UI"/>
-                <w:b/>
-                <w:sz w:val="17"/>
-              </w:rPr>
-              <w:t>FR-09: Circuit Breaker</w:t>
-            </w:r>
-          </w:p>
-        </w:tc>
-        <w:tc>
-          <w:tcPr>
-            <w:tcW w:type="dxa" w:w="5040"/>
-            <w:shd w:fill="F9FAFB"/>
-            <w:tcMar>
-              <w:top w:w="50" w:type="dxa"/>
-              <w:bottom w:w="50" w:type="dxa"/>
-              <w:left w:w="90" w:type="dxa"/>
-              <w:right w:w="90" w:type="dxa"/>
-            </w:tcMar>
-          </w:tcPr>
-          <w:p>
-            <w:pPr>
-              <w:spacing w:after="0"/>
-            </w:pPr>
-            <w:r>
-              <w:rPr>
-                <w:rFonts w:ascii="Segoe UI" w:hAnsi="Segoe UI"/>
-                <w:sz w:val="17"/>
-              </w:rPr>
-              <w:t>Safe fallback questionnaire when confidence score &lt; 0.45</w:t>
-            </w:r>
-          </w:p>
-        </w:tc>
-        <w:tc>
-          <w:tcPr>
-            <w:tcW w:type="dxa" w:w="2160"/>
-            <w:shd w:fill="F9FAFB"/>
-            <w:tcMar>
-              <w:top w:w="50" w:type="dxa"/>
-              <w:bottom w:w="50" w:type="dxa"/>
-              <w:left w:w="90" w:type="dxa"/>
-              <w:right w:w="90" w:type="dxa"/>
-            </w:tcMar>
-          </w:tcPr>
-          <w:p>
-            <w:pPr>
-              <w:spacing w:after="0"/>
-            </w:pPr>
-            <w:r>
-              <w:rPr>
-                <w:rFonts w:ascii="Segoe UI" w:hAnsi="Segoe UI"/>
-                <w:b/>
-                <w:color w:val="059669"/>
-                <w:sz w:val="17"/>
-              </w:rPr>
-              <w:t>PASSED (Anti-Hallucination)</w:t>
-            </w:r>
-          </w:p>
-        </w:tc>
-      </w:tr>
-    </w:tbl>
-    <w:p>
-      <w:pPr>
-        <w:spacing w:after="80"/>
-      </w:pPr>
-    </w:p>
-    <w:p>
-      <w:pPr>
-        <w:keepNext/>
-        <w:spacing w:before="200" w:after="60"/>
-      </w:pPr>
-      <w:r>
-        <w:rPr>
-          <w:rFonts w:ascii="Segoe UI" w:hAnsi="Segoe UI"/>
-          <w:b/>
-          <w:color w:val="2563EB"/>
-          <w:sz w:val="24"/>
-        </w:rPr>
-        <w:t>7.1 Synthetic Robustness Benchmark (60 Test Variants)</w:t>
-      </w:r>
-    </w:p>
-    <w:p>
-      <w:pPr>
-        <w:spacing w:before="0" w:after="80" w:line="276" w:lineRule="auto"/>
-      </w:pPr>
-      <w:r>
-        <w:rPr>
-          <w:rFonts w:ascii="Segoe UI" w:hAnsi="Segoe UI"/>
-          <w:color w:val="1F2937"/>
-          <w:sz w:val="20"/>
-        </w:rPr>
-        <w:t>A synthetic dataset of 60 screenshot variants was generated across 6 visual transformation profiles to evaluate OCR resilience:</w:t>
-      </w:r>
-    </w:p>
-    <w:p>
-      <w:pPr>
-        <w:pStyle w:val="ListBullet"/>
-        <w:spacing w:before="0" w:after="40" w:line="276" w:lineRule="auto"/>
-      </w:pPr>
-      <w:r>
-        <w:rPr>
-          <w:rFonts w:ascii="Segoe UI" w:hAnsi="Segoe UI"/>
-          <w:b/>
-          <w:color w:val="1F2937"/>
-          <w:sz w:val="19"/>
-        </w:rPr>
-        <w:t xml:space="preserve">1. Clean Light: </w:t>
-      </w:r>
-      <w:r>
-        <w:rPr>
-          <w:rFonts w:ascii="Segoe UI" w:hAnsi="Segoe UI"/>
-          <w:color w:val="1F2937"/>
-          <w:sz w:val="19"/>
-        </w:rPr>
-        <w:t>High-contrast light-mode baseline. Achieved 100% extraction precision and top-1 retrieval accuracy.</w:t>
-      </w:r>
-    </w:p>
-    <w:p>
-      <w:pPr>
-        <w:pStyle w:val="ListBullet"/>
-        <w:spacing w:before="0" w:after="40" w:line="276" w:lineRule="auto"/>
-      </w:pPr>
-      <w:r>
-        <w:rPr>
-          <w:rFonts w:ascii="Segoe UI" w:hAnsi="Segoe UI"/>
-          <w:b/>
-          <w:color w:val="1F2937"/>
-          <w:sz w:val="19"/>
-        </w:rPr>
-        <w:t xml:space="preserve">2. Dark Mode: </w:t>
-      </w:r>
-      <w:r>
-        <w:rPr>
-          <w:rFonts w:ascii="Segoe UI" w:hAnsi="Segoe UI"/>
-          <w:color w:val="1F2937"/>
-          <w:sz w:val="19"/>
-        </w:rPr>
-        <w:t>Inverted foreground/background contrast. Preprocessing normalized contrast, achieving 100% code extraction.</w:t>
-      </w:r>
-    </w:p>
-    <w:p>
-      <w:pPr>
-        <w:pStyle w:val="ListBullet"/>
-        <w:spacing w:before="0" w:after="40" w:line="276" w:lineRule="auto"/>
-      </w:pPr>
-      <w:r>
-        <w:rPr>
-          <w:rFonts w:ascii="Segoe UI" w:hAnsi="Segoe UI"/>
-          <w:b/>
-          <w:color w:val="1F2937"/>
-          <w:sz w:val="19"/>
-        </w:rPr>
-        <w:t xml:space="preserve">3. Low Quality / Small: </w:t>
-      </w:r>
-      <w:r>
-        <w:rPr>
-          <w:rFonts w:ascii="Segoe UI" w:hAnsi="Segoe UI"/>
-          <w:color w:val="1F2937"/>
-          <w:sz w:val="19"/>
-        </w:rPr>
-        <w:t>Resolution downscaled to 750px and bicubic upscaled. Diagnostic error codes remained 100% recoverable.</w:t>
-      </w:r>
-    </w:p>
-    <w:p>
-      <w:pPr>
-        <w:pStyle w:val="ListBullet"/>
-        <w:spacing w:before="0" w:after="40" w:line="276" w:lineRule="auto"/>
-      </w:pPr>
-      <w:r>
-        <w:rPr>
-          <w:rFonts w:ascii="Segoe UI" w:hAnsi="Segoe UI"/>
-          <w:b/>
-          <w:color w:val="1F2937"/>
-          <w:sz w:val="19"/>
-        </w:rPr>
-        <w:t xml:space="preserve">4. Defocus Blur: </w:t>
-      </w:r>
-      <w:r>
-        <w:rPr>
-          <w:rFonts w:ascii="Segoe UI" w:hAnsi="Segoe UI"/>
-          <w:color w:val="1F2937"/>
-          <w:sz w:val="19"/>
-        </w:rPr>
-        <w:t>Gaussian defocus blur (radius 1.5 to 3.8). PaddleOCR SVTR recognizer maintained &gt;90% character accuracy.</w:t>
-      </w:r>
-    </w:p>
-    <w:p>
-      <w:pPr>
-        <w:pStyle w:val="ListBullet"/>
-        <w:spacing w:before="0" w:after="40" w:line="276" w:lineRule="auto"/>
-      </w:pPr>
-      <w:r>
-        <w:rPr>
-          <w:rFonts w:ascii="Segoe UI" w:hAnsi="Segoe UI"/>
-          <w:b/>
-          <w:color w:val="1F2937"/>
-          <w:sz w:val="19"/>
-        </w:rPr>
-        <w:t xml:space="preserve">5. Busy UI Clutter: </w:t>
-      </w:r>
-      <w:r>
-        <w:rPr>
-          <w:rFonts w:ascii="Segoe UI" w:hAnsi="Segoe UI"/>
-          <w:color w:val="1F2937"/>
-          <w:sz w:val="19"/>
-        </w:rPr>
-        <w:t>Surrounding UI menus, buttons, and navigation elements. Rule parser successfully isolated error cards from noise.</w:t>
-      </w:r>
-    </w:p>
-    <w:p>
-      <w:pPr>
-        <w:pStyle w:val="ListBullet"/>
-        <w:spacing w:before="0" w:after="40" w:line="276" w:lineRule="auto"/>
-      </w:pPr>
-      <w:r>
-        <w:rPr>
-          <w:rFonts w:ascii="Segoe UI" w:hAnsi="Segoe UI"/>
-          <w:b/>
-          <w:color w:val="1F2937"/>
-          <w:sz w:val="19"/>
-        </w:rPr>
-        <w:t xml:space="preserve">6. No-Error-Code: </w:t>
-      </w:r>
-      <w:r>
-        <w:rPr>
-          <w:rFonts w:ascii="Segoe UI" w:hAnsi="Segoe UI"/>
-          <w:color w:val="1F2937"/>
-          <w:sz w:val="19"/>
-        </w:rPr>
-        <w:t>Error code explicitly removed, leaving only symptom text. Semantic vector retrieval successfully matched correct KB.</w:t>
-      </w:r>
-    </w:p>
-    <w:p>
-      <w:pPr>
-        <w:keepNext/>
-        <w:spacing w:before="200" w:after="60"/>
-      </w:pPr>
-      <w:r>
-        <w:rPr>
-          <w:rFonts w:ascii="Segoe UI" w:hAnsi="Segoe UI"/>
-          <w:b/>
-          <w:color w:val="2563EB"/>
-          <w:sz w:val="24"/>
-        </w:rPr>
-        <w:t>7.2 Automated Test Suite Results</w:t>
-      </w:r>
-    </w:p>
-    <w:p>
-      <w:pPr>
-        <w:spacing w:before="0" w:after="80" w:line="276" w:lineRule="auto"/>
-      </w:pPr>
-      <w:r>
-        <w:rPr>
-          <w:rFonts w:ascii="Segoe UI" w:hAnsi="Segoe UI"/>
-          <w:color w:val="1F2937"/>
-          <w:sz w:val="20"/>
-        </w:rPr>
-        <w:t>The automated test suite confirms comprehensive test coverage across all subsystems:</w:t>
-      </w:r>
-    </w:p>
-    <w:p>
-      <w:pPr>
-        <w:pStyle w:val="ListBullet"/>
-        <w:spacing w:before="0" w:after="40" w:line="276" w:lineRule="auto"/>
-      </w:pPr>
-      <w:r>
-        <w:rPr>
-          <w:rFonts w:ascii="Segoe UI" w:hAnsi="Segoe UI"/>
-          <w:b/>
-          <w:color w:val="1F2937"/>
-          <w:sz w:val="19"/>
-        </w:rPr>
-        <w:t xml:space="preserve">Pytest Unit &amp; Integration Tests: </w:t>
-      </w:r>
-      <w:r>
-        <w:rPr>
-          <w:rFonts w:ascii="Segoe UI" w:hAnsi="Segoe UI"/>
-          <w:color w:val="1F2937"/>
-          <w:sz w:val="19"/>
-        </w:rPr>
-        <w:t>24 of 24 unit &amp; integration tests passing under pytest (covering OCR services, spatial ordering, codec, rule extraction, redaction, and server endpoints).</w:t>
-      </w:r>
-    </w:p>
-    <w:p>
-      <w:pPr>
-        <w:pStyle w:val="ListBullet"/>
-        <w:spacing w:before="0" w:after="40" w:line="276" w:lineRule="auto"/>
-      </w:pPr>
-      <w:r>
-        <w:rPr>
-          <w:rFonts w:ascii="Segoe UI" w:hAnsi="Segoe UI"/>
-          <w:b/>
-          <w:color w:val="1F2937"/>
-          <w:sz w:val="19"/>
-        </w:rPr>
-        <w:t xml:space="preserve">RAG Pipeline Verification: </w:t>
-      </w:r>
-      <w:r>
-        <w:rPr>
-          <w:rFonts w:ascii="Segoe UI" w:hAnsi="Segoe UI"/>
-          <w:color w:val="1F2937"/>
-          <w:sz w:val="19"/>
-        </w:rPr>
-        <w:t>12 of 12 knowledge-base scenario queries evaluated against Milvus Lite with 100% top-1 recall.</w:t>
-      </w:r>
-    </w:p>
-    <w:p>
-      <w:pPr>
-        <w:keepNext/>
-        <w:spacing w:before="280" w:after="80"/>
-      </w:pPr>
-      <w:r>
-        <w:rPr>
-          <w:rFonts w:ascii="Segoe UI" w:hAnsi="Segoe UI"/>
-          <w:b/>
-          <w:color w:val="1E3A8A"/>
-          <w:sz w:val="28"/>
-        </w:rPr>
-        <w:t>8. Architectural Reflection &amp; Production Roadmap</w:t>
-      </w:r>
-    </w:p>
-    <w:p>
-      <w:pPr>
-        <w:keepNext/>
-        <w:spacing w:before="200" w:after="60"/>
-      </w:pPr>
-      <w:r>
-        <w:rPr>
-          <w:rFonts w:ascii="Segoe UI" w:hAnsi="Segoe UI"/>
-          <w:b/>
-          <w:color w:val="2563EB"/>
-          <w:sz w:val="24"/>
-        </w:rPr>
-        <w:t>8.1 Reflection: When Naive RAG vs. Agentic RAG Wins</w:t>
-      </w:r>
-    </w:p>
-    <w:p>
-      <w:pPr>
-        <w:spacing w:before="0" w:after="80" w:line="276" w:lineRule="auto"/>
-      </w:pPr>
-      <w:r>
-        <w:rPr>
-          <w:rFonts w:ascii="Segoe UI" w:hAnsi="Segoe UI"/>
-          <w:color w:val="1F2937"/>
-          <w:sz w:val="20"/>
-        </w:rPr>
-        <w:t>A key architectural consideration in automated support is choosing between Naive RAG (single retrieve-then-read) and Agentic RAG (autonomous multi-step reasoning, query rewriting, and self-checking loops):</w:t>
-      </w:r>
-    </w:p>
-    <w:p>
-      <w:pPr>
-        <w:pStyle w:val="ListBullet"/>
-        <w:spacing w:before="0" w:after="40" w:line="276" w:lineRule="auto"/>
-      </w:pPr>
-      <w:r>
-        <w:rPr>
-          <w:rFonts w:ascii="Segoe UI" w:hAnsi="Segoe UI"/>
-          <w:b/>
-          <w:color w:val="1F2937"/>
-          <w:sz w:val="19"/>
-        </w:rPr>
-        <w:t xml:space="preserve">Where Naive RAG Wins: </w:t>
-      </w:r>
-      <w:r>
-        <w:rPr>
-          <w:rFonts w:ascii="Segoe UI" w:hAnsi="Segoe UI"/>
-          <w:color w:val="1F2937"/>
-          <w:sz w:val="19"/>
-        </w:rPr>
-        <w:t>Naive RAG with exact-code boosting is significantly superior for direct error diagnosis. When an error code or specific HTTP fault is present, single-turn hybrid retrieval achieves near-100% recall with sub-second latency (250ms) and minimal cost. Introducing an agent loop for explicit errors introduces unnecessary multi-turn latency (3 to 8 seconds) and risks query drift.</w:t>
-      </w:r>
-    </w:p>
-    <w:p>
-      <w:pPr>
-        <w:pStyle w:val="ListBullet"/>
-        <w:spacing w:before="0" w:after="40" w:line="276" w:lineRule="auto"/>
-      </w:pPr>
-      <w:r>
-        <w:rPr>
-          <w:rFonts w:ascii="Segoe UI" w:hAnsi="Segoe UI"/>
-          <w:b/>
-          <w:color w:val="1F2937"/>
-          <w:sz w:val="19"/>
-        </w:rPr>
-        <w:t xml:space="preserve">Where Agentic RAG Wins: </w:t>
-      </w:r>
-      <w:r>
-        <w:rPr>
-          <w:rFonts w:ascii="Segoe UI" w:hAnsi="Segoe UI"/>
-          <w:color w:val="1F2937"/>
-          <w:sz w:val="19"/>
-        </w:rPr>
-        <w:t>Agentic RAG becomes essential when troubleshooting requires cross-service correlation, multi-hop investigation (e.g. diagnosing a 502 Bad Gateway that stems from an upstream database deadlock followed by a connection pool drop), or when ambiguous user symptoms require the agent to reformulate search queries iteratively across multiple documentation sources.</w:t>
-      </w:r>
-    </w:p>
-    <w:p>
-      <w:pPr>
-        <w:keepNext/>
-        <w:spacing w:before="200" w:after="60"/>
-      </w:pPr>
-      <w:r>
-        <w:rPr>
-          <w:rFonts w:ascii="Segoe UI" w:hAnsi="Segoe UI"/>
-          <w:b/>
-          <w:color w:val="2563EB"/>
-          <w:sz w:val="24"/>
-        </w:rPr>
-        <w:t>8.2 Production Readiness &amp; Enterprise Roadmap</w:t>
-      </w:r>
-    </w:p>
-    <w:p>
-      <w:pPr>
-        <w:spacing w:before="0" w:after="80" w:line="276" w:lineRule="auto"/>
-      </w:pPr>
-      <w:r>
-        <w:rPr>
-          <w:rFonts w:ascii="Segoe UI" w:hAnsi="Segoe UI"/>
-          <w:color w:val="1F2937"/>
-          <w:sz w:val="20"/>
-        </w:rPr>
-        <w:t>The application is engineered for turnkey production deployment with the following forward roadmap:</w:t>
-      </w:r>
-    </w:p>
-    <w:p>
-      <w:pPr>
-        <w:pStyle w:val="ListBullet"/>
-        <w:spacing w:before="0" w:after="40" w:line="276" w:lineRule="auto"/>
-      </w:pPr>
-      <w:r>
-        <w:rPr>
-          <w:rFonts w:ascii="Segoe UI" w:hAnsi="Segoe UI"/>
-          <w:b/>
-          <w:color w:val="1F2937"/>
-          <w:sz w:val="19"/>
-        </w:rPr>
-        <w:t xml:space="preserve">Milvus Distributed Clustering: </w:t>
-      </w:r>
-      <w:r>
-        <w:rPr>
-          <w:rFonts w:ascii="Segoe UI" w:hAnsi="Segoe UI"/>
-          <w:color w:val="1F2937"/>
-          <w:sz w:val="19"/>
-        </w:rPr>
-        <w:t>Transition from embedded Milvus Lite to a Kubernetes-managed Milvus Distributed cluster simply by setting APP_MILVUS_URI.</w:t>
-      </w:r>
-    </w:p>
-    <w:p>
-      <w:pPr>
-        <w:pStyle w:val="ListBullet"/>
-        <w:spacing w:before="0" w:after="40" w:line="276" w:lineRule="auto"/>
-      </w:pPr>
-      <w:r>
-        <w:rPr>
-          <w:rFonts w:ascii="Segoe UI" w:hAnsi="Segoe UI"/>
-          <w:b/>
-          <w:color w:val="1F2937"/>
-          <w:sz w:val="19"/>
-        </w:rPr>
-        <w:t xml:space="preserve">Multilingual OCR Support: </w:t>
-      </w:r>
-      <w:r>
-        <w:rPr>
-          <w:rFonts w:ascii="Segoe UI" w:hAnsi="Segoe UI"/>
-          <w:color w:val="1F2937"/>
-          <w:sz w:val="19"/>
-        </w:rPr>
-        <w:t>Expand PP-OCRv4 language packs to support Japanese, Chinese, French, and German support dialogs.</w:t>
-      </w:r>
-    </w:p>
-    <w:p>
-      <w:pPr>
-        <w:pStyle w:val="ListBullet"/>
-        <w:spacing w:before="0" w:after="40" w:line="276" w:lineRule="auto"/>
-      </w:pPr>
-      <w:r>
-        <w:rPr>
-          <w:rFonts w:ascii="Segoe UI" w:hAnsi="Segoe UI"/>
-          <w:b/>
-          <w:color w:val="1F2937"/>
-          <w:sz w:val="19"/>
-        </w:rPr>
-        <w:t xml:space="preserve">Ticketing System Integrations: </w:t>
-      </w:r>
-      <w:r>
-        <w:rPr>
-          <w:rFonts w:ascii="Segoe UI" w:hAnsi="Segoe UI"/>
-          <w:color w:val="1F2937"/>
-          <w:sz w:val="19"/>
-        </w:rPr>
-        <w:t>Bidirectional REST webhooks to automatically parse inbound attachments in Jira Service Management and Zendesk, appending draft solutions to internal agent notes.</w:t>
+        <w:t>24 automated unit and integration tests verify the image codec, spatial reading order, regex entity extractor, privacy scrubber, vector ingestion, and FastAPI endpoints.</w:t>
       </w:r>
     </w:p>
     <w:sectPr>

--- a/AI/ChatbotOCR/SOLUTION_BRIEF.docx
+++ b/AI/ChatbotOCR/SOLUTION_BRIEF.docx
@@ -13,7 +13,7 @@
           <w:color w:val="000000"/>
           <w:sz w:val="36"/>
         </w:rPr>
-        <w:t>Support Screenshot Chatbot: End-to-End Pipeline</w:t>
+        <w:t>Support Screenshot Chatbot: End-to-End Pipeline &amp; Execution Guide</w:t>
       </w:r>
     </w:p>
     <w:p>
@@ -27,7 +27,7 @@
           <w:color w:val="000000"/>
           <w:sz w:val="22"/>
         </w:rPr>
-        <w:t>Project Overview and Step-by-Step Processing Flow</w:t>
+        <w:t>Project Overview, Step-by-Step Processing Flow, and How to Run the Application</w:t>
       </w:r>
     </w:p>
     <w:tbl>
@@ -390,7 +390,7 @@
           <w:color w:val="000000"/>
           <w:sz w:val="21"/>
         </w:rPr>
-        <w:t>The pipeline processes each user request through five clear, sequential stages from upload to response:</w:t>
+        <w:t>The pipeline processes each user request through six clear, sequential stages from upload to response:</w:t>
       </w:r>
     </w:p>
     <w:p>
@@ -1529,7 +1529,7 @@
           <w:color w:val="000000"/>
           <w:sz w:val="21"/>
         </w:rPr>
-        <w:t>The pipeline choices prioritize three critical requirements: accuracy, privacy, and speed:</w:t>
+        <w:t>The pipeline choices prioritize four critical engineering goals: accuracy, privacy, zero infrastructure, and low latency:</w:t>
       </w:r>
     </w:p>
     <w:p>
@@ -1636,7 +1636,843 @@
           <w:color w:val="000000"/>
           <w:sz w:val="26"/>
         </w:rPr>
-        <w:t>5. Verification &amp; Testing</w:t>
+        <w:t>5. How to Run This Project</w:t>
+      </w:r>
+    </w:p>
+    <w:p>
+      <w:pPr>
+        <w:spacing w:before="0" w:after="80" w:line="276" w:lineRule="auto"/>
+      </w:pPr>
+      <w:r>
+        <w:rPr>
+          <w:rFonts w:ascii="Calibri" w:hAnsi="Calibri"/>
+          <w:color w:val="000000"/>
+          <w:sz w:val="21"/>
+        </w:rPr>
+        <w:t>The project is packaged with a unified CLI entrypoint (main.py) and a FastAPI web server, enabling straightforward setup and execution.</w:t>
+      </w:r>
+    </w:p>
+    <w:p>
+      <w:pPr>
+        <w:keepNext/>
+        <w:spacing w:before="200" w:after="60"/>
+      </w:pPr>
+      <w:r>
+        <w:rPr>
+          <w:rFonts w:ascii="Calibri" w:hAnsi="Calibri"/>
+          <w:b/>
+          <w:color w:val="000000"/>
+          <w:sz w:val="23"/>
+        </w:rPr>
+        <w:t>5.1 Prerequisites &amp; Environment Setup</w:t>
+      </w:r>
+    </w:p>
+    <w:p>
+      <w:pPr>
+        <w:spacing w:before="0" w:after="80" w:line="276" w:lineRule="auto"/>
+      </w:pPr>
+      <w:r>
+        <w:rPr>
+          <w:rFonts w:ascii="Calibri" w:hAnsi="Calibri"/>
+          <w:color w:val="000000"/>
+          <w:sz w:val="21"/>
+        </w:rPr>
+        <w:t>1. Clone the repository and enter the project directory:</w:t>
+      </w:r>
+    </w:p>
+    <w:tbl>
+      <w:tblPr>
+        <w:tblW w:type="auto" w:w="0"/>
+        <w:jc w:val="center"/>
+        <w:tblLayout w:type="fixed"/>
+        <w:tblLook w:firstColumn="1" w:firstRow="1" w:lastColumn="0" w:lastRow="0" w:noHBand="0" w:noVBand="1" w:val="04A0"/>
+      </w:tblPr>
+      <w:tblGrid>
+        <w:gridCol w:w="9360"/>
+      </w:tblGrid>
+      <w:tr>
+        <w:tc>
+          <w:tcPr>
+            <w:tcW w:type="dxa" w:w="10080"/>
+            <w:shd w:fill="F3F4F6"/>
+            <w:tcMar>
+              <w:top w:w="60" w:type="dxa"/>
+              <w:bottom w:w="60" w:type="dxa"/>
+              <w:left w:w="120" w:type="dxa"/>
+              <w:right w:w="120" w:type="dxa"/>
+            </w:tcMar>
+            <w:tcBorders>
+              <w:top w:val="single" w:sz="4" w:space="0" w:color="CCCCCC"/>
+              <w:left w:val="single" w:sz="4" w:space="0" w:color="CCCCCC"/>
+              <w:bottom w:val="single" w:sz="4" w:space="0" w:color="CCCCCC"/>
+              <w:right w:val="single" w:sz="4" w:space="0" w:color="CCCCCC"/>
+            </w:tcBorders>
+          </w:tcPr>
+          <w:p>
+            <w:pPr>
+              <w:spacing w:before="40" w:after="40"/>
+            </w:pPr>
+            <w:r>
+              <w:rPr>
+                <w:rFonts w:ascii="Consolas" w:hAnsi="Consolas"/>
+                <w:color w:val="000000"/>
+                <w:sz w:val="18"/>
+              </w:rPr>
+              <w:t>git clone https://github.com/NVKQ2022/MVP.git</w:t>
+              <w:br/>
+              <w:t>cd MVP/AI/ChatbotOCR</w:t>
+            </w:r>
+          </w:p>
+        </w:tc>
+      </w:tr>
+    </w:tbl>
+    <w:p>
+      <w:pPr>
+        <w:spacing w:after="40"/>
+      </w:pPr>
+    </w:p>
+    <w:p>
+      <w:pPr>
+        <w:spacing w:before="0" w:after="80" w:line="276" w:lineRule="auto"/>
+      </w:pPr>
+      <w:r>
+        <w:rPr>
+          <w:rFonts w:ascii="Calibri" w:hAnsi="Calibri"/>
+          <w:color w:val="000000"/>
+          <w:sz w:val="21"/>
+        </w:rPr>
+        <w:t>2. Create and activate a Python virtual environment (Python 3.10+ or 3.12):</w:t>
+      </w:r>
+    </w:p>
+    <w:tbl>
+      <w:tblPr>
+        <w:tblW w:type="auto" w:w="0"/>
+        <w:jc w:val="center"/>
+        <w:tblLayout w:type="fixed"/>
+        <w:tblLook w:firstColumn="1" w:firstRow="1" w:lastColumn="0" w:lastRow="0" w:noHBand="0" w:noVBand="1" w:val="04A0"/>
+      </w:tblPr>
+      <w:tblGrid>
+        <w:gridCol w:w="9360"/>
+      </w:tblGrid>
+      <w:tr>
+        <w:tc>
+          <w:tcPr>
+            <w:tcW w:type="dxa" w:w="10080"/>
+            <w:shd w:fill="F3F4F6"/>
+            <w:tcMar>
+              <w:top w:w="60" w:type="dxa"/>
+              <w:bottom w:w="60" w:type="dxa"/>
+              <w:left w:w="120" w:type="dxa"/>
+              <w:right w:w="120" w:type="dxa"/>
+            </w:tcMar>
+            <w:tcBorders>
+              <w:top w:val="single" w:sz="4" w:space="0" w:color="CCCCCC"/>
+              <w:left w:val="single" w:sz="4" w:space="0" w:color="CCCCCC"/>
+              <w:bottom w:val="single" w:sz="4" w:space="0" w:color="CCCCCC"/>
+              <w:right w:val="single" w:sz="4" w:space="0" w:color="CCCCCC"/>
+            </w:tcBorders>
+          </w:tcPr>
+          <w:p>
+            <w:pPr>
+              <w:spacing w:before="40" w:after="40"/>
+            </w:pPr>
+            <w:r>
+              <w:rPr>
+                <w:rFonts w:ascii="Consolas" w:hAnsi="Consolas"/>
+                <w:color w:val="000000"/>
+                <w:sz w:val="18"/>
+              </w:rPr>
+              <w:t>python3 -m venv venv</w:t>
+              <w:br/>
+              <w:t>source venv/bin/activate    # On Windows: venv\Scripts\activate</w:t>
+            </w:r>
+          </w:p>
+        </w:tc>
+      </w:tr>
+    </w:tbl>
+    <w:p>
+      <w:pPr>
+        <w:spacing w:after="40"/>
+      </w:pPr>
+    </w:p>
+    <w:p>
+      <w:pPr>
+        <w:spacing w:before="0" w:after="80" w:line="276" w:lineRule="auto"/>
+      </w:pPr>
+      <w:r>
+        <w:rPr>
+          <w:rFonts w:ascii="Calibri" w:hAnsi="Calibri"/>
+          <w:color w:val="000000"/>
+          <w:sz w:val="21"/>
+        </w:rPr>
+        <w:t>3. Install the project dependencies:</w:t>
+      </w:r>
+    </w:p>
+    <w:tbl>
+      <w:tblPr>
+        <w:tblW w:type="auto" w:w="0"/>
+        <w:jc w:val="center"/>
+        <w:tblLayout w:type="fixed"/>
+        <w:tblLook w:firstColumn="1" w:firstRow="1" w:lastColumn="0" w:lastRow="0" w:noHBand="0" w:noVBand="1" w:val="04A0"/>
+      </w:tblPr>
+      <w:tblGrid>
+        <w:gridCol w:w="9360"/>
+      </w:tblGrid>
+      <w:tr>
+        <w:tc>
+          <w:tcPr>
+            <w:tcW w:type="dxa" w:w="10080"/>
+            <w:shd w:fill="F3F4F6"/>
+            <w:tcMar>
+              <w:top w:w="60" w:type="dxa"/>
+              <w:bottom w:w="60" w:type="dxa"/>
+              <w:left w:w="120" w:type="dxa"/>
+              <w:right w:w="120" w:type="dxa"/>
+            </w:tcMar>
+            <w:tcBorders>
+              <w:top w:val="single" w:sz="4" w:space="0" w:color="CCCCCC"/>
+              <w:left w:val="single" w:sz="4" w:space="0" w:color="CCCCCC"/>
+              <w:bottom w:val="single" w:sz="4" w:space="0" w:color="CCCCCC"/>
+              <w:right w:val="single" w:sz="4" w:space="0" w:color="CCCCCC"/>
+            </w:tcBorders>
+          </w:tcPr>
+          <w:p>
+            <w:pPr>
+              <w:spacing w:before="40" w:after="40"/>
+            </w:pPr>
+            <w:r>
+              <w:rPr>
+                <w:rFonts w:ascii="Consolas" w:hAnsi="Consolas"/>
+                <w:color w:val="000000"/>
+                <w:sz w:val="18"/>
+              </w:rPr>
+              <w:t>pip install -r requirements.txt</w:t>
+            </w:r>
+          </w:p>
+        </w:tc>
+      </w:tr>
+    </w:tbl>
+    <w:p>
+      <w:pPr>
+        <w:spacing w:after="40"/>
+      </w:pPr>
+    </w:p>
+    <w:p>
+      <w:pPr>
+        <w:spacing w:before="0" w:after="80" w:line="276" w:lineRule="auto"/>
+      </w:pPr>
+      <w:r>
+        <w:rPr>
+          <w:rFonts w:ascii="Calibri" w:hAnsi="Calibri"/>
+          <w:color w:val="000000"/>
+          <w:sz w:val="21"/>
+        </w:rPr>
+        <w:t>4. Configure environment variables (.env file):</w:t>
+      </w:r>
+    </w:p>
+    <w:p>
+      <w:pPr>
+        <w:spacing w:before="0" w:after="80" w:line="276" w:lineRule="auto"/>
+      </w:pPr>
+      <w:r>
+        <w:rPr>
+          <w:rFonts w:ascii="Calibri" w:hAnsi="Calibri"/>
+          <w:color w:val="000000"/>
+          <w:sz w:val="21"/>
+        </w:rPr>
+        <w:t>Copy .env.example to .env and provide your Azure OpenAI credentials (API key, endpoint, model deployment name):</w:t>
+      </w:r>
+    </w:p>
+    <w:tbl>
+      <w:tblPr>
+        <w:tblW w:type="auto" w:w="0"/>
+        <w:jc w:val="center"/>
+        <w:tblLayout w:type="fixed"/>
+        <w:tblLook w:firstColumn="1" w:firstRow="1" w:lastColumn="0" w:lastRow="0" w:noHBand="0" w:noVBand="1" w:val="04A0"/>
+      </w:tblPr>
+      <w:tblGrid>
+        <w:gridCol w:w="9360"/>
+      </w:tblGrid>
+      <w:tr>
+        <w:tc>
+          <w:tcPr>
+            <w:tcW w:type="dxa" w:w="10080"/>
+            <w:shd w:fill="F3F4F6"/>
+            <w:tcMar>
+              <w:top w:w="60" w:type="dxa"/>
+              <w:bottom w:w="60" w:type="dxa"/>
+              <w:left w:w="120" w:type="dxa"/>
+              <w:right w:w="120" w:type="dxa"/>
+            </w:tcMar>
+            <w:tcBorders>
+              <w:top w:val="single" w:sz="4" w:space="0" w:color="CCCCCC"/>
+              <w:left w:val="single" w:sz="4" w:space="0" w:color="CCCCCC"/>
+              <w:bottom w:val="single" w:sz="4" w:space="0" w:color="CCCCCC"/>
+              <w:right w:val="single" w:sz="4" w:space="0" w:color="CCCCCC"/>
+            </w:tcBorders>
+          </w:tcPr>
+          <w:p>
+            <w:pPr>
+              <w:spacing w:before="40" w:after="40"/>
+            </w:pPr>
+            <w:r>
+              <w:rPr>
+                <w:rFonts w:ascii="Consolas" w:hAnsi="Consolas"/>
+                <w:color w:val="000000"/>
+                <w:sz w:val="18"/>
+              </w:rPr>
+              <w:t>cp .env.example .env</w:t>
+              <w:br/>
+              <w:t># Edit .env with your AZURE_OPENAI_API_KEY and AZURE_OPENAI_ENDPOINT</w:t>
+            </w:r>
+          </w:p>
+        </w:tc>
+      </w:tr>
+    </w:tbl>
+    <w:p>
+      <w:pPr>
+        <w:spacing w:after="40"/>
+      </w:pPr>
+    </w:p>
+    <w:p>
+      <w:pPr>
+        <w:keepNext/>
+        <w:spacing w:before="200" w:after="60"/>
+      </w:pPr>
+      <w:r>
+        <w:rPr>
+          <w:rFonts w:ascii="Calibri" w:hAnsi="Calibri"/>
+          <w:b/>
+          <w:color w:val="000000"/>
+          <w:sz w:val="23"/>
+        </w:rPr>
+        <w:t>5.2 Starting the Web Chat Application</w:t>
+      </w:r>
+    </w:p>
+    <w:p>
+      <w:pPr>
+        <w:spacing w:before="0" w:after="80" w:line="276" w:lineRule="auto"/>
+      </w:pPr>
+      <w:r>
+        <w:rPr>
+          <w:rFonts w:ascii="Calibri" w:hAnsi="Calibri"/>
+          <w:color w:val="000000"/>
+          <w:sz w:val="21"/>
+        </w:rPr>
+        <w:t>Launch the application using the root runner:</w:t>
+      </w:r>
+    </w:p>
+    <w:tbl>
+      <w:tblPr>
+        <w:tblW w:type="auto" w:w="0"/>
+        <w:jc w:val="center"/>
+        <w:tblLayout w:type="fixed"/>
+        <w:tblLook w:firstColumn="1" w:firstRow="1" w:lastColumn="0" w:lastRow="0" w:noHBand="0" w:noVBand="1" w:val="04A0"/>
+      </w:tblPr>
+      <w:tblGrid>
+        <w:gridCol w:w="9360"/>
+      </w:tblGrid>
+      <w:tr>
+        <w:tc>
+          <w:tcPr>
+            <w:tcW w:type="dxa" w:w="10080"/>
+            <w:shd w:fill="F3F4F6"/>
+            <w:tcMar>
+              <w:top w:w="60" w:type="dxa"/>
+              <w:bottom w:w="60" w:type="dxa"/>
+              <w:left w:w="120" w:type="dxa"/>
+              <w:right w:w="120" w:type="dxa"/>
+            </w:tcMar>
+            <w:tcBorders>
+              <w:top w:val="single" w:sz="4" w:space="0" w:color="CCCCCC"/>
+              <w:left w:val="single" w:sz="4" w:space="0" w:color="CCCCCC"/>
+              <w:bottom w:val="single" w:sz="4" w:space="0" w:color="CCCCCC"/>
+              <w:right w:val="single" w:sz="4" w:space="0" w:color="CCCCCC"/>
+            </w:tcBorders>
+          </w:tcPr>
+          <w:p>
+            <w:pPr>
+              <w:spacing w:before="40" w:after="40"/>
+            </w:pPr>
+            <w:r>
+              <w:rPr>
+                <w:rFonts w:ascii="Consolas" w:hAnsi="Consolas"/>
+                <w:color w:val="000000"/>
+                <w:sz w:val="18"/>
+              </w:rPr>
+              <w:t>python main.py</w:t>
+              <w:br/>
+              <w:t># Or explicitly: python main.py server --host 0.0.0.0 --port 8000</w:t>
+            </w:r>
+          </w:p>
+        </w:tc>
+      </w:tr>
+    </w:tbl>
+    <w:p>
+      <w:pPr>
+        <w:spacing w:after="40"/>
+      </w:pPr>
+    </w:p>
+    <w:p>
+      <w:pPr>
+        <w:spacing w:before="0" w:after="80" w:line="276" w:lineRule="auto"/>
+      </w:pPr>
+      <w:r>
+        <w:rPr>
+          <w:rFonts w:ascii="Calibri" w:hAnsi="Calibri"/>
+          <w:color w:val="000000"/>
+          <w:sz w:val="21"/>
+        </w:rPr>
+        <w:t>Once started, open your web browser to:</w:t>
+      </w:r>
+    </w:p>
+    <w:p>
+      <w:pPr>
+        <w:pStyle w:val="ListBullet"/>
+        <w:spacing w:before="0" w:after="50" w:line="276" w:lineRule="auto"/>
+      </w:pPr>
+      <w:r>
+        <w:rPr>
+          <w:rFonts w:ascii="Calibri" w:hAnsi="Calibri"/>
+          <w:b/>
+          <w:color w:val="000000"/>
+          <w:sz w:val="20"/>
+        </w:rPr>
+        <w:t xml:space="preserve">Web Chat Interface: </w:t>
+      </w:r>
+      <w:r>
+        <w:rPr>
+          <w:rFonts w:ascii="Calibri" w:hAnsi="Calibri"/>
+          <w:color w:val="000000"/>
+          <w:sz w:val="20"/>
+        </w:rPr>
+        <w:t>http://localhost:8000 — Interactive single-page support chatbot UI with drag-and-drop screenshot upload.</w:t>
+      </w:r>
+    </w:p>
+    <w:p>
+      <w:pPr>
+        <w:pStyle w:val="ListBullet"/>
+        <w:spacing w:before="0" w:after="50" w:line="276" w:lineRule="auto"/>
+      </w:pPr>
+      <w:r>
+        <w:rPr>
+          <w:rFonts w:ascii="Calibri" w:hAnsi="Calibri"/>
+          <w:b/>
+          <w:color w:val="000000"/>
+          <w:sz w:val="20"/>
+        </w:rPr>
+        <w:t xml:space="preserve">API Documentation: </w:t>
+      </w:r>
+      <w:r>
+        <w:rPr>
+          <w:rFonts w:ascii="Calibri" w:hAnsi="Calibri"/>
+          <w:color w:val="000000"/>
+          <w:sz w:val="20"/>
+        </w:rPr>
+        <w:t>http://localhost:8000/docs — Interactive OpenAPI / Swagger documentation for testing REST endpoints directly.</w:t>
+      </w:r>
+    </w:p>
+    <w:p>
+      <w:pPr>
+        <w:keepNext/>
+        <w:spacing w:before="200" w:after="60"/>
+      </w:pPr>
+      <w:r>
+        <w:rPr>
+          <w:rFonts w:ascii="Calibri" w:hAnsi="Calibri"/>
+          <w:b/>
+          <w:color w:val="000000"/>
+          <w:sz w:val="23"/>
+        </w:rPr>
+        <w:t>5.3 Running End-to-End Terminal Diagnosis (CLI)</w:t>
+      </w:r>
+    </w:p>
+    <w:p>
+      <w:pPr>
+        <w:spacing w:before="0" w:after="80" w:line="276" w:lineRule="auto"/>
+      </w:pPr>
+      <w:r>
+        <w:rPr>
+          <w:rFonts w:ascii="Calibri" w:hAnsi="Calibri"/>
+          <w:color w:val="000000"/>
+          <w:sz w:val="21"/>
+        </w:rPr>
+        <w:t>You can diagnose an error screenshot directly from the terminal without opening a browser:</w:t>
+      </w:r>
+    </w:p>
+    <w:tbl>
+      <w:tblPr>
+        <w:tblW w:type="auto" w:w="0"/>
+        <w:jc w:val="center"/>
+        <w:tblLayout w:type="fixed"/>
+        <w:tblLook w:firstColumn="1" w:firstRow="1" w:lastColumn="0" w:lastRow="0" w:noHBand="0" w:noVBand="1" w:val="04A0"/>
+      </w:tblPr>
+      <w:tblGrid>
+        <w:gridCol w:w="9360"/>
+      </w:tblGrid>
+      <w:tr>
+        <w:tc>
+          <w:tcPr>
+            <w:tcW w:type="dxa" w:w="10080"/>
+            <w:shd w:fill="F3F4F6"/>
+            <w:tcMar>
+              <w:top w:w="60" w:type="dxa"/>
+              <w:bottom w:w="60" w:type="dxa"/>
+              <w:left w:w="120" w:type="dxa"/>
+              <w:right w:w="120" w:type="dxa"/>
+            </w:tcMar>
+            <w:tcBorders>
+              <w:top w:val="single" w:sz="4" w:space="0" w:color="CCCCCC"/>
+              <w:left w:val="single" w:sz="4" w:space="0" w:color="CCCCCC"/>
+              <w:bottom w:val="single" w:sz="4" w:space="0" w:color="CCCCCC"/>
+              <w:right w:val="single" w:sz="4" w:space="0" w:color="CCCCCC"/>
+            </w:tcBorders>
+          </w:tcPr>
+          <w:p>
+            <w:pPr>
+              <w:spacing w:before="40" w:after="40"/>
+            </w:pPr>
+            <w:r>
+              <w:rPr>
+                <w:rFonts w:ascii="Consolas" w:hAnsi="Consolas"/>
+                <w:color w:val="000000"/>
+                <w:sz w:val="18"/>
+              </w:rPr>
+              <w:t>python main.py diagnose data/sample_screenshots/kb-auth-001__01__clean_light.png</w:t>
+            </w:r>
+          </w:p>
+        </w:tc>
+      </w:tr>
+    </w:tbl>
+    <w:p>
+      <w:pPr>
+        <w:spacing w:after="40"/>
+      </w:pPr>
+    </w:p>
+    <w:p>
+      <w:pPr>
+        <w:spacing w:before="0" w:after="80" w:line="276" w:lineRule="auto"/>
+      </w:pPr>
+      <w:r>
+        <w:rPr>
+          <w:rFonts w:ascii="Calibri" w:hAnsi="Calibri"/>
+          <w:color w:val="000000"/>
+          <w:sz w:val="21"/>
+        </w:rPr>
+        <w:t>This command executes the full pipeline in the terminal: extracts text using PaddleOCR, searches Milvus Lite, and prints the grounded resolution along with latency and confidence metrics.</w:t>
+      </w:r>
+    </w:p>
+    <w:p>
+      <w:pPr>
+        <w:keepNext/>
+        <w:spacing w:before="200" w:after="60"/>
+      </w:pPr>
+      <w:r>
+        <w:rPr>
+          <w:rFonts w:ascii="Calibri" w:hAnsi="Calibri"/>
+          <w:b/>
+          <w:color w:val="000000"/>
+          <w:sz w:val="23"/>
+        </w:rPr>
+        <w:t>5.4 Standalone OCR and RAG Commands</w:t>
+      </w:r>
+    </w:p>
+    <w:p>
+      <w:pPr>
+        <w:pStyle w:val="ListBullet"/>
+        <w:spacing w:before="0" w:after="50" w:line="276" w:lineRule="auto"/>
+      </w:pPr>
+      <w:r>
+        <w:rPr>
+          <w:rFonts w:ascii="Calibri" w:hAnsi="Calibri"/>
+          <w:b/>
+          <w:color w:val="000000"/>
+          <w:sz w:val="20"/>
+        </w:rPr>
+        <w:t xml:space="preserve">Standalone OCR: </w:t>
+      </w:r>
+      <w:r>
+        <w:rPr>
+          <w:rFonts w:ascii="Calibri" w:hAnsi="Calibri"/>
+          <w:color w:val="000000"/>
+          <w:sz w:val="20"/>
+        </w:rPr>
+        <w:t>Run OCR on any image and optionally save annotated visual boxes:</w:t>
+      </w:r>
+    </w:p>
+    <w:tbl>
+      <w:tblPr>
+        <w:tblW w:type="auto" w:w="0"/>
+        <w:jc w:val="center"/>
+        <w:tblLayout w:type="fixed"/>
+        <w:tblLook w:firstColumn="1" w:firstRow="1" w:lastColumn="0" w:lastRow="0" w:noHBand="0" w:noVBand="1" w:val="04A0"/>
+      </w:tblPr>
+      <w:tblGrid>
+        <w:gridCol w:w="9360"/>
+      </w:tblGrid>
+      <w:tr>
+        <w:tc>
+          <w:tcPr>
+            <w:tcW w:type="dxa" w:w="10080"/>
+            <w:shd w:fill="F3F4F6"/>
+            <w:tcMar>
+              <w:top w:w="60" w:type="dxa"/>
+              <w:bottom w:w="60" w:type="dxa"/>
+              <w:left w:w="120" w:type="dxa"/>
+              <w:right w:w="120" w:type="dxa"/>
+            </w:tcMar>
+            <w:tcBorders>
+              <w:top w:val="single" w:sz="4" w:space="0" w:color="CCCCCC"/>
+              <w:left w:val="single" w:sz="4" w:space="0" w:color="CCCCCC"/>
+              <w:bottom w:val="single" w:sz="4" w:space="0" w:color="CCCCCC"/>
+              <w:right w:val="single" w:sz="4" w:space="0" w:color="CCCCCC"/>
+            </w:tcBorders>
+          </w:tcPr>
+          <w:p>
+            <w:pPr>
+              <w:spacing w:before="40" w:after="40"/>
+            </w:pPr>
+            <w:r>
+              <w:rPr>
+                <w:rFonts w:ascii="Consolas" w:hAnsi="Consolas"/>
+                <w:color w:val="000000"/>
+                <w:sz w:val="18"/>
+              </w:rPr>
+              <w:t>python main.py ocr demo_output/sample_invoice.jpg --save-annotated demo_output/result.jpg</w:t>
+            </w:r>
+          </w:p>
+        </w:tc>
+      </w:tr>
+    </w:tbl>
+    <w:p>
+      <w:pPr>
+        <w:spacing w:after="40"/>
+      </w:pPr>
+    </w:p>
+    <w:p>
+      <w:pPr>
+        <w:pStyle w:val="ListBullet"/>
+        <w:spacing w:before="0" w:after="50" w:line="276" w:lineRule="auto"/>
+      </w:pPr>
+      <w:r>
+        <w:rPr>
+          <w:rFonts w:ascii="Calibri" w:hAnsi="Calibri"/>
+          <w:b/>
+          <w:color w:val="000000"/>
+          <w:sz w:val="20"/>
+        </w:rPr>
+        <w:t xml:space="preserve">Standalone Knowledge Query: </w:t>
+      </w:r>
+      <w:r>
+        <w:rPr>
+          <w:rFonts w:ascii="Calibri" w:hAnsi="Calibri"/>
+          <w:color w:val="000000"/>
+          <w:sz w:val="20"/>
+        </w:rPr>
+        <w:t>Ask questions directly against the technical knowledge base:</w:t>
+      </w:r>
+    </w:p>
+    <w:tbl>
+      <w:tblPr>
+        <w:tblW w:type="auto" w:w="0"/>
+        <w:jc w:val="center"/>
+        <w:tblLayout w:type="fixed"/>
+        <w:tblLook w:firstColumn="1" w:firstRow="1" w:lastColumn="0" w:lastRow="0" w:noHBand="0" w:noVBand="1" w:val="04A0"/>
+      </w:tblPr>
+      <w:tblGrid>
+        <w:gridCol w:w="9360"/>
+      </w:tblGrid>
+      <w:tr>
+        <w:tc>
+          <w:tcPr>
+            <w:tcW w:type="dxa" w:w="10080"/>
+            <w:shd w:fill="F3F4F6"/>
+            <w:tcMar>
+              <w:top w:w="60" w:type="dxa"/>
+              <w:bottom w:w="60" w:type="dxa"/>
+              <w:left w:w="120" w:type="dxa"/>
+              <w:right w:w="120" w:type="dxa"/>
+            </w:tcMar>
+            <w:tcBorders>
+              <w:top w:val="single" w:sz="4" w:space="0" w:color="CCCCCC"/>
+              <w:left w:val="single" w:sz="4" w:space="0" w:color="CCCCCC"/>
+              <w:bottom w:val="single" w:sz="4" w:space="0" w:color="CCCCCC"/>
+              <w:right w:val="single" w:sz="4" w:space="0" w:color="CCCCCC"/>
+            </w:tcBorders>
+          </w:tcPr>
+          <w:p>
+            <w:pPr>
+              <w:spacing w:before="40" w:after="40"/>
+            </w:pPr>
+            <w:r>
+              <w:rPr>
+                <w:rFonts w:ascii="Consolas" w:hAnsi="Consolas"/>
+                <w:color w:val="000000"/>
+                <w:sz w:val="18"/>
+              </w:rPr>
+              <w:t>python main.py rag -q "How do I fix authentication token expired error?"</w:t>
+            </w:r>
+          </w:p>
+        </w:tc>
+      </w:tr>
+    </w:tbl>
+    <w:p>
+      <w:pPr>
+        <w:spacing w:after="40"/>
+      </w:pPr>
+    </w:p>
+    <w:p>
+      <w:pPr>
+        <w:keepNext/>
+        <w:spacing w:before="200" w:after="60"/>
+      </w:pPr>
+      <w:r>
+        <w:rPr>
+          <w:rFonts w:ascii="Calibri" w:hAnsi="Calibri"/>
+          <w:b/>
+          <w:color w:val="000000"/>
+          <w:sz w:val="23"/>
+        </w:rPr>
+        <w:t>5.5 Running the Automated Test Suite</w:t>
+      </w:r>
+    </w:p>
+    <w:p>
+      <w:pPr>
+        <w:spacing w:before="0" w:after="80" w:line="276" w:lineRule="auto"/>
+      </w:pPr>
+      <w:r>
+        <w:rPr>
+          <w:rFonts w:ascii="Calibri" w:hAnsi="Calibri"/>
+          <w:color w:val="000000"/>
+          <w:sz w:val="21"/>
+        </w:rPr>
+        <w:t>Run all unit and integration tests across the OCR, RAG, and Server subsystems:</w:t>
+      </w:r>
+    </w:p>
+    <w:tbl>
+      <w:tblPr>
+        <w:tblW w:type="auto" w:w="0"/>
+        <w:jc w:val="center"/>
+        <w:tblLayout w:type="fixed"/>
+        <w:tblLook w:firstColumn="1" w:firstRow="1" w:lastColumn="0" w:lastRow="0" w:noHBand="0" w:noVBand="1" w:val="04A0"/>
+      </w:tblPr>
+      <w:tblGrid>
+        <w:gridCol w:w="9360"/>
+      </w:tblGrid>
+      <w:tr>
+        <w:tc>
+          <w:tcPr>
+            <w:tcW w:type="dxa" w:w="10080"/>
+            <w:shd w:fill="F3F4F6"/>
+            <w:tcMar>
+              <w:top w:w="60" w:type="dxa"/>
+              <w:bottom w:w="60" w:type="dxa"/>
+              <w:left w:w="120" w:type="dxa"/>
+              <w:right w:w="120" w:type="dxa"/>
+            </w:tcMar>
+            <w:tcBorders>
+              <w:top w:val="single" w:sz="4" w:space="0" w:color="CCCCCC"/>
+              <w:left w:val="single" w:sz="4" w:space="0" w:color="CCCCCC"/>
+              <w:bottom w:val="single" w:sz="4" w:space="0" w:color="CCCCCC"/>
+              <w:right w:val="single" w:sz="4" w:space="0" w:color="CCCCCC"/>
+            </w:tcBorders>
+          </w:tcPr>
+          <w:p>
+            <w:pPr>
+              <w:spacing w:before="40" w:after="40"/>
+            </w:pPr>
+            <w:r>
+              <w:rPr>
+                <w:rFonts w:ascii="Consolas" w:hAnsi="Consolas"/>
+                <w:color w:val="000000"/>
+                <w:sz w:val="18"/>
+              </w:rPr>
+              <w:t>pytest</w:t>
+            </w:r>
+          </w:p>
+        </w:tc>
+      </w:tr>
+    </w:tbl>
+    <w:p>
+      <w:pPr>
+        <w:spacing w:after="40"/>
+      </w:pPr>
+    </w:p>
+    <w:p>
+      <w:pPr>
+        <w:spacing w:before="0" w:after="80" w:line="276" w:lineRule="auto"/>
+      </w:pPr>
+      <w:r>
+        <w:rPr>
+          <w:rFonts w:ascii="Calibri" w:hAnsi="Calibri"/>
+          <w:color w:val="000000"/>
+          <w:sz w:val="21"/>
+        </w:rPr>
+        <w:t>Run the end-to-end knowledge base pipeline test verifying all 12 support scenarios:</w:t>
+      </w:r>
+    </w:p>
+    <w:tbl>
+      <w:tblPr>
+        <w:tblW w:type="auto" w:w="0"/>
+        <w:jc w:val="center"/>
+        <w:tblLayout w:type="fixed"/>
+        <w:tblLook w:firstColumn="1" w:firstRow="1" w:lastColumn="0" w:lastRow="0" w:noHBand="0" w:noVBand="1" w:val="04A0"/>
+      </w:tblPr>
+      <w:tblGrid>
+        <w:gridCol w:w="9360"/>
+      </w:tblGrid>
+      <w:tr>
+        <w:tc>
+          <w:tcPr>
+            <w:tcW w:type="dxa" w:w="10080"/>
+            <w:shd w:fill="F3F4F6"/>
+            <w:tcMar>
+              <w:top w:w="60" w:type="dxa"/>
+              <w:bottom w:w="60" w:type="dxa"/>
+              <w:left w:w="120" w:type="dxa"/>
+              <w:right w:w="120" w:type="dxa"/>
+            </w:tcMar>
+            <w:tcBorders>
+              <w:top w:val="single" w:sz="4" w:space="0" w:color="CCCCCC"/>
+              <w:left w:val="single" w:sz="4" w:space="0" w:color="CCCCCC"/>
+              <w:bottom w:val="single" w:sz="4" w:space="0" w:color="CCCCCC"/>
+              <w:right w:val="single" w:sz="4" w:space="0" w:color="CCCCCC"/>
+            </w:tcBorders>
+          </w:tcPr>
+          <w:p>
+            <w:pPr>
+              <w:spacing w:before="40" w:after="40"/>
+            </w:pPr>
+            <w:r>
+              <w:rPr>
+                <w:rFonts w:ascii="Consolas" w:hAnsi="Consolas"/>
+                <w:color w:val="000000"/>
+                <w:sz w:val="18"/>
+              </w:rPr>
+              <w:t>python RAG/test_rag_pipeline.py</w:t>
+            </w:r>
+          </w:p>
+        </w:tc>
+      </w:tr>
+    </w:tbl>
+    <w:p>
+      <w:pPr>
+        <w:spacing w:after="40"/>
+      </w:pPr>
+    </w:p>
+    <w:p>
+      <w:pPr>
+        <w:keepNext/>
+        <w:spacing w:before="280" w:after="80"/>
+      </w:pPr>
+      <w:r>
+        <w:rPr>
+          <w:rFonts w:ascii="Calibri" w:hAnsi="Calibri"/>
+          <w:b/>
+          <w:color w:val="000000"/>
+          <w:sz w:val="26"/>
+        </w:rPr>
+        <w:t>6. Verification &amp; Robustness Results</w:t>
       </w:r>
     </w:p>
     <w:p>
@@ -1718,7 +2554,7 @@
           <w:color w:val="000000"/>
           <w:sz w:val="20"/>
         </w:rPr>
-        <w:t>24 automated unit and integration tests verify the image codec, spatial reading order, regex entity extractor, privacy scrubber, vector ingestion, and FastAPI endpoints.</w:t>
+        <w:t>24 automated unit and integration tests verify the image codec, spatial reading order, regex entity extractor, privacy scrubber, vector ingestion, and FastAPI endpoints with zero failures.</w:t>
       </w:r>
     </w:p>
     <w:sectPr>

--- a/AI/ChatbotOCR/SOLUTION_BRIEF.docx
+++ b/AI/ChatbotOCR/SOLUTION_BRIEF.docx
@@ -32,18 +32,11 @@
     </w:p>
     <w:tbl>
       <w:tblPr>
+        <w:tblStyle w:val="TableGrid"/>
         <w:tblW w:type="auto" w:w="0"/>
         <w:jc w:val="center"/>
         <w:tblLayout w:type="fixed"/>
         <w:tblLook w:firstColumn="1" w:firstRow="1" w:lastColumn="0" w:lastRow="0" w:noHBand="0" w:noVBand="1" w:val="04A0"/>
-        <w:tblBorders>
-          <w:top w:val="single" w:sz="4" w:space="0" w:color="E5E7EB"/>
-          <w:bottom w:val="single" w:sz="4" w:space="0" w:color="E5E7EB"/>
-          <w:left w:val="none"/>
-          <w:right w:val="none"/>
-          <w:insideH w:val="single" w:sz="4" w:space="0" w:color="E5E7EB"/>
-          <w:insideV w:val="none"/>
-        </w:tblBorders>
       </w:tblPr>
       <w:tblGrid>
         <w:gridCol w:w="2520"/>
@@ -55,7 +48,6 @@
         <w:tc>
           <w:tcPr>
             <w:tcW w:type="dxa" w:w="1728"/>
-            <w:shd w:fill="F3F4F6"/>
             <w:tcMar>
               <w:top w:w="50" w:type="dxa"/>
               <w:bottom w:w="50" w:type="dxa"/>
@@ -81,7 +73,6 @@
         <w:tc>
           <w:tcPr>
             <w:tcW w:type="dxa" w:w="3024"/>
-            <w:shd w:fill="FFFFFF"/>
             <w:tcMar>
               <w:top w:w="50" w:type="dxa"/>
               <w:bottom w:w="50" w:type="dxa"/>
@@ -106,7 +97,6 @@
         <w:tc>
           <w:tcPr>
             <w:tcW w:type="dxa" w:w="1728"/>
-            <w:shd w:fill="F3F4F6"/>
             <w:tcMar>
               <w:top w:w="50" w:type="dxa"/>
               <w:bottom w:w="50" w:type="dxa"/>
@@ -132,7 +122,6 @@
         <w:tc>
           <w:tcPr>
             <w:tcW w:type="dxa" w:w="2880"/>
-            <w:shd w:fill="FFFFFF"/>
             <w:tcMar>
               <w:top w:w="50" w:type="dxa"/>
               <w:bottom w:w="50" w:type="dxa"/>
@@ -159,7 +148,6 @@
         <w:tc>
           <w:tcPr>
             <w:tcW w:type="dxa" w:w="1728"/>
-            <w:shd w:fill="F3F4F6"/>
             <w:tcMar>
               <w:top w:w="50" w:type="dxa"/>
               <w:bottom w:w="50" w:type="dxa"/>
@@ -185,7 +173,6 @@
         <w:tc>
           <w:tcPr>
             <w:tcW w:type="dxa" w:w="3024"/>
-            <w:shd w:fill="FFFFFF"/>
             <w:tcMar>
               <w:top w:w="50" w:type="dxa"/>
               <w:bottom w:w="50" w:type="dxa"/>
@@ -210,7 +197,6 @@
         <w:tc>
           <w:tcPr>
             <w:tcW w:type="dxa" w:w="1728"/>
-            <w:shd w:fill="F3F4F6"/>
             <w:tcMar>
               <w:top w:w="50" w:type="dxa"/>
               <w:bottom w:w="50" w:type="dxa"/>
@@ -236,7 +222,6 @@
         <w:tc>
           <w:tcPr>
             <w:tcW w:type="dxa" w:w="2880"/>
-            <w:shd w:fill="FFFFFF"/>
             <w:tcMar>
               <w:top w:w="50" w:type="dxa"/>
               <w:bottom w:w="50" w:type="dxa"/>
@@ -306,64 +291,28 @@
         <w:t>This project builds an automated support chatbot that performs this entire troubleshooting workflow from end to end. The system accepts a customer's screenshot, extracts the technical problem without using an LLM, finds matching troubleshooting procedures in a vector knowledge base (Milvus Lite), and generates a verified, step-by-step resolution for the user in a clean chat window.</w:t>
       </w:r>
     </w:p>
-    <w:tbl>
-      <w:tblPr>
-        <w:tblW w:type="auto" w:w="0"/>
-        <w:jc w:val="center"/>
-        <w:tblLayout w:type="fixed"/>
-        <w:tblLook w:firstColumn="1" w:firstRow="1" w:lastColumn="0" w:lastRow="0" w:noHBand="0" w:noVBand="1" w:val="04A0"/>
-      </w:tblPr>
-      <w:tblGrid>
-        <w:gridCol w:w="9360"/>
-      </w:tblGrid>
-      <w:tr>
-        <w:tc>
-          <w:tcPr>
-            <w:tcW w:type="dxa" w:w="10080"/>
-            <w:shd w:fill="F9FAFB"/>
-            <w:tcMar>
-              <w:top w:w="120" w:type="dxa"/>
-              <w:bottom w:w="120" w:type="dxa"/>
-              <w:left w:w="160" w:type="dxa"/>
-              <w:right w:w="160" w:type="dxa"/>
-            </w:tcMar>
-            <w:tcBorders>
-              <w:top w:val="single" w:sz="4" w:space="0" w:color="999999"/>
-              <w:left w:val="single" w:sz="18" w:space="0" w:color="000000"/>
-              <w:bottom w:val="single" w:sz="4" w:space="0" w:color="999999"/>
-              <w:right w:val="single" w:sz="4" w:space="0" w:color="999999"/>
-            </w:tcBorders>
-          </w:tcPr>
-          <w:p>
-            <w:pPr>
-              <w:spacing w:before="40" w:after="40" w:line="276" w:lineRule="auto"/>
-            </w:pPr>
-            <w:r>
-              <w:rPr>
-                <w:rFonts w:ascii="Calibri" w:hAnsi="Calibri"/>
-                <w:b/>
-                <w:color w:val="000000"/>
-                <w:sz w:val="21"/>
-              </w:rPr>
-              <w:t>Core Architectural Principle</w:t>
-              <w:br/>
-            </w:r>
-            <w:r>
-              <w:rPr>
-                <w:rFonts w:ascii="Calibri" w:hAnsi="Calibri"/>
-                <w:color w:val="000000"/>
-                <w:sz w:val="20"/>
-              </w:rPr>
-              <w:t>Core Rule: Visual information extraction is strictly non-LLM. The system extracts error codes and messages using local OCR and deterministic rules. This prevents hallucinations on exact codes, protects customer privacy by masking sensitive data locally, and keeps extraction latency under 300 milliseconds. The LLM is only used at the very end to write a helpful, grounded response.</w:t>
-            </w:r>
-          </w:p>
-        </w:tc>
-      </w:tr>
-    </w:tbl>
     <w:p>
       <w:pPr>
-        <w:spacing w:after="60"/>
+        <w:spacing w:before="80" w:after="120" w:line="276" w:lineRule="auto"/>
+        <w:ind w:left="360" w:right="360"/>
       </w:pPr>
+      <w:r>
+        <w:rPr>
+          <w:rFonts w:ascii="Calibri" w:hAnsi="Calibri"/>
+          <w:b/>
+          <w:color w:val="000000"/>
+          <w:sz w:val="20"/>
+        </w:rPr>
+        <w:t xml:space="preserve">Core Architectural Principle: </w:t>
+      </w:r>
+      <w:r>
+        <w:rPr>
+          <w:rFonts w:ascii="Calibri" w:hAnsi="Calibri"/>
+          <w:color w:val="000000"/>
+          <w:sz w:val="20"/>
+        </w:rPr>
+        <w:t>Visual information extraction is strictly non-LLM. The system extracts error codes and messages using local OCR and deterministic rules. This prevents hallucinations on exact codes, protects customer privacy by masking sensitive data locally, and keeps extraction latency under 300 milliseconds. The LLM is only used at the very end to write a helpful, grounded response.</w:t>
+      </w:r>
     </w:p>
     <w:p>
       <w:pPr>
@@ -755,18 +704,11 @@
     </w:p>
     <w:tbl>
       <w:tblPr>
+        <w:tblStyle w:val="TableGrid"/>
         <w:tblW w:type="auto" w:w="0"/>
         <w:jc w:val="center"/>
         <w:tblLayout w:type="fixed"/>
         <w:tblLook w:firstColumn="1" w:firstRow="1" w:lastColumn="0" w:lastRow="0" w:noHBand="0" w:noVBand="1" w:val="04A0"/>
-        <w:tblBorders>
-          <w:top w:val="single" w:sz="4" w:space="0" w:color="CCCCCC"/>
-          <w:bottom w:val="single" w:sz="4" w:space="0" w:color="CCCCCC"/>
-          <w:left w:val="none"/>
-          <w:right w:val="none"/>
-          <w:insideH w:val="single" w:sz="4" w:space="0" w:color="CCCCCC"/>
-          <w:insideV w:val="none"/>
-        </w:tblBorders>
       </w:tblPr>
       <w:tblGrid>
         <w:gridCol w:w="2520"/>
@@ -778,7 +720,6 @@
         <w:tc>
           <w:tcPr>
             <w:tcW w:type="dxa" w:w="1440"/>
-            <w:shd w:fill="E5E7EB"/>
             <w:tcMar>
               <w:top w:w="70" w:type="dxa"/>
               <w:bottom w:w="70" w:type="dxa"/>
@@ -795,7 +736,7 @@
                 <w:rFonts w:ascii="Calibri" w:hAnsi="Calibri"/>
                 <w:b/>
                 <w:color w:val="000000"/>
-                <w:sz w:val="18"/>
+                <w:sz w:val="19"/>
               </w:rPr>
               <w:t>Stage</w:t>
             </w:r>
@@ -804,7 +745,6 @@
         <w:tc>
           <w:tcPr>
             <w:tcW w:type="dxa" w:w="2016"/>
-            <w:shd w:fill="E5E7EB"/>
             <w:tcMar>
               <w:top w:w="70" w:type="dxa"/>
               <w:bottom w:w="70" w:type="dxa"/>
@@ -821,7 +761,7 @@
                 <w:rFonts w:ascii="Calibri" w:hAnsi="Calibri"/>
                 <w:b/>
                 <w:color w:val="000000"/>
-                <w:sz w:val="18"/>
+                <w:sz w:val="19"/>
               </w:rPr>
               <w:t>Input</w:t>
             </w:r>
@@ -830,7 +770,6 @@
         <w:tc>
           <w:tcPr>
             <w:tcW w:type="dxa" w:w="3888"/>
-            <w:shd w:fill="E5E7EB"/>
             <w:tcMar>
               <w:top w:w="70" w:type="dxa"/>
               <w:bottom w:w="70" w:type="dxa"/>
@@ -847,7 +786,7 @@
                 <w:rFonts w:ascii="Calibri" w:hAnsi="Calibri"/>
                 <w:b/>
                 <w:color w:val="000000"/>
-                <w:sz w:val="18"/>
+                <w:sz w:val="19"/>
               </w:rPr>
               <w:t>What It Does</w:t>
             </w:r>
@@ -856,7 +795,6 @@
         <w:tc>
           <w:tcPr>
             <w:tcW w:type="dxa" w:w="2016"/>
-            <w:shd w:fill="E5E7EB"/>
             <w:tcMar>
               <w:top w:w="70" w:type="dxa"/>
               <w:bottom w:w="70" w:type="dxa"/>
@@ -873,7 +811,7 @@
                 <w:rFonts w:ascii="Calibri" w:hAnsi="Calibri"/>
                 <w:b/>
                 <w:color w:val="000000"/>
-                <w:sz w:val="18"/>
+                <w:sz w:val="19"/>
               </w:rPr>
               <w:t>Output</w:t>
             </w:r>
@@ -884,7 +822,6 @@
         <w:tc>
           <w:tcPr>
             <w:tcW w:type="dxa" w:w="1440"/>
-            <w:shd w:fill="F9FAFB"/>
             <w:tcMar>
               <w:top w:w="50" w:type="dxa"/>
               <w:bottom w:w="50" w:type="dxa"/>
@@ -901,7 +838,7 @@
                 <w:rFonts w:ascii="Calibri" w:hAnsi="Calibri"/>
                 <w:b/>
                 <w:color w:val="000000"/>
-                <w:sz w:val="17"/>
+                <w:sz w:val="18"/>
               </w:rPr>
               <w:t>1. Ingest</w:t>
             </w:r>
@@ -910,7 +847,6 @@
         <w:tc>
           <w:tcPr>
             <w:tcW w:type="dxa" w:w="2016"/>
-            <w:shd w:fill="F9FAFB"/>
             <w:tcMar>
               <w:top w:w="50" w:type="dxa"/>
               <w:bottom w:w="50" w:type="dxa"/>
@@ -926,7 +862,7 @@
               <w:rPr>
                 <w:rFonts w:ascii="Calibri" w:hAnsi="Calibri"/>
                 <w:color w:val="000000"/>
-                <w:sz w:val="17"/>
+                <w:sz w:val="18"/>
               </w:rPr>
               <w:t>Image file (PNG/JPG)</w:t>
             </w:r>
@@ -935,7 +871,6 @@
         <w:tc>
           <w:tcPr>
             <w:tcW w:type="dxa" w:w="3888"/>
-            <w:shd w:fill="F9FAFB"/>
             <w:tcMar>
               <w:top w:w="50" w:type="dxa"/>
               <w:bottom w:w="50" w:type="dxa"/>
@@ -951,7 +886,7 @@
               <w:rPr>
                 <w:rFonts w:ascii="Calibri" w:hAnsi="Calibri"/>
                 <w:color w:val="000000"/>
-                <w:sz w:val="17"/>
+                <w:sz w:val="18"/>
               </w:rPr>
               <w:t>Validates file header, checks integrity, and decodes image into memory.</w:t>
             </w:r>
@@ -960,7 +895,6 @@
         <w:tc>
           <w:tcPr>
             <w:tcW w:type="dxa" w:w="2016"/>
-            <w:shd w:fill="F9FAFB"/>
             <w:tcMar>
               <w:top w:w="50" w:type="dxa"/>
               <w:bottom w:w="50" w:type="dxa"/>
@@ -976,7 +910,7 @@
               <w:rPr>
                 <w:rFonts w:ascii="Calibri" w:hAnsi="Calibri"/>
                 <w:color w:val="000000"/>
-                <w:sz w:val="17"/>
+                <w:sz w:val="18"/>
               </w:rPr>
               <w:t>Image array in memory</w:t>
             </w:r>
@@ -987,7 +921,6 @@
         <w:tc>
           <w:tcPr>
             <w:tcW w:type="dxa" w:w="1440"/>
-            <w:shd w:fill="FFFFFF"/>
             <w:tcMar>
               <w:top w:w="50" w:type="dxa"/>
               <w:bottom w:w="50" w:type="dxa"/>
@@ -1004,7 +937,7 @@
                 <w:rFonts w:ascii="Calibri" w:hAnsi="Calibri"/>
                 <w:b/>
                 <w:color w:val="000000"/>
-                <w:sz w:val="17"/>
+                <w:sz w:val="18"/>
               </w:rPr>
               <w:t>2. OCR</w:t>
             </w:r>
@@ -1013,7 +946,6 @@
         <w:tc>
           <w:tcPr>
             <w:tcW w:type="dxa" w:w="2016"/>
-            <w:shd w:fill="FFFFFF"/>
             <w:tcMar>
               <w:top w:w="50" w:type="dxa"/>
               <w:bottom w:w="50" w:type="dxa"/>
@@ -1029,7 +961,7 @@
               <w:rPr>
                 <w:rFonts w:ascii="Calibri" w:hAnsi="Calibri"/>
                 <w:color w:val="000000"/>
-                <w:sz w:val="17"/>
+                <w:sz w:val="18"/>
               </w:rPr>
               <w:t>Image array</w:t>
             </w:r>
@@ -1038,7 +970,6 @@
         <w:tc>
           <w:tcPr>
             <w:tcW w:type="dxa" w:w="3888"/>
-            <w:shd w:fill="FFFFFF"/>
             <w:tcMar>
               <w:top w:w="50" w:type="dxa"/>
               <w:bottom w:w="50" w:type="dxa"/>
@@ -1054,7 +985,7 @@
               <w:rPr>
                 <w:rFonts w:ascii="Calibri" w:hAnsi="Calibri"/>
                 <w:color w:val="000000"/>
-                <w:sz w:val="17"/>
+                <w:sz w:val="18"/>
               </w:rPr>
               <w:t>Applies contrast preprocessing and extracts text lines in visual reading order.</w:t>
             </w:r>
@@ -1063,7 +994,6 @@
         <w:tc>
           <w:tcPr>
             <w:tcW w:type="dxa" w:w="2016"/>
-            <w:shd w:fill="FFFFFF"/>
             <w:tcMar>
               <w:top w:w="50" w:type="dxa"/>
               <w:bottom w:w="50" w:type="dxa"/>
@@ -1079,7 +1009,7 @@
               <w:rPr>
                 <w:rFonts w:ascii="Calibri" w:hAnsi="Calibri"/>
                 <w:color w:val="000000"/>
-                <w:sz w:val="17"/>
+                <w:sz w:val="18"/>
               </w:rPr>
               <w:t>Ordered text lines</w:t>
             </w:r>
@@ -1090,7 +1020,6 @@
         <w:tc>
           <w:tcPr>
             <w:tcW w:type="dxa" w:w="1440"/>
-            <w:shd w:fill="F9FAFB"/>
             <w:tcMar>
               <w:top w:w="50" w:type="dxa"/>
               <w:bottom w:w="50" w:type="dxa"/>
@@ -1107,7 +1036,7 @@
                 <w:rFonts w:ascii="Calibri" w:hAnsi="Calibri"/>
                 <w:b/>
                 <w:color w:val="000000"/>
-                <w:sz w:val="17"/>
+                <w:sz w:val="18"/>
               </w:rPr>
               <w:t>3. Parse</w:t>
             </w:r>
@@ -1116,7 +1045,6 @@
         <w:tc>
           <w:tcPr>
             <w:tcW w:type="dxa" w:w="2016"/>
-            <w:shd w:fill="F9FAFB"/>
             <w:tcMar>
               <w:top w:w="50" w:type="dxa"/>
               <w:bottom w:w="50" w:type="dxa"/>
@@ -1132,7 +1060,7 @@
               <w:rPr>
                 <w:rFonts w:ascii="Calibri" w:hAnsi="Calibri"/>
                 <w:color w:val="000000"/>
-                <w:sz w:val="17"/>
+                <w:sz w:val="18"/>
               </w:rPr>
               <w:t>Ordered text lines</w:t>
             </w:r>
@@ -1141,7 +1069,6 @@
         <w:tc>
           <w:tcPr>
             <w:tcW w:type="dxa" w:w="3888"/>
-            <w:shd w:fill="F9FAFB"/>
             <w:tcMar>
               <w:top w:w="50" w:type="dxa"/>
               <w:bottom w:w="50" w:type="dxa"/>
@@ -1157,7 +1084,7 @@
               <w:rPr>
                 <w:rFonts w:ascii="Calibri" w:hAnsi="Calibri"/>
                 <w:color w:val="000000"/>
-                <w:sz w:val="17"/>
+                <w:sz w:val="18"/>
               </w:rPr>
               <w:t>Extracts error codes and messages via regex; masks emails, tokens, and keys.</w:t>
             </w:r>
@@ -1166,7 +1093,6 @@
         <w:tc>
           <w:tcPr>
             <w:tcW w:type="dxa" w:w="2016"/>
-            <w:shd w:fill="F9FAFB"/>
             <w:tcMar>
               <w:top w:w="50" w:type="dxa"/>
               <w:bottom w:w="50" w:type="dxa"/>
@@ -1182,7 +1108,7 @@
               <w:rPr>
                 <w:rFonts w:ascii="Calibri" w:hAnsi="Calibri"/>
                 <w:color w:val="000000"/>
-                <w:sz w:val="17"/>
+                <w:sz w:val="18"/>
               </w:rPr>
               <w:t>Sanitized diagnostic context</w:t>
             </w:r>
@@ -1193,7 +1119,6 @@
         <w:tc>
           <w:tcPr>
             <w:tcW w:type="dxa" w:w="1440"/>
-            <w:shd w:fill="FFFFFF"/>
             <w:tcMar>
               <w:top w:w="50" w:type="dxa"/>
               <w:bottom w:w="50" w:type="dxa"/>
@@ -1210,7 +1135,7 @@
                 <w:rFonts w:ascii="Calibri" w:hAnsi="Calibri"/>
                 <w:b/>
                 <w:color w:val="000000"/>
-                <w:sz w:val="17"/>
+                <w:sz w:val="18"/>
               </w:rPr>
               <w:t>4. Search</w:t>
             </w:r>
@@ -1219,7 +1144,6 @@
         <w:tc>
           <w:tcPr>
             <w:tcW w:type="dxa" w:w="2016"/>
-            <w:shd w:fill="FFFFFF"/>
             <w:tcMar>
               <w:top w:w="50" w:type="dxa"/>
               <w:bottom w:w="50" w:type="dxa"/>
@@ -1235,7 +1159,7 @@
               <w:rPr>
                 <w:rFonts w:ascii="Calibri" w:hAnsi="Calibri"/>
                 <w:color w:val="000000"/>
-                <w:sz w:val="17"/>
+                <w:sz w:val="18"/>
               </w:rPr>
               <w:t>Sanitized context</w:t>
             </w:r>
@@ -1244,7 +1168,6 @@
         <w:tc>
           <w:tcPr>
             <w:tcW w:type="dxa" w:w="3888"/>
-            <w:shd w:fill="FFFFFF"/>
             <w:tcMar>
               <w:top w:w="50" w:type="dxa"/>
               <w:bottom w:w="50" w:type="dxa"/>
@@ -1260,7 +1183,7 @@
               <w:rPr>
                 <w:rFonts w:ascii="Calibri" w:hAnsi="Calibri"/>
                 <w:color w:val="000000"/>
-                <w:sz w:val="17"/>
+                <w:sz w:val="18"/>
               </w:rPr>
               <w:t>Embeds text into a 384-d vector and searches Milvus Lite with code match bonus.</w:t>
             </w:r>
@@ -1269,7 +1192,6 @@
         <w:tc>
           <w:tcPr>
             <w:tcW w:type="dxa" w:w="2016"/>
-            <w:shd w:fill="FFFFFF"/>
             <w:tcMar>
               <w:top w:w="50" w:type="dxa"/>
               <w:bottom w:w="50" w:type="dxa"/>
@@ -1285,7 +1207,7 @@
               <w:rPr>
                 <w:rFonts w:ascii="Calibri" w:hAnsi="Calibri"/>
                 <w:color w:val="000000"/>
-                <w:sz w:val="17"/>
+                <w:sz w:val="18"/>
               </w:rPr>
               <w:t>Top-ranked KB articles</w:t>
             </w:r>
@@ -1296,7 +1218,6 @@
         <w:tc>
           <w:tcPr>
             <w:tcW w:type="dxa" w:w="1440"/>
-            <w:shd w:fill="F9FAFB"/>
             <w:tcMar>
               <w:top w:w="50" w:type="dxa"/>
               <w:bottom w:w="50" w:type="dxa"/>
@@ -1313,7 +1234,7 @@
                 <w:rFonts w:ascii="Calibri" w:hAnsi="Calibri"/>
                 <w:b/>
                 <w:color w:val="000000"/>
-                <w:sz w:val="17"/>
+                <w:sz w:val="18"/>
               </w:rPr>
               <w:t>5. Guard</w:t>
             </w:r>
@@ -1322,7 +1243,6 @@
         <w:tc>
           <w:tcPr>
             <w:tcW w:type="dxa" w:w="2016"/>
-            <w:shd w:fill="F9FAFB"/>
             <w:tcMar>
               <w:top w:w="50" w:type="dxa"/>
               <w:bottom w:w="50" w:type="dxa"/>
@@ -1338,7 +1258,7 @@
               <w:rPr>
                 <w:rFonts w:ascii="Calibri" w:hAnsi="Calibri"/>
                 <w:color w:val="000000"/>
-                <w:sz w:val="17"/>
+                <w:sz w:val="18"/>
               </w:rPr>
               <w:t>Ranked articles</w:t>
             </w:r>
@@ -1347,7 +1267,6 @@
         <w:tc>
           <w:tcPr>
             <w:tcW w:type="dxa" w:w="3888"/>
-            <w:shd w:fill="F9FAFB"/>
             <w:tcMar>
               <w:top w:w="50" w:type="dxa"/>
               <w:bottom w:w="50" w:type="dxa"/>
@@ -1363,7 +1282,7 @@
               <w:rPr>
                 <w:rFonts w:ascii="Calibri" w:hAnsi="Calibri"/>
                 <w:color w:val="000000"/>
-                <w:sz w:val="17"/>
+                <w:sz w:val="18"/>
               </w:rPr>
               <w:t>Checks if top confidence score &gt;= 0.45; triggers safe fallback if low.</w:t>
             </w:r>
@@ -1372,7 +1291,6 @@
         <w:tc>
           <w:tcPr>
             <w:tcW w:type="dxa" w:w="2016"/>
-            <w:shd w:fill="F9FAFB"/>
             <w:tcMar>
               <w:top w:w="50" w:type="dxa"/>
               <w:bottom w:w="50" w:type="dxa"/>
@@ -1388,7 +1306,7 @@
               <w:rPr>
                 <w:rFonts w:ascii="Calibri" w:hAnsi="Calibri"/>
                 <w:color w:val="000000"/>
-                <w:sz w:val="17"/>
+                <w:sz w:val="18"/>
               </w:rPr>
               <w:t>Execution decision</w:t>
             </w:r>
@@ -1399,7 +1317,6 @@
         <w:tc>
           <w:tcPr>
             <w:tcW w:type="dxa" w:w="1440"/>
-            <w:shd w:fill="FFFFFF"/>
             <w:tcMar>
               <w:top w:w="50" w:type="dxa"/>
               <w:bottom w:w="50" w:type="dxa"/>
@@ -1416,7 +1333,7 @@
                 <w:rFonts w:ascii="Calibri" w:hAnsi="Calibri"/>
                 <w:b/>
                 <w:color w:val="000000"/>
-                <w:sz w:val="17"/>
+                <w:sz w:val="18"/>
               </w:rPr>
               <w:t>6. Solve</w:t>
             </w:r>
@@ -1425,7 +1342,6 @@
         <w:tc>
           <w:tcPr>
             <w:tcW w:type="dxa" w:w="2016"/>
-            <w:shd w:fill="FFFFFF"/>
             <w:tcMar>
               <w:top w:w="50" w:type="dxa"/>
               <w:bottom w:w="50" w:type="dxa"/>
@@ -1441,7 +1357,7 @@
               <w:rPr>
                 <w:rFonts w:ascii="Calibri" w:hAnsi="Calibri"/>
                 <w:color w:val="000000"/>
-                <w:sz w:val="17"/>
+                <w:sz w:val="18"/>
               </w:rPr>
               <w:t>Context + Query</w:t>
             </w:r>
@@ -1450,7 +1366,6 @@
         <w:tc>
           <w:tcPr>
             <w:tcW w:type="dxa" w:w="3888"/>
-            <w:shd w:fill="FFFFFF"/>
             <w:tcMar>
               <w:top w:w="50" w:type="dxa"/>
               <w:bottom w:w="50" w:type="dxa"/>
@@ -1466,7 +1381,7 @@
               <w:rPr>
                 <w:rFonts w:ascii="Calibri" w:hAnsi="Calibri"/>
                 <w:color w:val="000000"/>
-                <w:sz w:val="17"/>
+                <w:sz w:val="18"/>
               </w:rPr>
               <w:t>Drafts grounded 5-part troubleshooting instructions citing source documents.</w:t>
             </w:r>
@@ -1475,7 +1390,6 @@
         <w:tc>
           <w:tcPr>
             <w:tcW w:type="dxa" w:w="2016"/>
-            <w:shd w:fill="FFFFFF"/>
             <w:tcMar>
               <w:top w:w="50" w:type="dxa"/>
               <w:bottom w:w="50" w:type="dxa"/>
@@ -1491,7 +1405,7 @@
               <w:rPr>
                 <w:rFonts w:ascii="Calibri" w:hAnsi="Calibri"/>
                 <w:color w:val="000000"/>
-                <w:sz w:val="17"/>
+                <w:sz w:val="18"/>
               </w:rPr>
               <w:t>Customer-ready solution</w:t>
             </w:r>
@@ -1680,56 +1594,21 @@
         <w:t>1. Clone the repository and enter the project directory:</w:t>
       </w:r>
     </w:p>
-    <w:tbl>
-      <w:tblPr>
-        <w:tblW w:type="auto" w:w="0"/>
-        <w:jc w:val="center"/>
-        <w:tblLayout w:type="fixed"/>
-        <w:tblLook w:firstColumn="1" w:firstRow="1" w:lastColumn="0" w:lastRow="0" w:noHBand="0" w:noVBand="1" w:val="04A0"/>
-      </w:tblPr>
-      <w:tblGrid>
-        <w:gridCol w:w="9360"/>
-      </w:tblGrid>
-      <w:tr>
-        <w:tc>
-          <w:tcPr>
-            <w:tcW w:type="dxa" w:w="10080"/>
-            <w:shd w:fill="F3F4F6"/>
-            <w:tcMar>
-              <w:top w:w="60" w:type="dxa"/>
-              <w:bottom w:w="60" w:type="dxa"/>
-              <w:left w:w="120" w:type="dxa"/>
-              <w:right w:w="120" w:type="dxa"/>
-            </w:tcMar>
-            <w:tcBorders>
-              <w:top w:val="single" w:sz="4" w:space="0" w:color="CCCCCC"/>
-              <w:left w:val="single" w:sz="4" w:space="0" w:color="CCCCCC"/>
-              <w:bottom w:val="single" w:sz="4" w:space="0" w:color="CCCCCC"/>
-              <w:right w:val="single" w:sz="4" w:space="0" w:color="CCCCCC"/>
-            </w:tcBorders>
-          </w:tcPr>
-          <w:p>
-            <w:pPr>
-              <w:spacing w:before="40" w:after="40"/>
-            </w:pPr>
-            <w:r>
-              <w:rPr>
-                <w:rFonts w:ascii="Consolas" w:hAnsi="Consolas"/>
-                <w:color w:val="000000"/>
-                <w:sz w:val="18"/>
-              </w:rPr>
-              <w:t>git clone https://github.com/NVKQ2022/MVP.git</w:t>
-              <w:br/>
-              <w:t>cd MVP/AI/ChatbotOCR</w:t>
-            </w:r>
-          </w:p>
-        </w:tc>
-      </w:tr>
-    </w:tbl>
     <w:p>
       <w:pPr>
-        <w:spacing w:after="40"/>
+        <w:spacing w:before="40" w:after="80"/>
+        <w:ind w:left="360"/>
       </w:pPr>
+      <w:r>
+        <w:rPr>
+          <w:rFonts w:ascii="Consolas" w:hAnsi="Consolas"/>
+          <w:color w:val="000000"/>
+          <w:sz w:val="19"/>
+        </w:rPr>
+        <w:t>git clone https://github.com/NVKQ2022/MVP.git</w:t>
+        <w:br/>
+        <w:t>cd MVP/AI/ChatbotOCR</w:t>
+      </w:r>
     </w:p>
     <w:p>
       <w:pPr>
@@ -1744,56 +1623,21 @@
         <w:t>2. Create and activate a Python virtual environment (Python 3.10+ or 3.12):</w:t>
       </w:r>
     </w:p>
-    <w:tbl>
-      <w:tblPr>
-        <w:tblW w:type="auto" w:w="0"/>
-        <w:jc w:val="center"/>
-        <w:tblLayout w:type="fixed"/>
-        <w:tblLook w:firstColumn="1" w:firstRow="1" w:lastColumn="0" w:lastRow="0" w:noHBand="0" w:noVBand="1" w:val="04A0"/>
-      </w:tblPr>
-      <w:tblGrid>
-        <w:gridCol w:w="9360"/>
-      </w:tblGrid>
-      <w:tr>
-        <w:tc>
-          <w:tcPr>
-            <w:tcW w:type="dxa" w:w="10080"/>
-            <w:shd w:fill="F3F4F6"/>
-            <w:tcMar>
-              <w:top w:w="60" w:type="dxa"/>
-              <w:bottom w:w="60" w:type="dxa"/>
-              <w:left w:w="120" w:type="dxa"/>
-              <w:right w:w="120" w:type="dxa"/>
-            </w:tcMar>
-            <w:tcBorders>
-              <w:top w:val="single" w:sz="4" w:space="0" w:color="CCCCCC"/>
-              <w:left w:val="single" w:sz="4" w:space="0" w:color="CCCCCC"/>
-              <w:bottom w:val="single" w:sz="4" w:space="0" w:color="CCCCCC"/>
-              <w:right w:val="single" w:sz="4" w:space="0" w:color="CCCCCC"/>
-            </w:tcBorders>
-          </w:tcPr>
-          <w:p>
-            <w:pPr>
-              <w:spacing w:before="40" w:after="40"/>
-            </w:pPr>
-            <w:r>
-              <w:rPr>
-                <w:rFonts w:ascii="Consolas" w:hAnsi="Consolas"/>
-                <w:color w:val="000000"/>
-                <w:sz w:val="18"/>
-              </w:rPr>
-              <w:t>python3 -m venv venv</w:t>
-              <w:br/>
-              <w:t>source venv/bin/activate    # On Windows: venv\Scripts\activate</w:t>
-            </w:r>
-          </w:p>
-        </w:tc>
-      </w:tr>
-    </w:tbl>
     <w:p>
       <w:pPr>
-        <w:spacing w:after="40"/>
+        <w:spacing w:before="40" w:after="80"/>
+        <w:ind w:left="360"/>
       </w:pPr>
+      <w:r>
+        <w:rPr>
+          <w:rFonts w:ascii="Consolas" w:hAnsi="Consolas"/>
+          <w:color w:val="000000"/>
+          <w:sz w:val="19"/>
+        </w:rPr>
+        <w:t>python3 -m venv venv</w:t>
+        <w:br/>
+        <w:t>source venv/bin/activate    # On Windows: venv\Scripts\activate</w:t>
+      </w:r>
     </w:p>
     <w:p>
       <w:pPr>
@@ -1808,54 +1652,19 @@
         <w:t>3. Install the project dependencies:</w:t>
       </w:r>
     </w:p>
-    <w:tbl>
-      <w:tblPr>
-        <w:tblW w:type="auto" w:w="0"/>
-        <w:jc w:val="center"/>
-        <w:tblLayout w:type="fixed"/>
-        <w:tblLook w:firstColumn="1" w:firstRow="1" w:lastColumn="0" w:lastRow="0" w:noHBand="0" w:noVBand="1" w:val="04A0"/>
-      </w:tblPr>
-      <w:tblGrid>
-        <w:gridCol w:w="9360"/>
-      </w:tblGrid>
-      <w:tr>
-        <w:tc>
-          <w:tcPr>
-            <w:tcW w:type="dxa" w:w="10080"/>
-            <w:shd w:fill="F3F4F6"/>
-            <w:tcMar>
-              <w:top w:w="60" w:type="dxa"/>
-              <w:bottom w:w="60" w:type="dxa"/>
-              <w:left w:w="120" w:type="dxa"/>
-              <w:right w:w="120" w:type="dxa"/>
-            </w:tcMar>
-            <w:tcBorders>
-              <w:top w:val="single" w:sz="4" w:space="0" w:color="CCCCCC"/>
-              <w:left w:val="single" w:sz="4" w:space="0" w:color="CCCCCC"/>
-              <w:bottom w:val="single" w:sz="4" w:space="0" w:color="CCCCCC"/>
-              <w:right w:val="single" w:sz="4" w:space="0" w:color="CCCCCC"/>
-            </w:tcBorders>
-          </w:tcPr>
-          <w:p>
-            <w:pPr>
-              <w:spacing w:before="40" w:after="40"/>
-            </w:pPr>
-            <w:r>
-              <w:rPr>
-                <w:rFonts w:ascii="Consolas" w:hAnsi="Consolas"/>
-                <w:color w:val="000000"/>
-                <w:sz w:val="18"/>
-              </w:rPr>
-              <w:t>pip install -r requirements.txt</w:t>
-            </w:r>
-          </w:p>
-        </w:tc>
-      </w:tr>
-    </w:tbl>
     <w:p>
       <w:pPr>
-        <w:spacing w:after="40"/>
+        <w:spacing w:before="40" w:after="80"/>
+        <w:ind w:left="360"/>
       </w:pPr>
+      <w:r>
+        <w:rPr>
+          <w:rFonts w:ascii="Consolas" w:hAnsi="Consolas"/>
+          <w:color w:val="000000"/>
+          <w:sz w:val="19"/>
+        </w:rPr>
+        <w:t>pip install -r requirements.txt</w:t>
+      </w:r>
     </w:p>
     <w:p>
       <w:pPr>
@@ -1883,56 +1692,21 @@
         <w:t>Copy .env.example to .env and provide your Azure OpenAI credentials (API key, endpoint, model deployment name):</w:t>
       </w:r>
     </w:p>
-    <w:tbl>
-      <w:tblPr>
-        <w:tblW w:type="auto" w:w="0"/>
-        <w:jc w:val="center"/>
-        <w:tblLayout w:type="fixed"/>
-        <w:tblLook w:firstColumn="1" w:firstRow="1" w:lastColumn="0" w:lastRow="0" w:noHBand="0" w:noVBand="1" w:val="04A0"/>
-      </w:tblPr>
-      <w:tblGrid>
-        <w:gridCol w:w="9360"/>
-      </w:tblGrid>
-      <w:tr>
-        <w:tc>
-          <w:tcPr>
-            <w:tcW w:type="dxa" w:w="10080"/>
-            <w:shd w:fill="F3F4F6"/>
-            <w:tcMar>
-              <w:top w:w="60" w:type="dxa"/>
-              <w:bottom w:w="60" w:type="dxa"/>
-              <w:left w:w="120" w:type="dxa"/>
-              <w:right w:w="120" w:type="dxa"/>
-            </w:tcMar>
-            <w:tcBorders>
-              <w:top w:val="single" w:sz="4" w:space="0" w:color="CCCCCC"/>
-              <w:left w:val="single" w:sz="4" w:space="0" w:color="CCCCCC"/>
-              <w:bottom w:val="single" w:sz="4" w:space="0" w:color="CCCCCC"/>
-              <w:right w:val="single" w:sz="4" w:space="0" w:color="CCCCCC"/>
-            </w:tcBorders>
-          </w:tcPr>
-          <w:p>
-            <w:pPr>
-              <w:spacing w:before="40" w:after="40"/>
-            </w:pPr>
-            <w:r>
-              <w:rPr>
-                <w:rFonts w:ascii="Consolas" w:hAnsi="Consolas"/>
-                <w:color w:val="000000"/>
-                <w:sz w:val="18"/>
-              </w:rPr>
-              <w:t>cp .env.example .env</w:t>
-              <w:br/>
-              <w:t># Edit .env with your AZURE_OPENAI_API_KEY and AZURE_OPENAI_ENDPOINT</w:t>
-            </w:r>
-          </w:p>
-        </w:tc>
-      </w:tr>
-    </w:tbl>
     <w:p>
       <w:pPr>
-        <w:spacing w:after="40"/>
+        <w:spacing w:before="40" w:after="80"/>
+        <w:ind w:left="360"/>
       </w:pPr>
+      <w:r>
+        <w:rPr>
+          <w:rFonts w:ascii="Consolas" w:hAnsi="Consolas"/>
+          <w:color w:val="000000"/>
+          <w:sz w:val="19"/>
+        </w:rPr>
+        <w:t>cp .env.example .env</w:t>
+        <w:br/>
+        <w:t># Edit .env with your AZURE_OPENAI_API_KEY and AZURE_OPENAI_ENDPOINT</w:t>
+      </w:r>
     </w:p>
     <w:p>
       <w:pPr>
@@ -1962,56 +1736,21 @@
         <w:t>Launch the application using the root runner:</w:t>
       </w:r>
     </w:p>
-    <w:tbl>
-      <w:tblPr>
-        <w:tblW w:type="auto" w:w="0"/>
-        <w:jc w:val="center"/>
-        <w:tblLayout w:type="fixed"/>
-        <w:tblLook w:firstColumn="1" w:firstRow="1" w:lastColumn="0" w:lastRow="0" w:noHBand="0" w:noVBand="1" w:val="04A0"/>
-      </w:tblPr>
-      <w:tblGrid>
-        <w:gridCol w:w="9360"/>
-      </w:tblGrid>
-      <w:tr>
-        <w:tc>
-          <w:tcPr>
-            <w:tcW w:type="dxa" w:w="10080"/>
-            <w:shd w:fill="F3F4F6"/>
-            <w:tcMar>
-              <w:top w:w="60" w:type="dxa"/>
-              <w:bottom w:w="60" w:type="dxa"/>
-              <w:left w:w="120" w:type="dxa"/>
-              <w:right w:w="120" w:type="dxa"/>
-            </w:tcMar>
-            <w:tcBorders>
-              <w:top w:val="single" w:sz="4" w:space="0" w:color="CCCCCC"/>
-              <w:left w:val="single" w:sz="4" w:space="0" w:color="CCCCCC"/>
-              <w:bottom w:val="single" w:sz="4" w:space="0" w:color="CCCCCC"/>
-              <w:right w:val="single" w:sz="4" w:space="0" w:color="CCCCCC"/>
-            </w:tcBorders>
-          </w:tcPr>
-          <w:p>
-            <w:pPr>
-              <w:spacing w:before="40" w:after="40"/>
-            </w:pPr>
-            <w:r>
-              <w:rPr>
-                <w:rFonts w:ascii="Consolas" w:hAnsi="Consolas"/>
-                <w:color w:val="000000"/>
-                <w:sz w:val="18"/>
-              </w:rPr>
-              <w:t>python main.py</w:t>
-              <w:br/>
-              <w:t># Or explicitly: python main.py server --host 0.0.0.0 --port 8000</w:t>
-            </w:r>
-          </w:p>
-        </w:tc>
-      </w:tr>
-    </w:tbl>
     <w:p>
       <w:pPr>
-        <w:spacing w:after="40"/>
+        <w:spacing w:before="40" w:after="80"/>
+        <w:ind w:left="360"/>
       </w:pPr>
+      <w:r>
+        <w:rPr>
+          <w:rFonts w:ascii="Consolas" w:hAnsi="Consolas"/>
+          <w:color w:val="000000"/>
+          <w:sz w:val="19"/>
+        </w:rPr>
+        <w:t>python main.py</w:t>
+        <w:br/>
+        <w:t># Or explicitly: python main.py server --host 0.0.0.0 --port 8000</w:t>
+      </w:r>
     </w:p>
     <w:p>
       <w:pPr>
@@ -2100,54 +1839,19 @@
         <w:t>You can diagnose an error screenshot directly from the terminal without opening a browser:</w:t>
       </w:r>
     </w:p>
-    <w:tbl>
-      <w:tblPr>
-        <w:tblW w:type="auto" w:w="0"/>
-        <w:jc w:val="center"/>
-        <w:tblLayout w:type="fixed"/>
-        <w:tblLook w:firstColumn="1" w:firstRow="1" w:lastColumn="0" w:lastRow="0" w:noHBand="0" w:noVBand="1" w:val="04A0"/>
-      </w:tblPr>
-      <w:tblGrid>
-        <w:gridCol w:w="9360"/>
-      </w:tblGrid>
-      <w:tr>
-        <w:tc>
-          <w:tcPr>
-            <w:tcW w:type="dxa" w:w="10080"/>
-            <w:shd w:fill="F3F4F6"/>
-            <w:tcMar>
-              <w:top w:w="60" w:type="dxa"/>
-              <w:bottom w:w="60" w:type="dxa"/>
-              <w:left w:w="120" w:type="dxa"/>
-              <w:right w:w="120" w:type="dxa"/>
-            </w:tcMar>
-            <w:tcBorders>
-              <w:top w:val="single" w:sz="4" w:space="0" w:color="CCCCCC"/>
-              <w:left w:val="single" w:sz="4" w:space="0" w:color="CCCCCC"/>
-              <w:bottom w:val="single" w:sz="4" w:space="0" w:color="CCCCCC"/>
-              <w:right w:val="single" w:sz="4" w:space="0" w:color="CCCCCC"/>
-            </w:tcBorders>
-          </w:tcPr>
-          <w:p>
-            <w:pPr>
-              <w:spacing w:before="40" w:after="40"/>
-            </w:pPr>
-            <w:r>
-              <w:rPr>
-                <w:rFonts w:ascii="Consolas" w:hAnsi="Consolas"/>
-                <w:color w:val="000000"/>
-                <w:sz w:val="18"/>
-              </w:rPr>
-              <w:t>python main.py diagnose data/sample_screenshots/kb-auth-001__01__clean_light.png</w:t>
-            </w:r>
-          </w:p>
-        </w:tc>
-      </w:tr>
-    </w:tbl>
     <w:p>
       <w:pPr>
-        <w:spacing w:after="40"/>
+        <w:spacing w:before="40" w:after="80"/>
+        <w:ind w:left="360"/>
       </w:pPr>
+      <w:r>
+        <w:rPr>
+          <w:rFonts w:ascii="Consolas" w:hAnsi="Consolas"/>
+          <w:color w:val="000000"/>
+          <w:sz w:val="19"/>
+        </w:rPr>
+        <w:t>python main.py diagnose data/sample_screenshots/kb-auth-001__01__clean_light.png</w:t>
+      </w:r>
     </w:p>
     <w:p>
       <w:pPr>
@@ -2200,54 +1904,19 @@
         <w:t>Run OCR on any image and optionally save annotated visual boxes:</w:t>
       </w:r>
     </w:p>
-    <w:tbl>
-      <w:tblPr>
-        <w:tblW w:type="auto" w:w="0"/>
-        <w:jc w:val="center"/>
-        <w:tblLayout w:type="fixed"/>
-        <w:tblLook w:firstColumn="1" w:firstRow="1" w:lastColumn="0" w:lastRow="0" w:noHBand="0" w:noVBand="1" w:val="04A0"/>
-      </w:tblPr>
-      <w:tblGrid>
-        <w:gridCol w:w="9360"/>
-      </w:tblGrid>
-      <w:tr>
-        <w:tc>
-          <w:tcPr>
-            <w:tcW w:type="dxa" w:w="10080"/>
-            <w:shd w:fill="F3F4F6"/>
-            <w:tcMar>
-              <w:top w:w="60" w:type="dxa"/>
-              <w:bottom w:w="60" w:type="dxa"/>
-              <w:left w:w="120" w:type="dxa"/>
-              <w:right w:w="120" w:type="dxa"/>
-            </w:tcMar>
-            <w:tcBorders>
-              <w:top w:val="single" w:sz="4" w:space="0" w:color="CCCCCC"/>
-              <w:left w:val="single" w:sz="4" w:space="0" w:color="CCCCCC"/>
-              <w:bottom w:val="single" w:sz="4" w:space="0" w:color="CCCCCC"/>
-              <w:right w:val="single" w:sz="4" w:space="0" w:color="CCCCCC"/>
-            </w:tcBorders>
-          </w:tcPr>
-          <w:p>
-            <w:pPr>
-              <w:spacing w:before="40" w:after="40"/>
-            </w:pPr>
-            <w:r>
-              <w:rPr>
-                <w:rFonts w:ascii="Consolas" w:hAnsi="Consolas"/>
-                <w:color w:val="000000"/>
-                <w:sz w:val="18"/>
-              </w:rPr>
-              <w:t>python main.py ocr demo_output/sample_invoice.jpg --save-annotated demo_output/result.jpg</w:t>
-            </w:r>
-          </w:p>
-        </w:tc>
-      </w:tr>
-    </w:tbl>
     <w:p>
       <w:pPr>
-        <w:spacing w:after="40"/>
+        <w:spacing w:before="40" w:after="80"/>
+        <w:ind w:left="360"/>
       </w:pPr>
+      <w:r>
+        <w:rPr>
+          <w:rFonts w:ascii="Consolas" w:hAnsi="Consolas"/>
+          <w:color w:val="000000"/>
+          <w:sz w:val="19"/>
+        </w:rPr>
+        <w:t>python main.py ocr demo_output/sample_invoice.jpg --save-annotated demo_output/result.jpg</w:t>
+      </w:r>
     </w:p>
     <w:p>
       <w:pPr>
@@ -2272,54 +1941,19 @@
         <w:t>Ask questions directly against the technical knowledge base:</w:t>
       </w:r>
     </w:p>
-    <w:tbl>
-      <w:tblPr>
-        <w:tblW w:type="auto" w:w="0"/>
-        <w:jc w:val="center"/>
-        <w:tblLayout w:type="fixed"/>
-        <w:tblLook w:firstColumn="1" w:firstRow="1" w:lastColumn="0" w:lastRow="0" w:noHBand="0" w:noVBand="1" w:val="04A0"/>
-      </w:tblPr>
-      <w:tblGrid>
-        <w:gridCol w:w="9360"/>
-      </w:tblGrid>
-      <w:tr>
-        <w:tc>
-          <w:tcPr>
-            <w:tcW w:type="dxa" w:w="10080"/>
-            <w:shd w:fill="F3F4F6"/>
-            <w:tcMar>
-              <w:top w:w="60" w:type="dxa"/>
-              <w:bottom w:w="60" w:type="dxa"/>
-              <w:left w:w="120" w:type="dxa"/>
-              <w:right w:w="120" w:type="dxa"/>
-            </w:tcMar>
-            <w:tcBorders>
-              <w:top w:val="single" w:sz="4" w:space="0" w:color="CCCCCC"/>
-              <w:left w:val="single" w:sz="4" w:space="0" w:color="CCCCCC"/>
-              <w:bottom w:val="single" w:sz="4" w:space="0" w:color="CCCCCC"/>
-              <w:right w:val="single" w:sz="4" w:space="0" w:color="CCCCCC"/>
-            </w:tcBorders>
-          </w:tcPr>
-          <w:p>
-            <w:pPr>
-              <w:spacing w:before="40" w:after="40"/>
-            </w:pPr>
-            <w:r>
-              <w:rPr>
-                <w:rFonts w:ascii="Consolas" w:hAnsi="Consolas"/>
-                <w:color w:val="000000"/>
-                <w:sz w:val="18"/>
-              </w:rPr>
-              <w:t>python main.py rag -q "How do I fix authentication token expired error?"</w:t>
-            </w:r>
-          </w:p>
-        </w:tc>
-      </w:tr>
-    </w:tbl>
     <w:p>
       <w:pPr>
-        <w:spacing w:after="40"/>
+        <w:spacing w:before="40" w:after="80"/>
+        <w:ind w:left="360"/>
       </w:pPr>
+      <w:r>
+        <w:rPr>
+          <w:rFonts w:ascii="Consolas" w:hAnsi="Consolas"/>
+          <w:color w:val="000000"/>
+          <w:sz w:val="19"/>
+        </w:rPr>
+        <w:t>python main.py rag -q "How do I fix authentication token expired error?"</w:t>
+      </w:r>
     </w:p>
     <w:p>
       <w:pPr>
@@ -2349,54 +1983,19 @@
         <w:t>Run all unit and integration tests across the OCR, RAG, and Server subsystems:</w:t>
       </w:r>
     </w:p>
-    <w:tbl>
-      <w:tblPr>
-        <w:tblW w:type="auto" w:w="0"/>
-        <w:jc w:val="center"/>
-        <w:tblLayout w:type="fixed"/>
-        <w:tblLook w:firstColumn="1" w:firstRow="1" w:lastColumn="0" w:lastRow="0" w:noHBand="0" w:noVBand="1" w:val="04A0"/>
-      </w:tblPr>
-      <w:tblGrid>
-        <w:gridCol w:w="9360"/>
-      </w:tblGrid>
-      <w:tr>
-        <w:tc>
-          <w:tcPr>
-            <w:tcW w:type="dxa" w:w="10080"/>
-            <w:shd w:fill="F3F4F6"/>
-            <w:tcMar>
-              <w:top w:w="60" w:type="dxa"/>
-              <w:bottom w:w="60" w:type="dxa"/>
-              <w:left w:w="120" w:type="dxa"/>
-              <w:right w:w="120" w:type="dxa"/>
-            </w:tcMar>
-            <w:tcBorders>
-              <w:top w:val="single" w:sz="4" w:space="0" w:color="CCCCCC"/>
-              <w:left w:val="single" w:sz="4" w:space="0" w:color="CCCCCC"/>
-              <w:bottom w:val="single" w:sz="4" w:space="0" w:color="CCCCCC"/>
-              <w:right w:val="single" w:sz="4" w:space="0" w:color="CCCCCC"/>
-            </w:tcBorders>
-          </w:tcPr>
-          <w:p>
-            <w:pPr>
-              <w:spacing w:before="40" w:after="40"/>
-            </w:pPr>
-            <w:r>
-              <w:rPr>
-                <w:rFonts w:ascii="Consolas" w:hAnsi="Consolas"/>
-                <w:color w:val="000000"/>
-                <w:sz w:val="18"/>
-              </w:rPr>
-              <w:t>pytest</w:t>
-            </w:r>
-          </w:p>
-        </w:tc>
-      </w:tr>
-    </w:tbl>
     <w:p>
       <w:pPr>
-        <w:spacing w:after="40"/>
+        <w:spacing w:before="40" w:after="80"/>
+        <w:ind w:left="360"/>
       </w:pPr>
+      <w:r>
+        <w:rPr>
+          <w:rFonts w:ascii="Consolas" w:hAnsi="Consolas"/>
+          <w:color w:val="000000"/>
+          <w:sz w:val="19"/>
+        </w:rPr>
+        <w:t>pytest</w:t>
+      </w:r>
     </w:p>
     <w:p>
       <w:pPr>
@@ -2411,54 +2010,19 @@
         <w:t>Run the end-to-end knowledge base pipeline test verifying all 12 support scenarios:</w:t>
       </w:r>
     </w:p>
-    <w:tbl>
-      <w:tblPr>
-        <w:tblW w:type="auto" w:w="0"/>
-        <w:jc w:val="center"/>
-        <w:tblLayout w:type="fixed"/>
-        <w:tblLook w:firstColumn="1" w:firstRow="1" w:lastColumn="0" w:lastRow="0" w:noHBand="0" w:noVBand="1" w:val="04A0"/>
-      </w:tblPr>
-      <w:tblGrid>
-        <w:gridCol w:w="9360"/>
-      </w:tblGrid>
-      <w:tr>
-        <w:tc>
-          <w:tcPr>
-            <w:tcW w:type="dxa" w:w="10080"/>
-            <w:shd w:fill="F3F4F6"/>
-            <w:tcMar>
-              <w:top w:w="60" w:type="dxa"/>
-              <w:bottom w:w="60" w:type="dxa"/>
-              <w:left w:w="120" w:type="dxa"/>
-              <w:right w:w="120" w:type="dxa"/>
-            </w:tcMar>
-            <w:tcBorders>
-              <w:top w:val="single" w:sz="4" w:space="0" w:color="CCCCCC"/>
-              <w:left w:val="single" w:sz="4" w:space="0" w:color="CCCCCC"/>
-              <w:bottom w:val="single" w:sz="4" w:space="0" w:color="CCCCCC"/>
-              <w:right w:val="single" w:sz="4" w:space="0" w:color="CCCCCC"/>
-            </w:tcBorders>
-          </w:tcPr>
-          <w:p>
-            <w:pPr>
-              <w:spacing w:before="40" w:after="40"/>
-            </w:pPr>
-            <w:r>
-              <w:rPr>
-                <w:rFonts w:ascii="Consolas" w:hAnsi="Consolas"/>
-                <w:color w:val="000000"/>
-                <w:sz w:val="18"/>
-              </w:rPr>
-              <w:t>python RAG/test_rag_pipeline.py</w:t>
-            </w:r>
-          </w:p>
-        </w:tc>
-      </w:tr>
-    </w:tbl>
     <w:p>
       <w:pPr>
-        <w:spacing w:after="40"/>
+        <w:spacing w:before="40" w:after="80"/>
+        <w:ind w:left="360"/>
       </w:pPr>
+      <w:r>
+        <w:rPr>
+          <w:rFonts w:ascii="Consolas" w:hAnsi="Consolas"/>
+          <w:color w:val="000000"/>
+          <w:sz w:val="19"/>
+        </w:rPr>
+        <w:t>python RAG/test_rag_pipeline.py</w:t>
+      </w:r>
     </w:p>
     <w:p>
       <w:pPr>

--- a/AI/ChatbotOCR/SOLUTION_BRIEF.docx
+++ b/AI/ChatbotOCR/SOLUTION_BRIEF.docx
@@ -1412,13 +1412,14 @@
       <w:pPr>
         <w:spacing w:after="80"/>
       </w:pPr>
+      <w:r/>
       <w:r>
         <w:rPr>
           <w:rFonts w:ascii="Calibri" w:hAnsi="Calibri"/>
           <w:color w:val="000000"/>
           <w:sz w:val="21"/>
         </w:rPr>
-        <w:t>Copy .env.example to .env and provide your Azure OpenAI credentials (API key, endpoint, model deployment name):</w:t>
+        <w:t>Copy .env.example to .env and configure the required environment variables for the LLM and vector database:</w:t>
       </w:r>
     </w:p>
     <w:p>
@@ -1426,6 +1427,7 @@
         <w:spacing w:before="40" w:after="80"/>
         <w:ind w:left="360"/>
       </w:pPr>
+      <w:r/>
       <w:r>
         <w:rPr>
           <w:rFonts w:ascii="Consolas" w:hAnsi="Consolas"/>
@@ -1433,22 +1435,18 @@
           <w:sz w:val="19"/>
         </w:rPr>
         <w:t>cp .env.example .env</w:t>
-      </w:r>
-      <w:r>
-        <w:rPr>
-          <w:rFonts w:ascii="Consolas" w:hAnsi="Consolas"/>
-          <w:color w:val="000000"/>
-          <w:sz w:val="19"/>
-        </w:rPr>
         <w:br/>
-      </w:r>
-      <w:r>
-        <w:rPr>
-          <w:rFonts w:ascii="Consolas" w:hAnsi="Consolas"/>
-          <w:color w:val="000000"/>
-          <w:sz w:val="19"/>
-        </w:rPr>
-        <w:t># Edit .env with your AZURE_OPENAI_API_KEY and AZURE_OPENAI_ENDPOINT</w:t>
+        <w:t># Configure the required keys in .env:</w:t>
+        <w:br/>
+        <w:t># OPENAI_API_KEY="your-api-key"</w:t>
+        <w:br/>
+        <w:t># OPENAI_BASE_URL="https://your-resource.openai.azure.com/openai/v1"</w:t>
+        <w:br/>
+        <w:t># MODEL_NAME="gpt-4o-mini"</w:t>
+        <w:br/>
+        <w:t># VECTOR_STORE_TYPE="milvus_lite"</w:t>
+        <w:br/>
+        <w:t># MILVUS_DB_PATH="./data/milvus_lite.db"</w:t>
       </w:r>
     </w:p>
     <w:p>

--- a/AI/ChatbotOCR/SOLUTION_BRIEF.docx
+++ b/AI/ChatbotOCR/SOLUTION_BRIEF.docx
@@ -1419,7 +1419,7 @@
           <w:color w:val="000000"/>
           <w:sz w:val="21"/>
         </w:rPr>
-        <w:t>Copy .env.example to .env and configure the required environment variables for the LLM and vector database:</w:t>
+        <w:t>Create the local environment configuration file by copying .env.example to .env:</w:t>
       </w:r>
     </w:p>
     <w:p>
@@ -1436,17 +1436,19 @@
         </w:rPr>
         <w:t>cp .env.example .env</w:t>
         <w:br/>
-        <w:t># Configure the required keys in .env:</w:t>
+        <w:t># Edit .env with your environment keys:</w:t>
         <w:br/>
-        <w:t># OPENAI_API_KEY="your-api-key"</w:t>
+        <w:t>OPENAI_API_KEY="your-api-key"</w:t>
         <w:br/>
-        <w:t># OPENAI_BASE_URL="https://your-resource.openai.azure.com/openai/v1"</w:t>
+        <w:t>OPENAI_BASE_URL="https://your-resource.openai.azure.com/openai/v1"</w:t>
         <w:br/>
-        <w:t># MODEL_NAME="gpt-4o-mini"</w:t>
+        <w:t>MODEL_NAME="gpt-4o-mini"</w:t>
         <w:br/>
-        <w:t># VECTOR_STORE_TYPE="milvus_lite"</w:t>
+        <w:t>EMBEDDING_MODEL="all-MiniLM-L6-v2"</w:t>
         <w:br/>
-        <w:t># MILVUS_DB_PATH="./data/milvus_lite.db"</w:t>
+        <w:t>VECTOR_STORE_TYPE="milvus_lite"</w:t>
+        <w:br/>
+        <w:t>MILVUS_DB_PATH="./data/milvus_lite.db"</w:t>
       </w:r>
     </w:p>
     <w:p>

--- a/AI/ChatbotOCR/SOLUTION_BRIEF.docx
+++ b/AI/ChatbotOCR/SOLUTION_BRIEF.docx
@@ -556,7 +556,7 @@
           <w:color w:val="000000"/>
           <w:sz w:val="21"/>
         </w:rPr>
-        <w:t>The sanitized diagnostic summary is converted into a vector embedding using a dense embedding model (all-MiniLM-L6-v2). The system then searches against Milvus Lite, an embedded local vector database containing 12 pre-loaded enterprise support articles (covering authentication, database connection issues, network timeouts, storage limits, and server errors).</w:t>
+        <w:t>The sanitized diagnostic summary is converted into a vector embedding using OpenAI's dense embedding model (text-embedding-3-small). The system then searches against Milvus Lite, an embedded local vector database containing 12 pre-loaded enterprise support articles (covering authentication, database connection issues, network timeouts, storage limits, and server errors).</w:t>
       </w:r>
     </w:p>
     <w:p>
@@ -1713,7 +1713,7 @@
         <w:br/>
         <w:t>MODEL_NAME="gpt-4o-mini"</w:t>
         <w:br/>
-        <w:t>EMBEDDING_MODEL="all-MiniLM-L6-v2"</w:t>
+        <w:t>EMBEDDING_MODEL="text-embedding-3-small"</w:t>
         <w:br/>
         <w:t>VECTOR_STORE_TYPE="milvus_lite"</w:t>
         <w:br/>

--- a/AI/ChatbotOCR/SOLUTION_BRIEF.docx
+++ b/AI/ChatbotOCR/SOLUTION_BRIEF.docx
@@ -1550,549 +1550,7 @@
           <w:color w:val="000000"/>
           <w:sz w:val="26"/>
         </w:rPr>
-        <w:t>5. How to Run This Project</w:t>
-      </w:r>
-    </w:p>
-    <w:p>
-      <w:pPr>
-        <w:spacing w:before="0" w:after="80" w:line="276" w:lineRule="auto"/>
-      </w:pPr>
-      <w:r>
-        <w:rPr>
-          <w:rFonts w:ascii="Calibri" w:hAnsi="Calibri"/>
-          <w:color w:val="000000"/>
-          <w:sz w:val="21"/>
-        </w:rPr>
-        <w:t>The project is packaged with a unified CLI entrypoint (main.py) and a FastAPI web server, enabling straightforward setup and execution.</w:t>
-      </w:r>
-    </w:p>
-    <w:p>
-      <w:pPr>
-        <w:keepNext/>
-        <w:spacing w:before="200" w:after="60"/>
-      </w:pPr>
-      <w:r>
-        <w:rPr>
-          <w:rFonts w:ascii="Calibri" w:hAnsi="Calibri"/>
-          <w:b/>
-          <w:color w:val="000000"/>
-          <w:sz w:val="23"/>
-        </w:rPr>
-        <w:t>5.1 Prerequisites &amp; Environment Setup</w:t>
-      </w:r>
-    </w:p>
-    <w:p>
-      <w:pPr>
-        <w:spacing w:before="0" w:after="80" w:line="276" w:lineRule="auto"/>
-      </w:pPr>
-      <w:r>
-        <w:rPr>
-          <w:rFonts w:ascii="Calibri" w:hAnsi="Calibri"/>
-          <w:color w:val="000000"/>
-          <w:sz w:val="21"/>
-        </w:rPr>
-        <w:t>1. Clone the repository and enter the project directory:</w:t>
-      </w:r>
-    </w:p>
-    <w:p>
-      <w:pPr>
-        <w:spacing w:before="40" w:after="80"/>
-        <w:ind w:left="360"/>
-      </w:pPr>
-      <w:r>
-        <w:rPr>
-          <w:rFonts w:ascii="Consolas" w:hAnsi="Consolas"/>
-          <w:color w:val="000000"/>
-          <w:sz w:val="19"/>
-        </w:rPr>
-        <w:t>git clone https://github.com/NVKQ2022/MVP.git</w:t>
-        <w:br/>
-        <w:t>cd MVP/AI/ChatbotOCR</w:t>
-      </w:r>
-    </w:p>
-    <w:p>
-      <w:pPr>
-        <w:spacing w:before="0" w:after="80" w:line="276" w:lineRule="auto"/>
-      </w:pPr>
-      <w:r>
-        <w:rPr>
-          <w:rFonts w:ascii="Calibri" w:hAnsi="Calibri"/>
-          <w:color w:val="000000"/>
-          <w:sz w:val="21"/>
-        </w:rPr>
-        <w:t>2. Create and activate a Python virtual environment (Python 3.10+ or 3.12):</w:t>
-      </w:r>
-    </w:p>
-    <w:p>
-      <w:pPr>
-        <w:spacing w:before="40" w:after="80"/>
-        <w:ind w:left="360"/>
-      </w:pPr>
-      <w:r>
-        <w:rPr>
-          <w:rFonts w:ascii="Consolas" w:hAnsi="Consolas"/>
-          <w:color w:val="000000"/>
-          <w:sz w:val="19"/>
-        </w:rPr>
-        <w:t>python3 -m venv venv</w:t>
-        <w:br/>
-        <w:t>source venv/bin/activate    # On Windows: venv\Scripts\activate</w:t>
-      </w:r>
-    </w:p>
-    <w:p>
-      <w:pPr>
-        <w:spacing w:before="0" w:after="80" w:line="276" w:lineRule="auto"/>
-      </w:pPr>
-      <w:r>
-        <w:rPr>
-          <w:rFonts w:ascii="Calibri" w:hAnsi="Calibri"/>
-          <w:color w:val="000000"/>
-          <w:sz w:val="21"/>
-        </w:rPr>
-        <w:t>3. Install the project dependencies:</w:t>
-      </w:r>
-    </w:p>
-    <w:p>
-      <w:pPr>
-        <w:spacing w:before="40" w:after="80"/>
-        <w:ind w:left="360"/>
-      </w:pPr>
-      <w:r>
-        <w:rPr>
-          <w:rFonts w:ascii="Consolas" w:hAnsi="Consolas"/>
-          <w:color w:val="000000"/>
-          <w:sz w:val="19"/>
-        </w:rPr>
-        <w:t>pip install -r requirements.txt</w:t>
-      </w:r>
-    </w:p>
-    <w:p>
-      <w:pPr>
-        <w:spacing w:before="0" w:after="80" w:line="276" w:lineRule="auto"/>
-      </w:pPr>
-      <w:r>
-        <w:rPr>
-          <w:rFonts w:ascii="Calibri" w:hAnsi="Calibri"/>
-          <w:color w:val="000000"/>
-          <w:sz w:val="21"/>
-        </w:rPr>
-        <w:t>4. Configure environment variables (.env file):</w:t>
-      </w:r>
-    </w:p>
-    <w:p>
-      <w:pPr>
-        <w:spacing w:before="0" w:after="80" w:line="276" w:lineRule="auto"/>
-      </w:pPr>
-      <w:r>
-        <w:rPr>
-          <w:rFonts w:ascii="Calibri" w:hAnsi="Calibri"/>
-          <w:color w:val="000000"/>
-          <w:sz w:val="21"/>
-        </w:rPr>
-        <w:t>Create the local environment configuration file by copying .env.example to .env:</w:t>
-      </w:r>
-    </w:p>
-    <w:p>
-      <w:pPr>
-        <w:spacing w:before="40" w:after="80"/>
-        <w:ind w:left="360"/>
-      </w:pPr>
-      <w:r>
-        <w:rPr>
-          <w:rFonts w:ascii="Consolas" w:hAnsi="Consolas"/>
-          <w:color w:val="000000"/>
-          <w:sz w:val="19"/>
-        </w:rPr>
-        <w:t>cp .env.example .env</w:t>
-        <w:br/>
-        <w:t># Edit .env with your environment keys:</w:t>
-        <w:br/>
-        <w:t>OPENAI_API_KEY="your-api-key"</w:t>
-        <w:br/>
-        <w:t>OPENAI_BASE_URL="https://your-resource.openai.azure.com/openai/v1"</w:t>
-        <w:br/>
-        <w:t>MODEL_NAME="gpt-4o-mini"</w:t>
-        <w:br/>
-        <w:t>EMBEDDING_MODEL="text-embedding-3-small"</w:t>
-        <w:br/>
-        <w:t>VECTOR_STORE_TYPE="milvus_lite"</w:t>
-        <w:br/>
-        <w:t>MILVUS_DB_PATH="./data/milvus_lite.db"</w:t>
-      </w:r>
-    </w:p>
-    <w:p>
-      <w:pPr>
-        <w:spacing w:before="0" w:after="80" w:line="276" w:lineRule="auto"/>
-      </w:pPr>
-      <w:r>
-        <w:rPr>
-          <w:rFonts w:ascii="Calibri" w:hAnsi="Calibri"/>
-          <w:color w:val="000000"/>
-          <w:sz w:val="21"/>
-        </w:rPr>
-        <w:t>5. (Optional) Ingest or Re-index the Knowledge Base:</w:t>
-      </w:r>
-    </w:p>
-    <w:p>
-      <w:pPr>
-        <w:spacing w:before="0" w:after="80" w:line="276" w:lineRule="auto"/>
-      </w:pPr>
-      <w:r>
-        <w:rPr>
-          <w:rFonts w:ascii="Calibri" w:hAnsi="Calibri"/>
-          <w:color w:val="000000"/>
-          <w:sz w:val="21"/>
-        </w:rPr>
-        <w:t>The database is already pre-indexed in data/milvus_lite.db and automatically self-heals if empty. To manually re-index documents from data/kb_documents/:</w:t>
-      </w:r>
-    </w:p>
-    <w:p>
-      <w:pPr>
-        <w:spacing w:before="40" w:after="80"/>
-        <w:ind w:left="360"/>
-      </w:pPr>
-      <w:r>
-        <w:rPr>
-          <w:rFonts w:ascii="Consolas" w:hAnsi="Consolas"/>
-          <w:color w:val="000000"/>
-          <w:sz w:val="19"/>
-        </w:rPr>
-        <w:t>python main.py ingest</w:t>
-        <w:br/>
-        <w:t># Or to clear existing records and rebuild from scratch:</w:t>
-        <w:br/>
-        <w:t>python main.py ingest --force</w:t>
-      </w:r>
-    </w:p>
-    <w:p>
-      <w:pPr>
-        <w:keepNext/>
-        <w:spacing w:before="200" w:after="60"/>
-      </w:pPr>
-      <w:r>
-        <w:rPr>
-          <w:rFonts w:ascii="Calibri" w:hAnsi="Calibri"/>
-          <w:b/>
-          <w:color w:val="000000"/>
-          <w:sz w:val="23"/>
-        </w:rPr>
-        <w:t>5.2 Starting the Web Chat Application</w:t>
-      </w:r>
-    </w:p>
-    <w:p>
-      <w:pPr>
-        <w:spacing w:before="0" w:after="80" w:line="276" w:lineRule="auto"/>
-      </w:pPr>
-      <w:r>
-        <w:rPr>
-          <w:rFonts w:ascii="Calibri" w:hAnsi="Calibri"/>
-          <w:color w:val="000000"/>
-          <w:sz w:val="21"/>
-        </w:rPr>
-        <w:t>Launch the application using the root runner:</w:t>
-      </w:r>
-    </w:p>
-    <w:p>
-      <w:pPr>
-        <w:spacing w:before="40" w:after="80"/>
-        <w:ind w:left="360"/>
-      </w:pPr>
-      <w:r>
-        <w:rPr>
-          <w:rFonts w:ascii="Consolas" w:hAnsi="Consolas"/>
-          <w:color w:val="000000"/>
-          <w:sz w:val="19"/>
-        </w:rPr>
-        <w:t>python main.py</w:t>
-        <w:br/>
-        <w:t># Or explicitly: python main.py server --host 0.0.0.0 --port 8000</w:t>
-      </w:r>
-    </w:p>
-    <w:p>
-      <w:pPr>
-        <w:spacing w:before="0" w:after="80" w:line="276" w:lineRule="auto"/>
-      </w:pPr>
-      <w:r>
-        <w:rPr>
-          <w:rFonts w:ascii="Calibri" w:hAnsi="Calibri"/>
-          <w:color w:val="000000"/>
-          <w:sz w:val="21"/>
-        </w:rPr>
-        <w:t>Once started, open your web browser to:</w:t>
-      </w:r>
-    </w:p>
-    <w:p>
-      <w:pPr>
-        <w:pStyle w:val="ListBullet"/>
-        <w:spacing w:before="0" w:after="50" w:line="276" w:lineRule="auto"/>
-      </w:pPr>
-      <w:r>
-        <w:rPr>
-          <w:rFonts w:ascii="Calibri" w:hAnsi="Calibri"/>
-          <w:b/>
-          <w:color w:val="000000"/>
-          <w:sz w:val="20"/>
-        </w:rPr>
-        <w:t xml:space="preserve">Web Chat Interface: </w:t>
-      </w:r>
-      <w:r>
-        <w:rPr>
-          <w:rFonts w:ascii="Calibri" w:hAnsi="Calibri"/>
-          <w:color w:val="000000"/>
-          <w:sz w:val="20"/>
-        </w:rPr>
-        <w:t>http://localhost:8000 — Interactive single-page support chatbot UI with drag-and-drop screenshot upload.</w:t>
-      </w:r>
-    </w:p>
-    <w:p>
-      <w:pPr>
-        <w:pStyle w:val="ListBullet"/>
-        <w:spacing w:before="0" w:after="50" w:line="276" w:lineRule="auto"/>
-      </w:pPr>
-      <w:r>
-        <w:rPr>
-          <w:rFonts w:ascii="Calibri" w:hAnsi="Calibri"/>
-          <w:b/>
-          <w:color w:val="000000"/>
-          <w:sz w:val="20"/>
-        </w:rPr>
-        <w:t xml:space="preserve">API Documentation: </w:t>
-      </w:r>
-      <w:r>
-        <w:rPr>
-          <w:rFonts w:ascii="Calibri" w:hAnsi="Calibri"/>
-          <w:color w:val="000000"/>
-          <w:sz w:val="20"/>
-        </w:rPr>
-        <w:t>http://localhost:8000/docs — Interactive OpenAPI / Swagger documentation for testing REST endpoints directly.</w:t>
-      </w:r>
-    </w:p>
-    <w:p>
-      <w:pPr>
-        <w:keepNext/>
-        <w:spacing w:before="200" w:after="60"/>
-      </w:pPr>
-      <w:r>
-        <w:rPr>
-          <w:rFonts w:ascii="Calibri" w:hAnsi="Calibri"/>
-          <w:b/>
-          <w:color w:val="000000"/>
-          <w:sz w:val="23"/>
-        </w:rPr>
-        <w:t>5.3 Running End-to-End Terminal Diagnosis (CLI)</w:t>
-      </w:r>
-    </w:p>
-    <w:p>
-      <w:pPr>
-        <w:spacing w:before="0" w:after="80" w:line="276" w:lineRule="auto"/>
-      </w:pPr>
-      <w:r>
-        <w:rPr>
-          <w:rFonts w:ascii="Calibri" w:hAnsi="Calibri"/>
-          <w:color w:val="000000"/>
-          <w:sz w:val="21"/>
-        </w:rPr>
-        <w:t>You can diagnose an error screenshot directly from the terminal without opening a browser:</w:t>
-      </w:r>
-    </w:p>
-    <w:p>
-      <w:pPr>
-        <w:spacing w:before="40" w:after="80"/>
-        <w:ind w:left="360"/>
-      </w:pPr>
-      <w:r>
-        <w:rPr>
-          <w:rFonts w:ascii="Consolas" w:hAnsi="Consolas"/>
-          <w:color w:val="000000"/>
-          <w:sz w:val="19"/>
-        </w:rPr>
-        <w:t>python main.py diagnose data/sample_screenshots/kb-auth-001__01__clean_light.png</w:t>
-      </w:r>
-    </w:p>
-    <w:p>
-      <w:pPr>
-        <w:spacing w:before="0" w:after="80" w:line="276" w:lineRule="auto"/>
-      </w:pPr>
-      <w:r>
-        <w:rPr>
-          <w:rFonts w:ascii="Calibri" w:hAnsi="Calibri"/>
-          <w:color w:val="000000"/>
-          <w:sz w:val="21"/>
-        </w:rPr>
-        <w:t>This command executes the full pipeline in the terminal: extracts text using PaddleOCR, searches Milvus Lite, and prints the grounded resolution along with latency and confidence metrics.</w:t>
-      </w:r>
-    </w:p>
-    <w:p>
-      <w:pPr>
-        <w:keepNext/>
-        <w:spacing w:before="200" w:after="60"/>
-      </w:pPr>
-      <w:r>
-        <w:rPr>
-          <w:rFonts w:ascii="Calibri" w:hAnsi="Calibri"/>
-          <w:b/>
-          <w:color w:val="000000"/>
-          <w:sz w:val="23"/>
-        </w:rPr>
-        <w:t>5.4 Standalone OCR and RAG Commands</w:t>
-      </w:r>
-    </w:p>
-    <w:p>
-      <w:pPr>
-        <w:pStyle w:val="ListBullet"/>
-        <w:spacing w:before="0" w:after="50" w:line="276" w:lineRule="auto"/>
-      </w:pPr>
-      <w:r>
-        <w:rPr>
-          <w:rFonts w:ascii="Calibri" w:hAnsi="Calibri"/>
-          <w:b/>
-          <w:color w:val="000000"/>
-          <w:sz w:val="20"/>
-        </w:rPr>
-        <w:t xml:space="preserve">Standalone OCR: </w:t>
-      </w:r>
-      <w:r>
-        <w:rPr>
-          <w:rFonts w:ascii="Calibri" w:hAnsi="Calibri"/>
-          <w:color w:val="000000"/>
-          <w:sz w:val="20"/>
-        </w:rPr>
-        <w:t>Run OCR on any image and optionally save annotated visual boxes:</w:t>
-      </w:r>
-    </w:p>
-    <w:p>
-      <w:pPr>
-        <w:spacing w:before="40" w:after="80"/>
-        <w:ind w:left="360"/>
-      </w:pPr>
-      <w:r>
-        <w:rPr>
-          <w:rFonts w:ascii="Consolas" w:hAnsi="Consolas"/>
-          <w:color w:val="000000"/>
-          <w:sz w:val="19"/>
-        </w:rPr>
-        <w:t>python main.py ocr demo_output/sample_invoice.jpg --save-annotated demo_output/result.jpg</w:t>
-      </w:r>
-    </w:p>
-    <w:p>
-      <w:pPr>
-        <w:pStyle w:val="ListBullet"/>
-        <w:spacing w:before="0" w:after="50" w:line="276" w:lineRule="auto"/>
-      </w:pPr>
-      <w:r>
-        <w:rPr>
-          <w:rFonts w:ascii="Calibri" w:hAnsi="Calibri"/>
-          <w:b/>
-          <w:color w:val="000000"/>
-          <w:sz w:val="20"/>
-        </w:rPr>
-        <w:t xml:space="preserve">Standalone Knowledge Query: </w:t>
-      </w:r>
-      <w:r>
-        <w:rPr>
-          <w:rFonts w:ascii="Calibri" w:hAnsi="Calibri"/>
-          <w:color w:val="000000"/>
-          <w:sz w:val="20"/>
-        </w:rPr>
-        <w:t>Ask questions directly against the technical knowledge base:</w:t>
-      </w:r>
-    </w:p>
-    <w:p>
-      <w:pPr>
-        <w:spacing w:before="40" w:after="80"/>
-        <w:ind w:left="360"/>
-      </w:pPr>
-      <w:r>
-        <w:rPr>
-          <w:rFonts w:ascii="Consolas" w:hAnsi="Consolas"/>
-          <w:color w:val="000000"/>
-          <w:sz w:val="19"/>
-        </w:rPr>
-        <w:t>python main.py rag -q "How do I fix authentication token expired error?"</w:t>
-      </w:r>
-    </w:p>
-    <w:p>
-      <w:pPr>
-        <w:keepNext/>
-        <w:spacing w:before="200" w:after="60"/>
-      </w:pPr>
-      <w:r>
-        <w:rPr>
-          <w:rFonts w:ascii="Calibri" w:hAnsi="Calibri"/>
-          <w:b/>
-          <w:color w:val="000000"/>
-          <w:sz w:val="23"/>
-        </w:rPr>
-        <w:t>5.5 Running the Automated Test Suite</w:t>
-      </w:r>
-    </w:p>
-    <w:p>
-      <w:pPr>
-        <w:spacing w:before="0" w:after="80" w:line="276" w:lineRule="auto"/>
-      </w:pPr>
-      <w:r>
-        <w:rPr>
-          <w:rFonts w:ascii="Calibri" w:hAnsi="Calibri"/>
-          <w:color w:val="000000"/>
-          <w:sz w:val="21"/>
-        </w:rPr>
-        <w:t>Run all unit and integration tests across the OCR, RAG, and Server subsystems:</w:t>
-      </w:r>
-    </w:p>
-    <w:p>
-      <w:pPr>
-        <w:spacing w:before="40" w:after="80"/>
-        <w:ind w:left="360"/>
-      </w:pPr>
-      <w:r>
-        <w:rPr>
-          <w:rFonts w:ascii="Consolas" w:hAnsi="Consolas"/>
-          <w:color w:val="000000"/>
-          <w:sz w:val="19"/>
-        </w:rPr>
-        <w:t>pytest</w:t>
-      </w:r>
-    </w:p>
-    <w:p>
-      <w:pPr>
-        <w:spacing w:before="0" w:after="80" w:line="276" w:lineRule="auto"/>
-      </w:pPr>
-      <w:r>
-        <w:rPr>
-          <w:rFonts w:ascii="Calibri" w:hAnsi="Calibri"/>
-          <w:color w:val="000000"/>
-          <w:sz w:val="21"/>
-        </w:rPr>
-        <w:t>Run the end-to-end knowledge base pipeline test verifying all 12 support scenarios:</w:t>
-      </w:r>
-    </w:p>
-    <w:p>
-      <w:pPr>
-        <w:spacing w:before="40" w:after="80"/>
-        <w:ind w:left="360"/>
-      </w:pPr>
-      <w:r>
-        <w:rPr>
-          <w:rFonts w:ascii="Consolas" w:hAnsi="Consolas"/>
-          <w:color w:val="000000"/>
-          <w:sz w:val="19"/>
-        </w:rPr>
-        <w:t>python RAG/test_rag_pipeline.py</w:t>
-      </w:r>
-    </w:p>
-    <w:p>
-      <w:pPr>
-        <w:keepNext/>
-        <w:spacing w:before="280" w:after="80"/>
-      </w:pPr>
-      <w:r>
-        <w:rPr>
-          <w:rFonts w:ascii="Calibri" w:hAnsi="Calibri"/>
-          <w:b/>
-          <w:color w:val="000000"/>
-          <w:sz w:val="26"/>
-        </w:rPr>
-        <w:t>6. Verification &amp; Robustness Results</w:t>
+        <w:t>5. Verification &amp; Robustness Results</w:t>
       </w:r>
     </w:p>
     <w:p>
